--- a/docs/系统设计文档.docx
+++ b/docs/系统设计文档.docx
@@ -884,7 +884,7 @@
       <w:r>
         <w:fldChar w:fldCharType="separate"/>
       </w:r>
-      <w:hyperlink w:anchor="_Toc243933261" w:history="1">
+      <w:hyperlink w:anchor="_Toc243935238" w:history="1">
         <w:r>
           <w:rPr>
             <w:rStyle w:val="aff9"/>
@@ -930,7 +930,7 @@
             <w:noProof/>
             <w:webHidden/>
           </w:rPr>
-          <w:instrText>PAGEREF _Toc243933261 \h</w:instrText>
+          <w:instrText>PAGEREF _Toc243935238 \h</w:instrText>
         </w:r>
         <w:r>
           <w:rPr>
@@ -990,7 +990,7 @@
           <w14:ligatures w14:val="standardContextual"/>
         </w:rPr>
       </w:pPr>
-      <w:hyperlink w:anchor="_Toc243933262" w:history="1">
+      <w:hyperlink w:anchor="_Toc243935239" w:history="1">
         <w:r>
           <w:rPr>
             <w:rStyle w:val="aff9"/>
@@ -1036,7 +1036,7 @@
             <w:noProof/>
             <w:webHidden/>
           </w:rPr>
-          <w:instrText>PAGEREF _Toc243933262 \h</w:instrText>
+          <w:instrText>PAGEREF _Toc243935239 \h</w:instrText>
         </w:r>
         <w:r>
           <w:rPr>
@@ -1096,7 +1096,7 @@
           <w14:ligatures w14:val="standardContextual"/>
         </w:rPr>
       </w:pPr>
-      <w:hyperlink w:anchor="_Toc243933263" w:history="1">
+      <w:hyperlink w:anchor="_Toc243935240" w:history="1">
         <w:r>
           <w:rPr>
             <w:rStyle w:val="aff9"/>
@@ -1142,7 +1142,7 @@
             <w:noProof/>
             <w:webHidden/>
           </w:rPr>
-          <w:instrText>PAGEREF _Toc243933263 \h</w:instrText>
+          <w:instrText>PAGEREF _Toc243935240 \h</w:instrText>
         </w:r>
         <w:r>
           <w:rPr>
@@ -1202,7 +1202,7 @@
           <w14:ligatures w14:val="standardContextual"/>
         </w:rPr>
       </w:pPr>
-      <w:hyperlink w:anchor="_Toc243933264" w:history="1">
+      <w:hyperlink w:anchor="_Toc243935241" w:history="1">
         <w:r>
           <w:rPr>
             <w:rStyle w:val="aff9"/>
@@ -1248,7 +1248,7 @@
             <w:noProof/>
             <w:webHidden/>
           </w:rPr>
-          <w:instrText>PAGEREF _Toc243933264 \h</w:instrText>
+          <w:instrText>PAGEREF _Toc243935241 \h</w:instrText>
         </w:r>
         <w:r>
           <w:rPr>
@@ -1308,7 +1308,7 @@
           <w14:ligatures w14:val="standardContextual"/>
         </w:rPr>
       </w:pPr>
-      <w:hyperlink w:anchor="_Toc243933265" w:history="1">
+      <w:hyperlink w:anchor="_Toc243935242" w:history="1">
         <w:r>
           <w:rPr>
             <w:rStyle w:val="aff9"/>
@@ -1354,7 +1354,7 @@
             <w:noProof/>
             <w:webHidden/>
           </w:rPr>
-          <w:instrText>PAGEREF _Toc243933265 \h</w:instrText>
+          <w:instrText>PAGEREF _Toc243935242 \h</w:instrText>
         </w:r>
         <w:r>
           <w:rPr>
@@ -1414,7 +1414,7 @@
           <w14:ligatures w14:val="standardContextual"/>
         </w:rPr>
       </w:pPr>
-      <w:hyperlink w:anchor="_Toc243933266" w:history="1">
+      <w:hyperlink w:anchor="_Toc243935243" w:history="1">
         <w:r>
           <w:rPr>
             <w:rStyle w:val="aff9"/>
@@ -1460,7 +1460,7 @@
             <w:noProof/>
             <w:webHidden/>
           </w:rPr>
-          <w:instrText>PAGEREF _Toc243933266 \h</w:instrText>
+          <w:instrText>PAGEREF _Toc243935243 \h</w:instrText>
         </w:r>
         <w:r>
           <w:rPr>
@@ -1519,7 +1519,7 @@
           <w14:ligatures w14:val="standardContextual"/>
         </w:rPr>
       </w:pPr>
-      <w:hyperlink w:anchor="_Toc243933267" w:history="1">
+      <w:hyperlink w:anchor="_Toc243935244" w:history="1">
         <w:r>
           <w:rPr>
             <w:rStyle w:val="aff9"/>
@@ -1565,7 +1565,7 @@
             <w:noProof/>
             <w:webHidden/>
           </w:rPr>
-          <w:instrText>PAGEREF _Toc243933267 \h</w:instrText>
+          <w:instrText>PAGEREF _Toc243935244 \h</w:instrText>
         </w:r>
         <w:r>
           <w:rPr>
@@ -1625,7 +1625,7 @@
           <w14:ligatures w14:val="standardContextual"/>
         </w:rPr>
       </w:pPr>
-      <w:hyperlink w:anchor="_Toc243933268" w:history="1">
+      <w:hyperlink w:anchor="_Toc243935245" w:history="1">
         <w:r>
           <w:rPr>
             <w:rStyle w:val="aff9"/>
@@ -1671,7 +1671,7 @@
             <w:noProof/>
             <w:webHidden/>
           </w:rPr>
-          <w:instrText>PAGEREF _Toc243933268 \h</w:instrText>
+          <w:instrText>PAGEREF _Toc243935245 \h</w:instrText>
         </w:r>
         <w:r>
           <w:rPr>
@@ -1731,7 +1731,7 @@
           <w14:ligatures w14:val="standardContextual"/>
         </w:rPr>
       </w:pPr>
-      <w:hyperlink w:anchor="_Toc243933269" w:history="1">
+      <w:hyperlink w:anchor="_Toc243935246" w:history="1">
         <w:r>
           <w:rPr>
             <w:rStyle w:val="aff9"/>
@@ -1777,7 +1777,7 @@
             <w:noProof/>
             <w:webHidden/>
           </w:rPr>
-          <w:instrText>PAGEREF _Toc243933269 \h</w:instrText>
+          <w:instrText>PAGEREF _Toc243935246 \h</w:instrText>
         </w:r>
         <w:r>
           <w:rPr>
@@ -1837,7 +1837,7 @@
           <w14:ligatures w14:val="standardContextual"/>
         </w:rPr>
       </w:pPr>
-      <w:hyperlink w:anchor="_Toc243933270" w:history="1">
+      <w:hyperlink w:anchor="_Toc243935247" w:history="1">
         <w:r>
           <w:rPr>
             <w:rStyle w:val="aff9"/>
@@ -1883,7 +1883,7 @@
             <w:noProof/>
             <w:webHidden/>
           </w:rPr>
-          <w:instrText>PAGEREF _Toc243933270 \h</w:instrText>
+          <w:instrText>PAGEREF _Toc243935247 \h</w:instrText>
         </w:r>
         <w:r>
           <w:rPr>
@@ -1943,7 +1943,7 @@
           <w14:ligatures w14:val="standardContextual"/>
         </w:rPr>
       </w:pPr>
-      <w:hyperlink w:anchor="_Toc243933271" w:history="1">
+      <w:hyperlink w:anchor="_Toc243935248" w:history="1">
         <w:r>
           <w:rPr>
             <w:rStyle w:val="aff9"/>
@@ -1989,7 +1989,7 @@
             <w:noProof/>
             <w:webHidden/>
           </w:rPr>
-          <w:instrText>PAGEREF _Toc243933271 \h</w:instrText>
+          <w:instrText>PAGEREF _Toc243935248 \h</w:instrText>
         </w:r>
         <w:r>
           <w:rPr>
@@ -2049,7 +2049,7 @@
           <w14:ligatures w14:val="standardContextual"/>
         </w:rPr>
       </w:pPr>
-      <w:hyperlink w:anchor="_Toc243933272" w:history="1">
+      <w:hyperlink w:anchor="_Toc243935249" w:history="1">
         <w:r>
           <w:rPr>
             <w:rStyle w:val="aff9"/>
@@ -2095,7 +2095,7 @@
             <w:noProof/>
             <w:webHidden/>
           </w:rPr>
-          <w:instrText>PAGEREF _Toc243933272 \h</w:instrText>
+          <w:instrText>PAGEREF _Toc243935249 \h</w:instrText>
         </w:r>
         <w:r>
           <w:rPr>
@@ -2154,7 +2154,7 @@
           <w14:ligatures w14:val="standardContextual"/>
         </w:rPr>
       </w:pPr>
-      <w:hyperlink w:anchor="_Toc243933273" w:history="1">
+      <w:hyperlink w:anchor="_Toc243935250" w:history="1">
         <w:r>
           <w:rPr>
             <w:rStyle w:val="aff9"/>
@@ -2200,7 +2200,7 @@
             <w:noProof/>
             <w:webHidden/>
           </w:rPr>
-          <w:instrText>PAGEREF _Toc243933273 \h</w:instrText>
+          <w:instrText>PAGEREF _Toc243935250 \h</w:instrText>
         </w:r>
         <w:r>
           <w:rPr>
@@ -2260,7 +2260,7 @@
           <w14:ligatures w14:val="standardContextual"/>
         </w:rPr>
       </w:pPr>
-      <w:hyperlink w:anchor="_Toc243933274" w:history="1">
+      <w:hyperlink w:anchor="_Toc243935251" w:history="1">
         <w:r>
           <w:rPr>
             <w:rStyle w:val="aff9"/>
@@ -2306,7 +2306,7 @@
             <w:noProof/>
             <w:webHidden/>
           </w:rPr>
-          <w:instrText>PAGEREF _Toc243933274 \h</w:instrText>
+          <w:instrText>PAGEREF _Toc243935251 \h</w:instrText>
         </w:r>
         <w:r>
           <w:rPr>
@@ -2366,7 +2366,7 @@
           <w14:ligatures w14:val="standardContextual"/>
         </w:rPr>
       </w:pPr>
-      <w:hyperlink w:anchor="_Toc243933275" w:history="1">
+      <w:hyperlink w:anchor="_Toc243935252" w:history="1">
         <w:r>
           <w:rPr>
             <w:rStyle w:val="aff9"/>
@@ -2412,7 +2412,7 @@
             <w:noProof/>
             <w:webHidden/>
           </w:rPr>
-          <w:instrText>PAGEREF _Toc243933275 \h</w:instrText>
+          <w:instrText>PAGEREF _Toc243935252 \h</w:instrText>
         </w:r>
         <w:r>
           <w:rPr>
@@ -2472,7 +2472,7 @@
           <w14:ligatures w14:val="standardContextual"/>
         </w:rPr>
       </w:pPr>
-      <w:hyperlink w:anchor="_Toc243933276" w:history="1">
+      <w:hyperlink w:anchor="_Toc243935253" w:history="1">
         <w:r>
           <w:rPr>
             <w:rStyle w:val="aff9"/>
@@ -2518,7 +2518,7 @@
             <w:noProof/>
             <w:webHidden/>
           </w:rPr>
-          <w:instrText>PAGEREF _Toc243933276 \h</w:instrText>
+          <w:instrText>PAGEREF _Toc243935253 \h</w:instrText>
         </w:r>
         <w:r>
           <w:rPr>
@@ -2578,7 +2578,7 @@
           <w14:ligatures w14:val="standardContextual"/>
         </w:rPr>
       </w:pPr>
-      <w:hyperlink w:anchor="_Toc243933277" w:history="1">
+      <w:hyperlink w:anchor="_Toc243935254" w:history="1">
         <w:r>
           <w:rPr>
             <w:rStyle w:val="aff9"/>
@@ -2624,7 +2624,7 @@
             <w:noProof/>
             <w:webHidden/>
           </w:rPr>
-          <w:instrText>PAGEREF _Toc243933277 \h</w:instrText>
+          <w:instrText>PAGEREF _Toc243935254 \h</w:instrText>
         </w:r>
         <w:r>
           <w:rPr>
@@ -2684,7 +2684,7 @@
           <w14:ligatures w14:val="standardContextual"/>
         </w:rPr>
       </w:pPr>
-      <w:hyperlink w:anchor="_Toc243933278" w:history="1">
+      <w:hyperlink w:anchor="_Toc243935255" w:history="1">
         <w:r>
           <w:rPr>
             <w:rStyle w:val="aff9"/>
@@ -2730,7 +2730,7 @@
             <w:noProof/>
             <w:webHidden/>
           </w:rPr>
-          <w:instrText>PAGEREF _Toc243933278 \h</w:instrText>
+          <w:instrText>PAGEREF _Toc243935255 \h</w:instrText>
         </w:r>
         <w:r>
           <w:rPr>
@@ -2790,7 +2790,7 @@
           <w14:ligatures w14:val="standardContextual"/>
         </w:rPr>
       </w:pPr>
-      <w:hyperlink w:anchor="_Toc243933279" w:history="1">
+      <w:hyperlink w:anchor="_Toc243935256" w:history="1">
         <w:r>
           <w:rPr>
             <w:rStyle w:val="aff9"/>
@@ -2836,7 +2836,7 @@
             <w:noProof/>
             <w:webHidden/>
           </w:rPr>
-          <w:instrText>PAGEREF _Toc243933279 \h</w:instrText>
+          <w:instrText>PAGEREF _Toc243935256 \h</w:instrText>
         </w:r>
         <w:r>
           <w:rPr>
@@ -2895,7 +2895,7 @@
           <w14:ligatures w14:val="standardContextual"/>
         </w:rPr>
       </w:pPr>
-      <w:hyperlink w:anchor="_Toc243933280" w:history="1">
+      <w:hyperlink w:anchor="_Toc243935257" w:history="1">
         <w:r>
           <w:rPr>
             <w:rStyle w:val="aff9"/>
@@ -2941,7 +2941,7 @@
             <w:noProof/>
             <w:webHidden/>
           </w:rPr>
-          <w:instrText>PAGEREF _Toc243933280 \h</w:instrText>
+          <w:instrText>PAGEREF _Toc243935257 \h</w:instrText>
         </w:r>
         <w:r>
           <w:rPr>
@@ -3001,7 +3001,7 @@
           <w14:ligatures w14:val="standardContextual"/>
         </w:rPr>
       </w:pPr>
-      <w:hyperlink w:anchor="_Toc243933281" w:history="1">
+      <w:hyperlink w:anchor="_Toc243935258" w:history="1">
         <w:r>
           <w:rPr>
             <w:rStyle w:val="aff9"/>
@@ -3047,7 +3047,7 @@
             <w:noProof/>
             <w:webHidden/>
           </w:rPr>
-          <w:instrText>PAGEREF _Toc243933281 \h</w:instrText>
+          <w:instrText>PAGEREF _Toc243935258 \h</w:instrText>
         </w:r>
         <w:r>
           <w:rPr>
@@ -3107,7 +3107,7 @@
           <w14:ligatures w14:val="standardContextual"/>
         </w:rPr>
       </w:pPr>
-      <w:hyperlink w:anchor="_Toc243933282" w:history="1">
+      <w:hyperlink w:anchor="_Toc243935259" w:history="1">
         <w:r>
           <w:rPr>
             <w:rStyle w:val="aff9"/>
@@ -3153,7 +3153,7 @@
             <w:noProof/>
             <w:webHidden/>
           </w:rPr>
-          <w:instrText>PAGEREF _Toc243933282 \h</w:instrText>
+          <w:instrText>PAGEREF _Toc243935259 \h</w:instrText>
         </w:r>
         <w:r>
           <w:rPr>
@@ -3213,7 +3213,7 @@
           <w14:ligatures w14:val="standardContextual"/>
         </w:rPr>
       </w:pPr>
-      <w:hyperlink w:anchor="_Toc243933283" w:history="1">
+      <w:hyperlink w:anchor="_Toc243935260" w:history="1">
         <w:r>
           <w:rPr>
             <w:rStyle w:val="aff9"/>
@@ -3275,7 +3275,7 @@
             <w:noProof/>
             <w:webHidden/>
           </w:rPr>
-          <w:instrText>PAGEREF _Toc243933283 \h</w:instrText>
+          <w:instrText>PAGEREF _Toc243935260 \h</w:instrText>
         </w:r>
         <w:r>
           <w:rPr>
@@ -3335,7 +3335,7 @@
           <w14:ligatures w14:val="standardContextual"/>
         </w:rPr>
       </w:pPr>
-      <w:hyperlink w:anchor="_Toc243933284" w:history="1">
+      <w:hyperlink w:anchor="_Toc243935261" w:history="1">
         <w:r>
           <w:rPr>
             <w:rStyle w:val="aff9"/>
@@ -3397,7 +3397,7 @@
             <w:noProof/>
             <w:webHidden/>
           </w:rPr>
-          <w:instrText>PAGEREF _Toc243933284 \h</w:instrText>
+          <w:instrText>PAGEREF _Toc243935261 \h</w:instrText>
         </w:r>
         <w:r>
           <w:rPr>
@@ -3457,7 +3457,7 @@
           <w14:ligatures w14:val="standardContextual"/>
         </w:rPr>
       </w:pPr>
-      <w:hyperlink w:anchor="_Toc243933285" w:history="1">
+      <w:hyperlink w:anchor="_Toc243935262" w:history="1">
         <w:r>
           <w:rPr>
             <w:rStyle w:val="aff9"/>
@@ -3535,7 +3535,7 @@
             <w:noProof/>
             <w:webHidden/>
           </w:rPr>
-          <w:instrText>PAGEREF _Toc243933285 \h</w:instrText>
+          <w:instrText>PAGEREF _Toc243935262 \h</w:instrText>
         </w:r>
         <w:r>
           <w:rPr>
@@ -3595,7 +3595,7 @@
           <w14:ligatures w14:val="standardContextual"/>
         </w:rPr>
       </w:pPr>
-      <w:hyperlink w:anchor="_Toc243933286" w:history="1">
+      <w:hyperlink w:anchor="_Toc243935263" w:history="1">
         <w:r>
           <w:rPr>
             <w:rStyle w:val="aff9"/>
@@ -3657,7 +3657,7 @@
             <w:noProof/>
             <w:webHidden/>
           </w:rPr>
-          <w:instrText>PAGEREF _Toc243933286 \h</w:instrText>
+          <w:instrText>PAGEREF _Toc243935263 \h</w:instrText>
         </w:r>
         <w:r>
           <w:rPr>
@@ -3717,7 +3717,7 @@
           <w14:ligatures w14:val="standardContextual"/>
         </w:rPr>
       </w:pPr>
-      <w:hyperlink w:anchor="_Toc243933287" w:history="1">
+      <w:hyperlink w:anchor="_Toc243935264" w:history="1">
         <w:r>
           <w:rPr>
             <w:rStyle w:val="aff9"/>
@@ -3779,7 +3779,7 @@
             <w:noProof/>
             <w:webHidden/>
           </w:rPr>
-          <w:instrText>PAGEREF _Toc243933287 \h</w:instrText>
+          <w:instrText>PAGEREF _Toc243935264 \h</w:instrText>
         </w:r>
         <w:r>
           <w:rPr>
@@ -3839,7 +3839,7 @@
           <w14:ligatures w14:val="standardContextual"/>
         </w:rPr>
       </w:pPr>
-      <w:hyperlink w:anchor="_Toc243933288" w:history="1">
+      <w:hyperlink w:anchor="_Toc243935265" w:history="1">
         <w:r>
           <w:rPr>
             <w:rStyle w:val="aff9"/>
@@ -3885,7 +3885,7 @@
             <w:noProof/>
             <w:webHidden/>
           </w:rPr>
-          <w:instrText>PAGEREF _Toc243933288 \h</w:instrText>
+          <w:instrText>PAGEREF _Toc243935265 \h</w:instrText>
         </w:r>
         <w:r>
           <w:rPr>
@@ -3945,7 +3945,7 @@
           <w14:ligatures w14:val="standardContextual"/>
         </w:rPr>
       </w:pPr>
-      <w:hyperlink w:anchor="_Toc243933289" w:history="1">
+      <w:hyperlink w:anchor="_Toc243935266" w:history="1">
         <w:r>
           <w:rPr>
             <w:rStyle w:val="aff9"/>
@@ -3991,7 +3991,7 @@
             <w:noProof/>
             <w:webHidden/>
           </w:rPr>
-          <w:instrText>PAGEREF _Toc243933289 \h</w:instrText>
+          <w:instrText>PAGEREF _Toc243935266 \h</w:instrText>
         </w:r>
         <w:r>
           <w:rPr>
@@ -4051,7 +4051,7 @@
           <w14:ligatures w14:val="standardContextual"/>
         </w:rPr>
       </w:pPr>
-      <w:hyperlink w:anchor="_Toc243933290" w:history="1">
+      <w:hyperlink w:anchor="_Toc243935267" w:history="1">
         <w:r>
           <w:rPr>
             <w:rStyle w:val="aff9"/>
@@ -4097,7 +4097,7 @@
             <w:noProof/>
             <w:webHidden/>
           </w:rPr>
-          <w:instrText>PAGEREF _Toc243933290 \h</w:instrText>
+          <w:instrText>PAGEREF _Toc243935267 \h</w:instrText>
         </w:r>
         <w:r>
           <w:rPr>
@@ -4157,7 +4157,7 @@
           <w14:ligatures w14:val="standardContextual"/>
         </w:rPr>
       </w:pPr>
-      <w:hyperlink w:anchor="_Toc243933291" w:history="1">
+      <w:hyperlink w:anchor="_Toc243935268" w:history="1">
         <w:r>
           <w:rPr>
             <w:rStyle w:val="aff9"/>
@@ -4203,7 +4203,7 @@
             <w:noProof/>
             <w:webHidden/>
           </w:rPr>
-          <w:instrText>PAGEREF _Toc243933291 \h</w:instrText>
+          <w:instrText>PAGEREF _Toc243935268 \h</w:instrText>
         </w:r>
         <w:r>
           <w:rPr>
@@ -4263,7 +4263,7 @@
           <w14:ligatures w14:val="standardContextual"/>
         </w:rPr>
       </w:pPr>
-      <w:hyperlink w:anchor="_Toc243933292" w:history="1">
+      <w:hyperlink w:anchor="_Toc243935269" w:history="1">
         <w:r>
           <w:rPr>
             <w:rStyle w:val="aff9"/>
@@ -4309,7 +4309,7 @@
             <w:noProof/>
             <w:webHidden/>
           </w:rPr>
-          <w:instrText>PAGEREF _Toc243933292 \h</w:instrText>
+          <w:instrText>PAGEREF _Toc243935269 \h</w:instrText>
         </w:r>
         <w:r>
           <w:rPr>
@@ -4369,7 +4369,7 @@
           <w14:ligatures w14:val="standardContextual"/>
         </w:rPr>
       </w:pPr>
-      <w:hyperlink w:anchor="_Toc243933293" w:history="1">
+      <w:hyperlink w:anchor="_Toc243935270" w:history="1">
         <w:r>
           <w:rPr>
             <w:rStyle w:val="aff9"/>
@@ -4415,7 +4415,7 @@
             <w:noProof/>
             <w:webHidden/>
           </w:rPr>
-          <w:instrText>PAGEREF _Toc243933293 \h</w:instrText>
+          <w:instrText>PAGEREF _Toc243935270 \h</w:instrText>
         </w:r>
         <w:r>
           <w:rPr>
@@ -4475,7 +4475,7 @@
           <w14:ligatures w14:val="standardContextual"/>
         </w:rPr>
       </w:pPr>
-      <w:hyperlink w:anchor="_Toc243933294" w:history="1">
+      <w:hyperlink w:anchor="_Toc243935271" w:history="1">
         <w:r>
           <w:rPr>
             <w:rStyle w:val="aff9"/>
@@ -4521,7 +4521,7 @@
             <w:noProof/>
             <w:webHidden/>
           </w:rPr>
-          <w:instrText>PAGEREF _Toc243933294 \h</w:instrText>
+          <w:instrText>PAGEREF _Toc243935271 \h</w:instrText>
         </w:r>
         <w:r>
           <w:rPr>
@@ -4580,7 +4580,7 @@
           <w14:ligatures w14:val="standardContextual"/>
         </w:rPr>
       </w:pPr>
-      <w:hyperlink w:anchor="_Toc243933295" w:history="1">
+      <w:hyperlink w:anchor="_Toc243935272" w:history="1">
         <w:r>
           <w:rPr>
             <w:rStyle w:val="aff9"/>
@@ -4626,7 +4626,7 @@
             <w:noProof/>
             <w:webHidden/>
           </w:rPr>
-          <w:instrText>PAGEREF _Toc243933295 \h</w:instrText>
+          <w:instrText>PAGEREF _Toc243935272 \h</w:instrText>
         </w:r>
         <w:r>
           <w:rPr>
@@ -4686,7 +4686,7 @@
           <w14:ligatures w14:val="standardContextual"/>
         </w:rPr>
       </w:pPr>
-      <w:hyperlink w:anchor="_Toc243933296" w:history="1">
+      <w:hyperlink w:anchor="_Toc243935273" w:history="1">
         <w:r>
           <w:rPr>
             <w:rStyle w:val="aff9"/>
@@ -4732,7 +4732,7 @@
             <w:noProof/>
             <w:webHidden/>
           </w:rPr>
-          <w:instrText>PAGEREF _Toc243933296 \h</w:instrText>
+          <w:instrText>PAGEREF _Toc243935273 \h</w:instrText>
         </w:r>
         <w:r>
           <w:rPr>
@@ -4792,7 +4792,7 @@
           <w14:ligatures w14:val="standardContextual"/>
         </w:rPr>
       </w:pPr>
-      <w:hyperlink w:anchor="_Toc243933297" w:history="1">
+      <w:hyperlink w:anchor="_Toc243935274" w:history="1">
         <w:r>
           <w:rPr>
             <w:rStyle w:val="aff9"/>
@@ -4838,7 +4838,7 @@
             <w:noProof/>
             <w:webHidden/>
           </w:rPr>
-          <w:instrText>PAGEREF _Toc243933297 \h</w:instrText>
+          <w:instrText>PAGEREF _Toc243935274 \h</w:instrText>
         </w:r>
         <w:r>
           <w:rPr>
@@ -4898,7 +4898,7 @@
           <w14:ligatures w14:val="standardContextual"/>
         </w:rPr>
       </w:pPr>
-      <w:hyperlink w:anchor="_Toc243933298" w:history="1">
+      <w:hyperlink w:anchor="_Toc243935275" w:history="1">
         <w:r>
           <w:rPr>
             <w:rStyle w:val="aff9"/>
@@ -4944,7 +4944,7 @@
             <w:noProof/>
             <w:webHidden/>
           </w:rPr>
-          <w:instrText>PAGEREF _Toc243933298 \h</w:instrText>
+          <w:instrText>PAGEREF _Toc243935275 \h</w:instrText>
         </w:r>
         <w:r>
           <w:rPr>
@@ -5004,7 +5004,7 @@
           <w14:ligatures w14:val="standardContextual"/>
         </w:rPr>
       </w:pPr>
-      <w:hyperlink w:anchor="_Toc243933299" w:history="1">
+      <w:hyperlink w:anchor="_Toc243935276" w:history="1">
         <w:r>
           <w:rPr>
             <w:rStyle w:val="aff9"/>
@@ -5050,7 +5050,7 @@
             <w:noProof/>
             <w:webHidden/>
           </w:rPr>
-          <w:instrText>PAGEREF _Toc243933299 \h</w:instrText>
+          <w:instrText>PAGEREF _Toc243935276 \h</w:instrText>
         </w:r>
         <w:r>
           <w:rPr>
@@ -5110,7 +5110,7 @@
           <w14:ligatures w14:val="standardContextual"/>
         </w:rPr>
       </w:pPr>
-      <w:hyperlink w:anchor="_Toc243933300" w:history="1">
+      <w:hyperlink w:anchor="_Toc243935277" w:history="1">
         <w:r>
           <w:rPr>
             <w:rStyle w:val="aff9"/>
@@ -5156,7 +5156,7 @@
             <w:noProof/>
             <w:webHidden/>
           </w:rPr>
-          <w:instrText>PAGEREF _Toc243933300 \h</w:instrText>
+          <w:instrText>PAGEREF _Toc243935277 \h</w:instrText>
         </w:r>
         <w:r>
           <w:rPr>
@@ -5216,7 +5216,7 @@
           <w14:ligatures w14:val="standardContextual"/>
         </w:rPr>
       </w:pPr>
-      <w:hyperlink w:anchor="_Toc243933301" w:history="1">
+      <w:hyperlink w:anchor="_Toc243935278" w:history="1">
         <w:r>
           <w:rPr>
             <w:rStyle w:val="aff9"/>
@@ -5262,7 +5262,7 @@
             <w:noProof/>
             <w:webHidden/>
           </w:rPr>
-          <w:instrText>PAGEREF _Toc243933301 \h</w:instrText>
+          <w:instrText>PAGEREF _Toc243935278 \h</w:instrText>
         </w:r>
         <w:r>
           <w:rPr>
@@ -5322,7 +5322,7 @@
           <w14:ligatures w14:val="standardContextual"/>
         </w:rPr>
       </w:pPr>
-      <w:hyperlink w:anchor="_Toc243933302" w:history="1">
+      <w:hyperlink w:anchor="_Toc243935279" w:history="1">
         <w:r>
           <w:rPr>
             <w:rStyle w:val="aff9"/>
@@ -5368,7 +5368,7 @@
             <w:noProof/>
             <w:webHidden/>
           </w:rPr>
-          <w:instrText>PAGEREF _Toc243933302 \h</w:instrText>
+          <w:instrText>PAGEREF _Toc243935279 \h</w:instrText>
         </w:r>
         <w:r>
           <w:rPr>
@@ -5428,7 +5428,7 @@
           <w14:ligatures w14:val="standardContextual"/>
         </w:rPr>
       </w:pPr>
-      <w:hyperlink w:anchor="_Toc243933303" w:history="1">
+      <w:hyperlink w:anchor="_Toc243935280" w:history="1">
         <w:r>
           <w:rPr>
             <w:rStyle w:val="aff9"/>
@@ -5474,7 +5474,7 @@
             <w:noProof/>
             <w:webHidden/>
           </w:rPr>
-          <w:instrText>PAGEREF _Toc243933303 \h</w:instrText>
+          <w:instrText>PAGEREF _Toc243935280 \h</w:instrText>
         </w:r>
         <w:r>
           <w:rPr>
@@ -5534,7 +5534,7 @@
           <w14:ligatures w14:val="standardContextual"/>
         </w:rPr>
       </w:pPr>
-      <w:hyperlink w:anchor="_Toc243933304" w:history="1">
+      <w:hyperlink w:anchor="_Toc243935281" w:history="1">
         <w:r>
           <w:rPr>
             <w:rStyle w:val="aff9"/>
@@ -5580,7 +5580,7 @@
             <w:noProof/>
             <w:webHidden/>
           </w:rPr>
-          <w:instrText>PAGEREF _Toc243933304 \h</w:instrText>
+          <w:instrText>PAGEREF _Toc243935281 \h</w:instrText>
         </w:r>
         <w:r>
           <w:rPr>
@@ -5640,7 +5640,7 @@
           <w14:ligatures w14:val="standardContextual"/>
         </w:rPr>
       </w:pPr>
-      <w:hyperlink w:anchor="_Toc243933305" w:history="1">
+      <w:hyperlink w:anchor="_Toc243935282" w:history="1">
         <w:r>
           <w:rPr>
             <w:rStyle w:val="aff9"/>
@@ -5686,7 +5686,7 @@
             <w:noProof/>
             <w:webHidden/>
           </w:rPr>
-          <w:instrText>PAGEREF _Toc243933305 \h</w:instrText>
+          <w:instrText>PAGEREF _Toc243935282 \h</w:instrText>
         </w:r>
         <w:r>
           <w:rPr>
@@ -5746,7 +5746,7 @@
           <w14:ligatures w14:val="standardContextual"/>
         </w:rPr>
       </w:pPr>
-      <w:hyperlink w:anchor="_Toc243933306" w:history="1">
+      <w:hyperlink w:anchor="_Toc243935283" w:history="1">
         <w:r>
           <w:rPr>
             <w:rStyle w:val="aff9"/>
@@ -5792,7 +5792,7 @@
             <w:noProof/>
             <w:webHidden/>
           </w:rPr>
-          <w:instrText>PAGEREF _Toc243933306 \h</w:instrText>
+          <w:instrText>PAGEREF _Toc243935283 \h</w:instrText>
         </w:r>
         <w:r>
           <w:rPr>
@@ -5852,7 +5852,7 @@
           <w14:ligatures w14:val="standardContextual"/>
         </w:rPr>
       </w:pPr>
-      <w:hyperlink w:anchor="_Toc243933307" w:history="1">
+      <w:hyperlink w:anchor="_Toc243935284" w:history="1">
         <w:r>
           <w:rPr>
             <w:rStyle w:val="aff9"/>
@@ -5898,7 +5898,7 @@
             <w:noProof/>
             <w:webHidden/>
           </w:rPr>
-          <w:instrText>PAGEREF _Toc243933307 \h</w:instrText>
+          <w:instrText>PAGEREF _Toc243935284 \h</w:instrText>
         </w:r>
         <w:r>
           <w:rPr>
@@ -5958,7 +5958,7 @@
           <w14:ligatures w14:val="standardContextual"/>
         </w:rPr>
       </w:pPr>
-      <w:hyperlink w:anchor="_Toc243933308" w:history="1">
+      <w:hyperlink w:anchor="_Toc243935285" w:history="1">
         <w:r>
           <w:rPr>
             <w:rStyle w:val="aff9"/>
@@ -6004,7 +6004,7 @@
             <w:noProof/>
             <w:webHidden/>
           </w:rPr>
-          <w:instrText>PAGEREF _Toc243933308 \h</w:instrText>
+          <w:instrText>PAGEREF _Toc243935285 \h</w:instrText>
         </w:r>
         <w:r>
           <w:rPr>
@@ -6064,7 +6064,7 @@
           <w14:ligatures w14:val="standardContextual"/>
         </w:rPr>
       </w:pPr>
-      <w:hyperlink w:anchor="_Toc243933309" w:history="1">
+      <w:hyperlink w:anchor="_Toc243935286" w:history="1">
         <w:r>
           <w:rPr>
             <w:rStyle w:val="aff9"/>
@@ -6110,7 +6110,7 @@
             <w:noProof/>
             <w:webHidden/>
           </w:rPr>
-          <w:instrText>PAGEREF _Toc243933309 \h</w:instrText>
+          <w:instrText>PAGEREF _Toc243935286 \h</w:instrText>
         </w:r>
         <w:r>
           <w:rPr>
@@ -6170,7 +6170,7 @@
           <w14:ligatures w14:val="standardContextual"/>
         </w:rPr>
       </w:pPr>
-      <w:hyperlink w:anchor="_Toc243933310" w:history="1">
+      <w:hyperlink w:anchor="_Toc243935287" w:history="1">
         <w:r>
           <w:rPr>
             <w:rStyle w:val="aff9"/>
@@ -6216,7 +6216,7 @@
             <w:noProof/>
             <w:webHidden/>
           </w:rPr>
-          <w:instrText>PAGEREF _Toc243933310 \h</w:instrText>
+          <w:instrText>PAGEREF _Toc243935287 \h</w:instrText>
         </w:r>
         <w:r>
           <w:rPr>
@@ -6276,7 +6276,7 @@
           <w14:ligatures w14:val="standardContextual"/>
         </w:rPr>
       </w:pPr>
-      <w:hyperlink w:anchor="_Toc243933311" w:history="1">
+      <w:hyperlink w:anchor="_Toc243935288" w:history="1">
         <w:r>
           <w:rPr>
             <w:rStyle w:val="aff9"/>
@@ -6322,7 +6322,7 @@
             <w:noProof/>
             <w:webHidden/>
           </w:rPr>
-          <w:instrText>PAGEREF _Toc243933311 \h</w:instrText>
+          <w:instrText>PAGEREF _Toc243935288 \h</w:instrText>
         </w:r>
         <w:r>
           <w:rPr>
@@ -6382,7 +6382,7 @@
           <w14:ligatures w14:val="standardContextual"/>
         </w:rPr>
       </w:pPr>
-      <w:hyperlink w:anchor="_Toc243933312" w:history="1">
+      <w:hyperlink w:anchor="_Toc243935289" w:history="1">
         <w:r>
           <w:rPr>
             <w:rStyle w:val="aff9"/>
@@ -6428,7 +6428,7 @@
             <w:noProof/>
             <w:webHidden/>
           </w:rPr>
-          <w:instrText>PAGEREF _Toc243933312 \h</w:instrText>
+          <w:instrText>PAGEREF _Toc243935289 \h</w:instrText>
         </w:r>
         <w:r>
           <w:rPr>
@@ -6487,7 +6487,7 @@
           <w14:ligatures w14:val="standardContextual"/>
         </w:rPr>
       </w:pPr>
-      <w:hyperlink w:anchor="_Toc243933313" w:history="1">
+      <w:hyperlink w:anchor="_Toc243935290" w:history="1">
         <w:r>
           <w:rPr>
             <w:rStyle w:val="aff9"/>
@@ -6533,7 +6533,7 @@
             <w:noProof/>
             <w:webHidden/>
           </w:rPr>
-          <w:instrText>PAGEREF _Toc243933313 \h</w:instrText>
+          <w:instrText>PAGEREF _Toc243935290 \h</w:instrText>
         </w:r>
         <w:r>
           <w:rPr>
@@ -6593,7 +6593,7 @@
           <w14:ligatures w14:val="standardContextual"/>
         </w:rPr>
       </w:pPr>
-      <w:hyperlink w:anchor="_Toc243933314" w:history="1">
+      <w:hyperlink w:anchor="_Toc243935291" w:history="1">
         <w:r>
           <w:rPr>
             <w:rStyle w:val="aff9"/>
@@ -6655,7 +6655,7 @@
             <w:noProof/>
             <w:webHidden/>
           </w:rPr>
-          <w:instrText>PAGEREF _Toc243933314 \h</w:instrText>
+          <w:instrText>PAGEREF _Toc243935291 \h</w:instrText>
         </w:r>
         <w:r>
           <w:rPr>
@@ -6715,7 +6715,7 @@
           <w14:ligatures w14:val="standardContextual"/>
         </w:rPr>
       </w:pPr>
-      <w:hyperlink w:anchor="_Toc243933315" w:history="1">
+      <w:hyperlink w:anchor="_Toc243935292" w:history="1">
         <w:r>
           <w:rPr>
             <w:rStyle w:val="aff9"/>
@@ -6761,7 +6761,7 @@
             <w:noProof/>
             <w:webHidden/>
           </w:rPr>
-          <w:instrText>PAGEREF _Toc243933315 \h</w:instrText>
+          <w:instrText>PAGEREF _Toc243935292 \h</w:instrText>
         </w:r>
         <w:r>
           <w:rPr>
@@ -6821,7 +6821,7 @@
           <w14:ligatures w14:val="standardContextual"/>
         </w:rPr>
       </w:pPr>
-      <w:hyperlink w:anchor="_Toc243933316" w:history="1">
+      <w:hyperlink w:anchor="_Toc243935293" w:history="1">
         <w:r>
           <w:rPr>
             <w:rStyle w:val="aff9"/>
@@ -6867,7 +6867,7 @@
             <w:noProof/>
             <w:webHidden/>
           </w:rPr>
-          <w:instrText>PAGEREF _Toc243933316 \h</w:instrText>
+          <w:instrText>PAGEREF _Toc243935293 \h</w:instrText>
         </w:r>
         <w:r>
           <w:rPr>
@@ -6927,7 +6927,7 @@
           <w14:ligatures w14:val="standardContextual"/>
         </w:rPr>
       </w:pPr>
-      <w:hyperlink w:anchor="_Toc243933317" w:history="1">
+      <w:hyperlink w:anchor="_Toc243935294" w:history="1">
         <w:r>
           <w:rPr>
             <w:rStyle w:val="aff9"/>
@@ -6973,7 +6973,7 @@
             <w:noProof/>
             <w:webHidden/>
           </w:rPr>
-          <w:instrText>PAGEREF _Toc243933317 \h</w:instrText>
+          <w:instrText>PAGEREF _Toc243935294 \h</w:instrText>
         </w:r>
         <w:r>
           <w:rPr>
@@ -7033,7 +7033,7 @@
           <w14:ligatures w14:val="standardContextual"/>
         </w:rPr>
       </w:pPr>
-      <w:hyperlink w:anchor="_Toc243933318" w:history="1">
+      <w:hyperlink w:anchor="_Toc243935295" w:history="1">
         <w:r>
           <w:rPr>
             <w:rStyle w:val="aff9"/>
@@ -7079,7 +7079,7 @@
             <w:noProof/>
             <w:webHidden/>
           </w:rPr>
-          <w:instrText>PAGEREF _Toc243933318 \h</w:instrText>
+          <w:instrText>PAGEREF _Toc243935295 \h</w:instrText>
         </w:r>
         <w:r>
           <w:rPr>
@@ -7139,7 +7139,7 @@
           <w14:ligatures w14:val="standardContextual"/>
         </w:rPr>
       </w:pPr>
-      <w:hyperlink w:anchor="_Toc243933319" w:history="1">
+      <w:hyperlink w:anchor="_Toc243935296" w:history="1">
         <w:r>
           <w:rPr>
             <w:rStyle w:val="aff9"/>
@@ -7185,7 +7185,7 @@
             <w:noProof/>
             <w:webHidden/>
           </w:rPr>
-          <w:instrText>PAGEREF _Toc243933319 \h</w:instrText>
+          <w:instrText>PAGEREF _Toc243935296 \h</w:instrText>
         </w:r>
         <w:r>
           <w:rPr>
@@ -7245,7 +7245,7 @@
           <w14:ligatures w14:val="standardContextual"/>
         </w:rPr>
       </w:pPr>
-      <w:hyperlink w:anchor="_Toc243933320" w:history="1">
+      <w:hyperlink w:anchor="_Toc243935297" w:history="1">
         <w:r>
           <w:rPr>
             <w:rStyle w:val="aff9"/>
@@ -7307,7 +7307,7 @@
             <w:noProof/>
             <w:webHidden/>
           </w:rPr>
-          <w:instrText>PAGEREF _Toc243933320 \h</w:instrText>
+          <w:instrText>PAGEREF _Toc243935297 \h</w:instrText>
         </w:r>
         <w:r>
           <w:rPr>
@@ -7367,7 +7367,7 @@
           <w14:ligatures w14:val="standardContextual"/>
         </w:rPr>
       </w:pPr>
-      <w:hyperlink w:anchor="_Toc243933321" w:history="1">
+      <w:hyperlink w:anchor="_Toc243935298" w:history="1">
         <w:r>
           <w:rPr>
             <w:rStyle w:val="aff9"/>
@@ -7413,7 +7413,7 @@
             <w:noProof/>
             <w:webHidden/>
           </w:rPr>
-          <w:instrText>PAGEREF _Toc243933321 \h</w:instrText>
+          <w:instrText>PAGEREF _Toc243935298 \h</w:instrText>
         </w:r>
         <w:r>
           <w:rPr>
@@ -7473,7 +7473,7 @@
           <w14:ligatures w14:val="standardContextual"/>
         </w:rPr>
       </w:pPr>
-      <w:hyperlink w:anchor="_Toc243933322" w:history="1">
+      <w:hyperlink w:anchor="_Toc243935299" w:history="1">
         <w:r>
           <w:rPr>
             <w:rStyle w:val="aff9"/>
@@ -7519,7 +7519,7 @@
             <w:noProof/>
             <w:webHidden/>
           </w:rPr>
-          <w:instrText>PAGEREF _Toc243933322 \h</w:instrText>
+          <w:instrText>PAGEREF _Toc243935299 \h</w:instrText>
         </w:r>
         <w:r>
           <w:rPr>
@@ -7579,7 +7579,7 @@
           <w14:ligatures w14:val="standardContextual"/>
         </w:rPr>
       </w:pPr>
-      <w:hyperlink w:anchor="_Toc243933323" w:history="1">
+      <w:hyperlink w:anchor="_Toc243935300" w:history="1">
         <w:r>
           <w:rPr>
             <w:rStyle w:val="aff9"/>
@@ -7625,7 +7625,7 @@
             <w:noProof/>
             <w:webHidden/>
           </w:rPr>
-          <w:instrText>PAGEREF _Toc243933323 \h</w:instrText>
+          <w:instrText>PAGEREF _Toc243935300 \h</w:instrText>
         </w:r>
         <w:r>
           <w:rPr>
@@ -7685,7 +7685,7 @@
           <w14:ligatures w14:val="standardContextual"/>
         </w:rPr>
       </w:pPr>
-      <w:hyperlink w:anchor="_Toc243933324" w:history="1">
+      <w:hyperlink w:anchor="_Toc243935301" w:history="1">
         <w:r>
           <w:rPr>
             <w:rStyle w:val="aff9"/>
@@ -7731,7 +7731,7 @@
             <w:noProof/>
             <w:webHidden/>
           </w:rPr>
-          <w:instrText>PAGEREF _Toc243933324 \h</w:instrText>
+          <w:instrText>PAGEREF _Toc243935301 \h</w:instrText>
         </w:r>
         <w:r>
           <w:rPr>
@@ -7791,7 +7791,7 @@
           <w14:ligatures w14:val="standardContextual"/>
         </w:rPr>
       </w:pPr>
-      <w:hyperlink w:anchor="_Toc243933325" w:history="1">
+      <w:hyperlink w:anchor="_Toc243935302" w:history="1">
         <w:r>
           <w:rPr>
             <w:rStyle w:val="aff9"/>
@@ -7837,7 +7837,7 @@
             <w:noProof/>
             <w:webHidden/>
           </w:rPr>
-          <w:instrText>PAGEREF _Toc243933325 \h</w:instrText>
+          <w:instrText>PAGEREF _Toc243935302 \h</w:instrText>
         </w:r>
         <w:r>
           <w:rPr>
@@ -7897,7 +7897,7 @@
           <w14:ligatures w14:val="standardContextual"/>
         </w:rPr>
       </w:pPr>
-      <w:hyperlink w:anchor="_Toc243933326" w:history="1">
+      <w:hyperlink w:anchor="_Toc243935303" w:history="1">
         <w:r>
           <w:rPr>
             <w:rStyle w:val="aff9"/>
@@ -7943,7 +7943,7 @@
             <w:noProof/>
             <w:webHidden/>
           </w:rPr>
-          <w:instrText>PAGEREF _Toc243933326 \h</w:instrText>
+          <w:instrText>PAGEREF _Toc243935303 \h</w:instrText>
         </w:r>
         <w:r>
           <w:rPr>
@@ -8002,7 +8002,7 @@
           <w14:ligatures w14:val="standardContextual"/>
         </w:rPr>
       </w:pPr>
-      <w:hyperlink w:anchor="_Toc243933327" w:history="1">
+      <w:hyperlink w:anchor="_Toc243935304" w:history="1">
         <w:r>
           <w:rPr>
             <w:rStyle w:val="aff9"/>
@@ -8048,7 +8048,7 @@
             <w:noProof/>
             <w:webHidden/>
           </w:rPr>
-          <w:instrText>PAGEREF _Toc243933327 \h</w:instrText>
+          <w:instrText>PAGEREF _Toc243935304 \h</w:instrText>
         </w:r>
         <w:r>
           <w:rPr>
@@ -8108,7 +8108,7 @@
           <w14:ligatures w14:val="standardContextual"/>
         </w:rPr>
       </w:pPr>
-      <w:hyperlink w:anchor="_Toc243933328" w:history="1">
+      <w:hyperlink w:anchor="_Toc243935305" w:history="1">
         <w:r>
           <w:rPr>
             <w:rStyle w:val="aff9"/>
@@ -8154,7 +8154,7 @@
             <w:noProof/>
             <w:webHidden/>
           </w:rPr>
-          <w:instrText>PAGEREF _Toc243933328 \h</w:instrText>
+          <w:instrText>PAGEREF _Toc243935305 \h</w:instrText>
         </w:r>
         <w:r>
           <w:rPr>
@@ -8214,7 +8214,7 @@
           <w14:ligatures w14:val="standardContextual"/>
         </w:rPr>
       </w:pPr>
-      <w:hyperlink w:anchor="_Toc243933329" w:history="1">
+      <w:hyperlink w:anchor="_Toc243935306" w:history="1">
         <w:r>
           <w:rPr>
             <w:rStyle w:val="aff9"/>
@@ -8260,7 +8260,7 @@
             <w:noProof/>
             <w:webHidden/>
           </w:rPr>
-          <w:instrText>PAGEREF _Toc243933329 \h</w:instrText>
+          <w:instrText>PAGEREF _Toc243935306 \h</w:instrText>
         </w:r>
         <w:r>
           <w:rPr>
@@ -8320,7 +8320,7 @@
           <w14:ligatures w14:val="standardContextual"/>
         </w:rPr>
       </w:pPr>
-      <w:hyperlink w:anchor="_Toc243933330" w:history="1">
+      <w:hyperlink w:anchor="_Toc243935307" w:history="1">
         <w:r>
           <w:rPr>
             <w:rStyle w:val="aff9"/>
@@ -8366,7 +8366,7 @@
             <w:noProof/>
             <w:webHidden/>
           </w:rPr>
-          <w:instrText>PAGEREF _Toc243933330 \h</w:instrText>
+          <w:instrText>PAGEREF _Toc243935307 \h</w:instrText>
         </w:r>
         <w:r>
           <w:rPr>
@@ -8425,7 +8425,7 @@
           <w14:ligatures w14:val="standardContextual"/>
         </w:rPr>
       </w:pPr>
-      <w:hyperlink w:anchor="_Toc243933331" w:history="1">
+      <w:hyperlink w:anchor="_Toc243935308" w:history="1">
         <w:r>
           <w:rPr>
             <w:rStyle w:val="aff9"/>
@@ -8471,7 +8471,7 @@
             <w:noProof/>
             <w:webHidden/>
           </w:rPr>
-          <w:instrText>PAGEREF _Toc243933331 \h</w:instrText>
+          <w:instrText>PAGEREF _Toc243935308 \h</w:instrText>
         </w:r>
         <w:r>
           <w:rPr>
@@ -8531,7 +8531,7 @@
           <w14:ligatures w14:val="standardContextual"/>
         </w:rPr>
       </w:pPr>
-      <w:hyperlink w:anchor="_Toc243933332" w:history="1">
+      <w:hyperlink w:anchor="_Toc243935309" w:history="1">
         <w:r>
           <w:rPr>
             <w:rStyle w:val="aff9"/>
@@ -8577,7 +8577,7 @@
             <w:noProof/>
             <w:webHidden/>
           </w:rPr>
-          <w:instrText>PAGEREF _Toc243933332 \h</w:instrText>
+          <w:instrText>PAGEREF _Toc243935309 \h</w:instrText>
         </w:r>
         <w:r>
           <w:rPr>
@@ -8637,7 +8637,7 @@
           <w14:ligatures w14:val="standardContextual"/>
         </w:rPr>
       </w:pPr>
-      <w:hyperlink w:anchor="_Toc243933333" w:history="1">
+      <w:hyperlink w:anchor="_Toc243935310" w:history="1">
         <w:r>
           <w:rPr>
             <w:rStyle w:val="aff9"/>
@@ -8683,7 +8683,7 @@
             <w:noProof/>
             <w:webHidden/>
           </w:rPr>
-          <w:instrText>PAGEREF _Toc243933333 \h</w:instrText>
+          <w:instrText>PAGEREF _Toc243935310 \h</w:instrText>
         </w:r>
         <w:r>
           <w:rPr>
@@ -8743,7 +8743,7 @@
           <w14:ligatures w14:val="standardContextual"/>
         </w:rPr>
       </w:pPr>
-      <w:hyperlink w:anchor="_Toc243933334" w:history="1">
+      <w:hyperlink w:anchor="_Toc243935311" w:history="1">
         <w:r>
           <w:rPr>
             <w:rStyle w:val="aff9"/>
@@ -8789,7 +8789,7 @@
             <w:noProof/>
             <w:webHidden/>
           </w:rPr>
-          <w:instrText>PAGEREF _Toc243933334 \h</w:instrText>
+          <w:instrText>PAGEREF _Toc243935311 \h</w:instrText>
         </w:r>
         <w:r>
           <w:rPr>
@@ -8849,7 +8849,7 @@
           <w14:ligatures w14:val="standardContextual"/>
         </w:rPr>
       </w:pPr>
-      <w:hyperlink w:anchor="_Toc243933335" w:history="1">
+      <w:hyperlink w:anchor="_Toc243935312" w:history="1">
         <w:r>
           <w:rPr>
             <w:rStyle w:val="aff9"/>
@@ -8895,7 +8895,7 @@
             <w:noProof/>
             <w:webHidden/>
           </w:rPr>
-          <w:instrText>PAGEREF _Toc243933335 \h</w:instrText>
+          <w:instrText>PAGEREF _Toc243935312 \h</w:instrText>
         </w:r>
         <w:r>
           <w:rPr>
@@ -8955,7 +8955,7 @@
           <w14:ligatures w14:val="standardContextual"/>
         </w:rPr>
       </w:pPr>
-      <w:hyperlink w:anchor="_Toc243933336" w:history="1">
+      <w:hyperlink w:anchor="_Toc243935313" w:history="1">
         <w:r>
           <w:rPr>
             <w:rStyle w:val="aff9"/>
@@ -9001,7 +9001,7 @@
             <w:noProof/>
             <w:webHidden/>
           </w:rPr>
-          <w:instrText>PAGEREF _Toc243933336 \h</w:instrText>
+          <w:instrText>PAGEREF _Toc243935313 \h</w:instrText>
         </w:r>
         <w:r>
           <w:rPr>
@@ -9060,7 +9060,7 @@
           <w14:ligatures w14:val="standardContextual"/>
         </w:rPr>
       </w:pPr>
-      <w:hyperlink w:anchor="_Toc243933337" w:history="1">
+      <w:hyperlink w:anchor="_Toc243935314" w:history="1">
         <w:r>
           <w:rPr>
             <w:rStyle w:val="aff9"/>
@@ -9106,7 +9106,7 @@
             <w:noProof/>
             <w:webHidden/>
           </w:rPr>
-          <w:instrText>PAGEREF _Toc243933337 \h</w:instrText>
+          <w:instrText>PAGEREF _Toc243935314 \h</w:instrText>
         </w:r>
         <w:r>
           <w:rPr>
@@ -9166,7 +9166,7 @@
           <w14:ligatures w14:val="standardContextual"/>
         </w:rPr>
       </w:pPr>
-      <w:hyperlink w:anchor="_Toc243933338" w:history="1">
+      <w:hyperlink w:anchor="_Toc243935315" w:history="1">
         <w:r>
           <w:rPr>
             <w:rStyle w:val="aff9"/>
@@ -9212,7 +9212,7 @@
             <w:noProof/>
             <w:webHidden/>
           </w:rPr>
-          <w:instrText>PAGEREF _Toc243933338 \h</w:instrText>
+          <w:instrText>PAGEREF _Toc243935315 \h</w:instrText>
         </w:r>
         <w:r>
           <w:rPr>
@@ -9272,7 +9272,7 @@
           <w14:ligatures w14:val="standardContextual"/>
         </w:rPr>
       </w:pPr>
-      <w:hyperlink w:anchor="_Toc243933339" w:history="1">
+      <w:hyperlink w:anchor="_Toc243935316" w:history="1">
         <w:r>
           <w:rPr>
             <w:rStyle w:val="aff9"/>
@@ -9318,7 +9318,7 @@
             <w:noProof/>
             <w:webHidden/>
           </w:rPr>
-          <w:instrText>PAGEREF _Toc243933339 \h</w:instrText>
+          <w:instrText>PAGEREF _Toc243935316 \h</w:instrText>
         </w:r>
         <w:r>
           <w:rPr>
@@ -9378,7 +9378,7 @@
           <w14:ligatures w14:val="standardContextual"/>
         </w:rPr>
       </w:pPr>
-      <w:hyperlink w:anchor="_Toc243933340" w:history="1">
+      <w:hyperlink w:anchor="_Toc243935317" w:history="1">
         <w:r>
           <w:rPr>
             <w:rStyle w:val="aff9"/>
@@ -9424,7 +9424,7 @@
             <w:noProof/>
             <w:webHidden/>
           </w:rPr>
-          <w:instrText>PAGEREF _Toc243933340 \h</w:instrText>
+          <w:instrText>PAGEREF _Toc243935317 \h</w:instrText>
         </w:r>
         <w:r>
           <w:rPr>
@@ -9484,7 +9484,7 @@
           <w14:ligatures w14:val="standardContextual"/>
         </w:rPr>
       </w:pPr>
-      <w:hyperlink w:anchor="_Toc243933341" w:history="1">
+      <w:hyperlink w:anchor="_Toc243935318" w:history="1">
         <w:r>
           <w:rPr>
             <w:rStyle w:val="aff9"/>
@@ -9530,7 +9530,7 @@
             <w:noProof/>
             <w:webHidden/>
           </w:rPr>
-          <w:instrText>PAGEREF _Toc243933341 \h</w:instrText>
+          <w:instrText>PAGEREF _Toc243935318 \h</w:instrText>
         </w:r>
         <w:r>
           <w:rPr>
@@ -9590,7 +9590,7 @@
           <w14:ligatures w14:val="standardContextual"/>
         </w:rPr>
       </w:pPr>
-      <w:hyperlink w:anchor="_Toc243933342" w:history="1">
+      <w:hyperlink w:anchor="_Toc243935319" w:history="1">
         <w:r>
           <w:rPr>
             <w:rStyle w:val="aff9"/>
@@ -9636,7 +9636,7 @@
             <w:noProof/>
             <w:webHidden/>
           </w:rPr>
-          <w:instrText>PAGEREF _Toc243933342 \h</w:instrText>
+          <w:instrText>PAGEREF _Toc243935319 \h</w:instrText>
         </w:r>
         <w:r>
           <w:rPr>
@@ -9695,7 +9695,7 @@
           <w14:ligatures w14:val="standardContextual"/>
         </w:rPr>
       </w:pPr>
-      <w:hyperlink w:anchor="_Toc243933343" w:history="1">
+      <w:hyperlink w:anchor="_Toc243935320" w:history="1">
         <w:r>
           <w:rPr>
             <w:rStyle w:val="aff9"/>
@@ -9741,7 +9741,7 @@
             <w:noProof/>
             <w:webHidden/>
           </w:rPr>
-          <w:instrText>PAGEREF _Toc243933343 \h</w:instrText>
+          <w:instrText>PAGEREF _Toc243935320 \h</w:instrText>
         </w:r>
         <w:r>
           <w:rPr>
@@ -9801,7 +9801,7 @@
           <w14:ligatures w14:val="standardContextual"/>
         </w:rPr>
       </w:pPr>
-      <w:hyperlink w:anchor="_Toc243933344" w:history="1">
+      <w:hyperlink w:anchor="_Toc243935321" w:history="1">
         <w:r>
           <w:rPr>
             <w:rStyle w:val="aff9"/>
@@ -9847,7 +9847,7 @@
             <w:noProof/>
             <w:webHidden/>
           </w:rPr>
-          <w:instrText>PAGEREF _Toc243933344 \h</w:instrText>
+          <w:instrText>PAGEREF _Toc243935321 \h</w:instrText>
         </w:r>
         <w:r>
           <w:rPr>
@@ -9907,7 +9907,7 @@
           <w14:ligatures w14:val="standardContextual"/>
         </w:rPr>
       </w:pPr>
-      <w:hyperlink w:anchor="_Toc243933345" w:history="1">
+      <w:hyperlink w:anchor="_Toc243935322" w:history="1">
         <w:r>
           <w:rPr>
             <w:rStyle w:val="aff9"/>
@@ -9953,7 +9953,7 @@
             <w:noProof/>
             <w:webHidden/>
           </w:rPr>
-          <w:instrText>PAGEREF _Toc243933345 \h</w:instrText>
+          <w:instrText>PAGEREF _Toc243935322 \h</w:instrText>
         </w:r>
         <w:r>
           <w:rPr>
@@ -10013,7 +10013,7 @@
           <w14:ligatures w14:val="standardContextual"/>
         </w:rPr>
       </w:pPr>
-      <w:hyperlink w:anchor="_Toc243933346" w:history="1">
+      <w:hyperlink w:anchor="_Toc243935323" w:history="1">
         <w:r>
           <w:rPr>
             <w:rStyle w:val="aff9"/>
@@ -10059,7 +10059,7 @@
             <w:noProof/>
             <w:webHidden/>
           </w:rPr>
-          <w:instrText>PAGEREF _Toc243933346 \h</w:instrText>
+          <w:instrText>PAGEREF _Toc243935323 \h</w:instrText>
         </w:r>
         <w:r>
           <w:rPr>
@@ -10118,7 +10118,7 @@
           <w14:ligatures w14:val="standardContextual"/>
         </w:rPr>
       </w:pPr>
-      <w:hyperlink w:anchor="_Toc243933347" w:history="1">
+      <w:hyperlink w:anchor="_Toc243935324" w:history="1">
         <w:r>
           <w:rPr>
             <w:rStyle w:val="aff9"/>
@@ -10172,7 +10172,7 @@
             <w:noProof/>
             <w:webHidden/>
           </w:rPr>
-          <w:instrText>PAGEREF _Toc243933347 \h</w:instrText>
+          <w:instrText>PAGEREF _Toc243935324 \h</w:instrText>
         </w:r>
         <w:r>
           <w:rPr>
@@ -10231,7 +10231,7 @@
           <w14:ligatures w14:val="standardContextual"/>
         </w:rPr>
       </w:pPr>
-      <w:hyperlink w:anchor="_Toc243933348" w:history="1">
+      <w:hyperlink w:anchor="_Toc243935325" w:history="1">
         <w:r>
           <w:rPr>
             <w:rStyle w:val="aff9"/>
@@ -10285,7 +10285,7 @@
             <w:noProof/>
             <w:webHidden/>
           </w:rPr>
-          <w:instrText>PAGEREF _Toc243933348 \h</w:instrText>
+          <w:instrText>PAGEREF _Toc243935325 \h</w:instrText>
         </w:r>
         <w:r>
           <w:rPr>
@@ -10423,7 +10423,7 @@
       <w:pPr>
         <w:pStyle w:val="1"/>
       </w:pPr>
-      <w:bookmarkStart w:id="0" w:name="_Toc243933261"/>
+      <w:bookmarkStart w:id="0" w:name="_Toc243935238"/>
       <w:r>
         <w:rPr>
           <w:rFonts w:ascii="Times New Roman" w:eastAsia="黑体" w:hAnsi="Times New Roman"/>
@@ -10443,7 +10443,7 @@
       <w:pPr>
         <w:pStyle w:val="21"/>
       </w:pPr>
-      <w:bookmarkStart w:id="1" w:name="_Toc243933262"/>
+      <w:bookmarkStart w:id="1" w:name="_Toc243935239"/>
       <w:r>
         <w:rPr>
           <w:rFonts w:ascii="Times New Roman" w:eastAsia="黑体" w:hAnsi="Times New Roman"/>
@@ -10502,7 +10502,7 @@
       <w:pPr>
         <w:pStyle w:val="21"/>
       </w:pPr>
-      <w:bookmarkStart w:id="2" w:name="_Toc243933263"/>
+      <w:bookmarkStart w:id="2" w:name="_Toc243935240"/>
       <w:r>
         <w:rPr>
           <w:rFonts w:ascii="Times New Roman" w:eastAsia="黑体" w:hAnsi="Times New Roman"/>
@@ -10633,7 +10633,7 @@
       <w:pPr>
         <w:pStyle w:val="21"/>
       </w:pPr>
-      <w:bookmarkStart w:id="3" w:name="_Toc243933264"/>
+      <w:bookmarkStart w:id="3" w:name="_Toc243935241"/>
       <w:r>
         <w:rPr>
           <w:rFonts w:ascii="Times New Roman" w:eastAsia="黑体" w:hAnsi="Times New Roman"/>
@@ -11283,7 +11283,7 @@
       <w:pPr>
         <w:pStyle w:val="21"/>
       </w:pPr>
-      <w:bookmarkStart w:id="4" w:name="_Toc243933265"/>
+      <w:bookmarkStart w:id="4" w:name="_Toc243935242"/>
       <w:r>
         <w:rPr>
           <w:rFonts w:ascii="Times New Roman" w:eastAsia="黑体" w:hAnsi="Times New Roman"/>
@@ -11398,7 +11398,7 @@
       <w:pPr>
         <w:pStyle w:val="21"/>
       </w:pPr>
-      <w:bookmarkStart w:id="5" w:name="_Toc243933266"/>
+      <w:bookmarkStart w:id="5" w:name="_Toc243935243"/>
       <w:r>
         <w:rPr>
           <w:rFonts w:ascii="Times New Roman" w:eastAsia="黑体" w:hAnsi="Times New Roman"/>
@@ -11514,7 +11514,7 @@
       <w:pPr>
         <w:pStyle w:val="1"/>
       </w:pPr>
-      <w:bookmarkStart w:id="6" w:name="_Toc243933267"/>
+      <w:bookmarkStart w:id="6" w:name="_Toc243935244"/>
       <w:r>
         <w:rPr>
           <w:rFonts w:ascii="Times New Roman" w:eastAsia="黑体" w:hAnsi="Times New Roman"/>
@@ -11534,7 +11534,7 @@
       <w:pPr>
         <w:pStyle w:val="21"/>
       </w:pPr>
-      <w:bookmarkStart w:id="7" w:name="_Toc243933268"/>
+      <w:bookmarkStart w:id="7" w:name="_Toc243935245"/>
       <w:r>
         <w:rPr>
           <w:rFonts w:ascii="Times New Roman" w:eastAsia="黑体" w:hAnsi="Times New Roman"/>
@@ -11705,7 +11705,7 @@
       <w:pPr>
         <w:pStyle w:val="21"/>
       </w:pPr>
-      <w:bookmarkStart w:id="8" w:name="_Toc243933269"/>
+      <w:bookmarkStart w:id="8" w:name="_Toc243935246"/>
       <w:r>
         <w:rPr>
           <w:rFonts w:ascii="Times New Roman" w:eastAsia="黑体" w:hAnsi="Times New Roman"/>
@@ -12162,7 +12162,7 @@
       <w:pPr>
         <w:pStyle w:val="21"/>
       </w:pPr>
-      <w:bookmarkStart w:id="9" w:name="_Toc243933270"/>
+      <w:bookmarkStart w:id="9" w:name="_Toc243935247"/>
       <w:r>
         <w:rPr>
           <w:rFonts w:ascii="Times New Roman" w:eastAsia="黑体" w:hAnsi="Times New Roman"/>
@@ -12306,7 +12306,7 @@
       <w:pPr>
         <w:pStyle w:val="21"/>
       </w:pPr>
-      <w:bookmarkStart w:id="10" w:name="_Toc243933271"/>
+      <w:bookmarkStart w:id="10" w:name="_Toc243935248"/>
       <w:r>
         <w:rPr>
           <w:rFonts w:ascii="Times New Roman" w:eastAsia="黑体" w:hAnsi="Times New Roman"/>
@@ -12809,7 +12809,7 @@
       <w:pPr>
         <w:pStyle w:val="21"/>
       </w:pPr>
-      <w:bookmarkStart w:id="11" w:name="_Toc243933272"/>
+      <w:bookmarkStart w:id="11" w:name="_Toc243935249"/>
       <w:r>
         <w:rPr>
           <w:rFonts w:ascii="Times New Roman" w:eastAsia="黑体" w:hAnsi="Times New Roman"/>
@@ -13458,7 +13458,7 @@
       <w:pPr>
         <w:pStyle w:val="1"/>
       </w:pPr>
-      <w:bookmarkStart w:id="12" w:name="_Toc243933273"/>
+      <w:bookmarkStart w:id="12" w:name="_Toc243935250"/>
       <w:r>
         <w:rPr>
           <w:rFonts w:ascii="Times New Roman" w:eastAsia="黑体" w:hAnsi="Times New Roman"/>
@@ -13478,7 +13478,7 @@
       <w:pPr>
         <w:pStyle w:val="21"/>
       </w:pPr>
-      <w:bookmarkStart w:id="13" w:name="_Toc243933274"/>
+      <w:bookmarkStart w:id="13" w:name="_Toc243935251"/>
       <w:r>
         <w:rPr>
           <w:rFonts w:ascii="Times New Roman" w:eastAsia="黑体" w:hAnsi="Times New Roman"/>
@@ -13696,7 +13696,7 @@
       <w:pPr>
         <w:pStyle w:val="21"/>
       </w:pPr>
-      <w:bookmarkStart w:id="14" w:name="_Toc243933275"/>
+      <w:bookmarkStart w:id="14" w:name="_Toc243935252"/>
       <w:r>
         <w:rPr>
           <w:rFonts w:ascii="Times New Roman" w:eastAsia="黑体" w:hAnsi="Times New Roman"/>
@@ -13738,7 +13738,7 @@
           <w:noProof/>
         </w:rPr>
         <w:drawing>
-          <wp:inline distT="0" distB="0" distL="0" distR="0" wp14:anchorId="073C4B44" wp14:editId="2F202DD2">
+          <wp:inline distT="0" distB="0" distL="0" distR="0" wp14:anchorId="30E2D3E1" wp14:editId="08E73CB4">
             <wp:extent cx="5580000" cy="5054824"/>
             <wp:effectExtent l="0" t="0" r="0" b="0"/>
             <wp:docPr id="1" name="Picture 1"/>
@@ -14411,7 +14411,7 @@
       <w:pPr>
         <w:pStyle w:val="21"/>
       </w:pPr>
-      <w:bookmarkStart w:id="15" w:name="_Toc243933276"/>
+      <w:bookmarkStart w:id="15" w:name="_Toc243935253"/>
       <w:r>
         <w:rPr>
           <w:rFonts w:ascii="Times New Roman" w:eastAsia="黑体" w:hAnsi="Times New Roman"/>
@@ -14483,7 +14483,7 @@
           <w:noProof/>
         </w:rPr>
         <w:drawing>
-          <wp:inline distT="0" distB="0" distL="0" distR="0" wp14:anchorId="008A9B06" wp14:editId="6069DE77">
+          <wp:inline distT="0" distB="0" distL="0" distR="0" wp14:anchorId="2A107054" wp14:editId="53B1FD10">
             <wp:extent cx="5580000" cy="6547200"/>
             <wp:effectExtent l="0" t="0" r="0" b="0"/>
             <wp:docPr id="2" name="Picture 2"/>
@@ -14550,7 +14550,7 @@
       <w:pPr>
         <w:pStyle w:val="21"/>
       </w:pPr>
-      <w:bookmarkStart w:id="16" w:name="_Toc243933277"/>
+      <w:bookmarkStart w:id="16" w:name="_Toc243935254"/>
       <w:r>
         <w:rPr>
           <w:rFonts w:ascii="Times New Roman" w:eastAsia="黑体" w:hAnsi="Times New Roman"/>
@@ -15641,7 +15641,7 @@
       <w:pPr>
         <w:pStyle w:val="21"/>
       </w:pPr>
-      <w:bookmarkStart w:id="17" w:name="_Toc243933278"/>
+      <w:bookmarkStart w:id="17" w:name="_Toc243935255"/>
       <w:r>
         <w:rPr>
           <w:rFonts w:ascii="Times New Roman" w:eastAsia="黑体" w:hAnsi="Times New Roman"/>
@@ -15935,7 +15935,7 @@
       <w:pPr>
         <w:pStyle w:val="21"/>
       </w:pPr>
-      <w:bookmarkStart w:id="18" w:name="_Toc243933279"/>
+      <w:bookmarkStart w:id="18" w:name="_Toc243935256"/>
       <w:r>
         <w:rPr>
           <w:rFonts w:ascii="Times New Roman" w:eastAsia="黑体" w:hAnsi="Times New Roman"/>
@@ -17027,7 +17027,7 @@
       <w:pPr>
         <w:pStyle w:val="1"/>
       </w:pPr>
-      <w:bookmarkStart w:id="19" w:name="_Toc243933280"/>
+      <w:bookmarkStart w:id="19" w:name="_Toc243935257"/>
       <w:r>
         <w:rPr>
           <w:rFonts w:ascii="Times New Roman" w:eastAsia="黑体" w:hAnsi="Times New Roman"/>
@@ -17047,7 +17047,7 @@
       <w:pPr>
         <w:pStyle w:val="21"/>
       </w:pPr>
-      <w:bookmarkStart w:id="20" w:name="_Toc243933281"/>
+      <w:bookmarkStart w:id="20" w:name="_Toc243935258"/>
       <w:r>
         <w:rPr>
           <w:rFonts w:ascii="Times New Roman" w:eastAsia="黑体" w:hAnsi="Times New Roman"/>
@@ -17984,7 +17984,7 @@
       <w:pPr>
         <w:pStyle w:val="21"/>
       </w:pPr>
-      <w:bookmarkStart w:id="21" w:name="_Toc243933282"/>
+      <w:bookmarkStart w:id="21" w:name="_Toc243935259"/>
       <w:r>
         <w:rPr>
           <w:rFonts w:ascii="Times New Roman" w:eastAsia="黑体" w:hAnsi="Times New Roman"/>
@@ -18003,7 +18003,7 @@
       <w:pPr>
         <w:pStyle w:val="31"/>
       </w:pPr>
-      <w:bookmarkStart w:id="22" w:name="_Toc243933283"/>
+      <w:bookmarkStart w:id="22" w:name="_Toc243935260"/>
       <w:r>
         <w:rPr>
           <w:rFonts w:ascii="Times New Roman" w:eastAsia="黑体" w:hAnsi="Times New Roman"/>
@@ -19022,7 +19022,7 @@
       <w:pPr>
         <w:pStyle w:val="31"/>
       </w:pPr>
-      <w:bookmarkStart w:id="23" w:name="_Toc243933284"/>
+      <w:bookmarkStart w:id="23" w:name="_Toc243935261"/>
       <w:r>
         <w:rPr>
           <w:rFonts w:ascii="Times New Roman" w:eastAsia="黑体" w:hAnsi="Times New Roman"/>
@@ -19926,7 +19926,7 @@
       <w:pPr>
         <w:pStyle w:val="31"/>
       </w:pPr>
-      <w:bookmarkStart w:id="24" w:name="_Toc243933285"/>
+      <w:bookmarkStart w:id="24" w:name="_Toc243935262"/>
       <w:r>
         <w:rPr>
           <w:rFonts w:ascii="Times New Roman" w:eastAsia="黑体" w:hAnsi="Times New Roman"/>
@@ -20970,7 +20970,7 @@
       <w:pPr>
         <w:pStyle w:val="31"/>
       </w:pPr>
-      <w:bookmarkStart w:id="25" w:name="_Toc243933286"/>
+      <w:bookmarkStart w:id="25" w:name="_Toc243935263"/>
       <w:r>
         <w:rPr>
           <w:rFonts w:ascii="Times New Roman" w:eastAsia="黑体" w:hAnsi="Times New Roman"/>
@@ -21796,7 +21796,7 @@
       <w:pPr>
         <w:pStyle w:val="31"/>
       </w:pPr>
-      <w:bookmarkStart w:id="26" w:name="_Toc243933287"/>
+      <w:bookmarkStart w:id="26" w:name="_Toc243935264"/>
       <w:r>
         <w:rPr>
           <w:rFonts w:ascii="Times New Roman" w:eastAsia="黑体" w:hAnsi="Times New Roman"/>
@@ -23189,7 +23189,7 @@
       <w:pPr>
         <w:pStyle w:val="21"/>
       </w:pPr>
-      <w:bookmarkStart w:id="27" w:name="_Toc243933288"/>
+      <w:bookmarkStart w:id="27" w:name="_Toc243935265"/>
       <w:r>
         <w:rPr>
           <w:rFonts w:ascii="Times New Roman" w:eastAsia="黑体" w:hAnsi="Times New Roman"/>
@@ -23208,7 +23208,7 @@
       <w:pPr>
         <w:pStyle w:val="31"/>
       </w:pPr>
-      <w:bookmarkStart w:id="28" w:name="_Toc243933289"/>
+      <w:bookmarkStart w:id="28" w:name="_Toc243935266"/>
       <w:r>
         <w:rPr>
           <w:rFonts w:ascii="Times New Roman" w:eastAsia="黑体" w:hAnsi="Times New Roman"/>
@@ -23552,7 +23552,7 @@
       <w:pPr>
         <w:pStyle w:val="31"/>
       </w:pPr>
-      <w:bookmarkStart w:id="29" w:name="_Toc243933290"/>
+      <w:bookmarkStart w:id="29" w:name="_Toc243935267"/>
       <w:r>
         <w:rPr>
           <w:rFonts w:ascii="Times New Roman" w:eastAsia="黑体" w:hAnsi="Times New Roman"/>
@@ -23946,7 +23946,7 @@
       <w:pPr>
         <w:pStyle w:val="31"/>
       </w:pPr>
-      <w:bookmarkStart w:id="30" w:name="_Toc243933291"/>
+      <w:bookmarkStart w:id="30" w:name="_Toc243935268"/>
       <w:r>
         <w:rPr>
           <w:rFonts w:ascii="Times New Roman" w:eastAsia="黑体" w:hAnsi="Times New Roman"/>
@@ -24219,7 +24219,7 @@
       <w:pPr>
         <w:pStyle w:val="31"/>
       </w:pPr>
-      <w:bookmarkStart w:id="31" w:name="_Toc243933292"/>
+      <w:bookmarkStart w:id="31" w:name="_Toc243935269"/>
       <w:r>
         <w:rPr>
           <w:rFonts w:ascii="Times New Roman" w:eastAsia="黑体" w:hAnsi="Times New Roman"/>
@@ -24606,7 +24606,7 @@
       <w:pPr>
         <w:pStyle w:val="21"/>
       </w:pPr>
-      <w:bookmarkStart w:id="32" w:name="_Toc243933293"/>
+      <w:bookmarkStart w:id="32" w:name="_Toc243935270"/>
       <w:r>
         <w:rPr>
           <w:rFonts w:ascii="Times New Roman" w:eastAsia="黑体" w:hAnsi="Times New Roman"/>
@@ -25754,7 +25754,7 @@
       <w:pPr>
         <w:pStyle w:val="21"/>
       </w:pPr>
-      <w:bookmarkStart w:id="33" w:name="_Toc243933294"/>
+      <w:bookmarkStart w:id="33" w:name="_Toc243935271"/>
       <w:r>
         <w:rPr>
           <w:rFonts w:ascii="Times New Roman" w:eastAsia="黑体" w:hAnsi="Times New Roman"/>
@@ -26016,7 +26016,7 @@
       <w:pPr>
         <w:pStyle w:val="1"/>
       </w:pPr>
-      <w:bookmarkStart w:id="34" w:name="_Toc243933295"/>
+      <w:bookmarkStart w:id="34" w:name="_Toc243935272"/>
       <w:r>
         <w:rPr>
           <w:rFonts w:ascii="Times New Roman" w:eastAsia="黑体" w:hAnsi="Times New Roman"/>
@@ -26036,7 +26036,7 @@
       <w:pPr>
         <w:pStyle w:val="21"/>
       </w:pPr>
-      <w:bookmarkStart w:id="35" w:name="_Toc243933296"/>
+      <w:bookmarkStart w:id="35" w:name="_Toc243935273"/>
       <w:r>
         <w:rPr>
           <w:rFonts w:ascii="Times New Roman" w:eastAsia="黑体" w:hAnsi="Times New Roman"/>
@@ -26332,7 +26332,7 @@
       <w:pPr>
         <w:pStyle w:val="21"/>
       </w:pPr>
-      <w:bookmarkStart w:id="36" w:name="_Toc243933297"/>
+      <w:bookmarkStart w:id="36" w:name="_Toc243935274"/>
       <w:r>
         <w:rPr>
           <w:rFonts w:ascii="Times New Roman" w:eastAsia="黑体" w:hAnsi="Times New Roman"/>
@@ -26380,7 +26380,7 @@
           <w:noProof/>
         </w:rPr>
         <w:drawing>
-          <wp:inline distT="0" distB="0" distL="0" distR="0" wp14:anchorId="5888584B" wp14:editId="01B00B1E">
+          <wp:inline distT="0" distB="0" distL="0" distR="0" wp14:anchorId="6E4631A4" wp14:editId="15EB50D3">
             <wp:extent cx="5580000" cy="6413794"/>
             <wp:effectExtent l="0" t="0" r="0" b="0"/>
             <wp:docPr id="3" name="Picture 3"/>
@@ -26491,7 +26491,7 @@
       <w:pPr>
         <w:pStyle w:val="21"/>
       </w:pPr>
-      <w:bookmarkStart w:id="37" w:name="_Toc243933298"/>
+      <w:bookmarkStart w:id="37" w:name="_Toc243935275"/>
       <w:r>
         <w:rPr>
           <w:rFonts w:ascii="Times New Roman" w:eastAsia="黑体" w:hAnsi="Times New Roman"/>
@@ -27464,7 +27464,7 @@
       <w:pPr>
         <w:pStyle w:val="21"/>
       </w:pPr>
-      <w:bookmarkStart w:id="38" w:name="_Toc243933299"/>
+      <w:bookmarkStart w:id="38" w:name="_Toc243935276"/>
       <w:r>
         <w:rPr>
           <w:rFonts w:ascii="Times New Roman" w:eastAsia="黑体" w:hAnsi="Times New Roman"/>
@@ -27483,7 +27483,7 @@
       <w:pPr>
         <w:pStyle w:val="31"/>
       </w:pPr>
-      <w:bookmarkStart w:id="39" w:name="_Toc243933300"/>
+      <w:bookmarkStart w:id="39" w:name="_Toc243935277"/>
       <w:r>
         <w:rPr>
           <w:rFonts w:ascii="Times New Roman" w:eastAsia="黑体" w:hAnsi="Times New Roman"/>
@@ -28837,7 +28837,7 @@
       <w:pPr>
         <w:pStyle w:val="31"/>
       </w:pPr>
-      <w:bookmarkStart w:id="40" w:name="_Toc243933301"/>
+      <w:bookmarkStart w:id="40" w:name="_Toc243935278"/>
       <w:r>
         <w:rPr>
           <w:rFonts w:ascii="Times New Roman" w:eastAsia="黑体" w:hAnsi="Times New Roman"/>
@@ -30182,7 +30182,7 @@
       <w:pPr>
         <w:pStyle w:val="31"/>
       </w:pPr>
-      <w:bookmarkStart w:id="41" w:name="_Toc243933302"/>
+      <w:bookmarkStart w:id="41" w:name="_Toc243935279"/>
       <w:r>
         <w:rPr>
           <w:rFonts w:ascii="Times New Roman" w:eastAsia="黑体" w:hAnsi="Times New Roman"/>
@@ -31310,7 +31310,7 @@
       <w:pPr>
         <w:pStyle w:val="31"/>
       </w:pPr>
-      <w:bookmarkStart w:id="42" w:name="_Toc243933303"/>
+      <w:bookmarkStart w:id="42" w:name="_Toc243935280"/>
       <w:r>
         <w:rPr>
           <w:rFonts w:ascii="Times New Roman" w:eastAsia="黑体" w:hAnsi="Times New Roman"/>
@@ -33413,7 +33413,7 @@
       <w:pPr>
         <w:pStyle w:val="31"/>
       </w:pPr>
-      <w:bookmarkStart w:id="43" w:name="_Toc243933304"/>
+      <w:bookmarkStart w:id="43" w:name="_Toc243935281"/>
       <w:r>
         <w:rPr>
           <w:rFonts w:ascii="Times New Roman" w:eastAsia="黑体" w:hAnsi="Times New Roman"/>
@@ -34511,7 +34511,7 @@
       <w:pPr>
         <w:pStyle w:val="31"/>
       </w:pPr>
-      <w:bookmarkStart w:id="44" w:name="_Toc243933305"/>
+      <w:bookmarkStart w:id="44" w:name="_Toc243935282"/>
       <w:r>
         <w:rPr>
           <w:rFonts w:ascii="Times New Roman" w:eastAsia="黑体" w:hAnsi="Times New Roman"/>
@@ -36133,7 +36133,7 @@
       <w:pPr>
         <w:pStyle w:val="31"/>
       </w:pPr>
-      <w:bookmarkStart w:id="45" w:name="_Toc243933306"/>
+      <w:bookmarkStart w:id="45" w:name="_Toc243935283"/>
       <w:r>
         <w:rPr>
           <w:rFonts w:ascii="Times New Roman" w:eastAsia="黑体" w:hAnsi="Times New Roman"/>
@@ -37131,7 +37131,7 @@
       <w:pPr>
         <w:pStyle w:val="31"/>
       </w:pPr>
-      <w:bookmarkStart w:id="46" w:name="_Toc243933307"/>
+      <w:bookmarkStart w:id="46" w:name="_Toc243935284"/>
       <w:r>
         <w:rPr>
           <w:rFonts w:ascii="Times New Roman" w:eastAsia="黑体" w:hAnsi="Times New Roman"/>
@@ -38373,7 +38373,7 @@
       <w:pPr>
         <w:pStyle w:val="31"/>
       </w:pPr>
-      <w:bookmarkStart w:id="47" w:name="_Toc243933308"/>
+      <w:bookmarkStart w:id="47" w:name="_Toc243935285"/>
       <w:r>
         <w:rPr>
           <w:rFonts w:ascii="Times New Roman" w:eastAsia="黑体" w:hAnsi="Times New Roman"/>
@@ -39371,7 +39371,7 @@
       <w:pPr>
         <w:pStyle w:val="31"/>
       </w:pPr>
-      <w:bookmarkStart w:id="48" w:name="_Toc243933309"/>
+      <w:bookmarkStart w:id="48" w:name="_Toc243935286"/>
       <w:r>
         <w:rPr>
           <w:rFonts w:ascii="Times New Roman" w:eastAsia="黑体" w:hAnsi="Times New Roman"/>
@@ -40458,7 +40458,7 @@
       <w:pPr>
         <w:pStyle w:val="31"/>
       </w:pPr>
-      <w:bookmarkStart w:id="49" w:name="_Toc243933310"/>
+      <w:bookmarkStart w:id="49" w:name="_Toc243935287"/>
       <w:r>
         <w:rPr>
           <w:rFonts w:ascii="Times New Roman" w:eastAsia="黑体" w:hAnsi="Times New Roman"/>
@@ -41586,7 +41586,7 @@
       <w:pPr>
         <w:pStyle w:val="21"/>
       </w:pPr>
-      <w:bookmarkStart w:id="50" w:name="_Toc243933311"/>
+      <w:bookmarkStart w:id="50" w:name="_Toc243935288"/>
       <w:r>
         <w:rPr>
           <w:rFonts w:ascii="Times New Roman" w:eastAsia="黑体" w:hAnsi="Times New Roman"/>
@@ -42339,7 +42339,7 @@
       <w:pPr>
         <w:pStyle w:val="21"/>
       </w:pPr>
-      <w:bookmarkStart w:id="51" w:name="_Toc243933312"/>
+      <w:bookmarkStart w:id="51" w:name="_Toc243935289"/>
       <w:r>
         <w:rPr>
           <w:rFonts w:ascii="Times New Roman" w:eastAsia="黑体" w:hAnsi="Times New Roman"/>
@@ -42618,7 +42618,7 @@
       <w:pPr>
         <w:pStyle w:val="1"/>
       </w:pPr>
-      <w:bookmarkStart w:id="52" w:name="_Toc243933313"/>
+      <w:bookmarkStart w:id="52" w:name="_Toc243935290"/>
       <w:r>
         <w:rPr>
           <w:rFonts w:ascii="Times New Roman" w:eastAsia="黑体" w:hAnsi="Times New Roman"/>
@@ -42682,7 +42682,7 @@
       <w:pPr>
         <w:pStyle w:val="21"/>
       </w:pPr>
-      <w:bookmarkStart w:id="53" w:name="_Toc243933314"/>
+      <w:bookmarkStart w:id="53" w:name="_Toc243935291"/>
       <w:r>
         <w:rPr>
           <w:rFonts w:ascii="Times New Roman" w:eastAsia="黑体" w:hAnsi="Times New Roman"/>
@@ -42713,7 +42713,7 @@
       <w:pPr>
         <w:pStyle w:val="31"/>
       </w:pPr>
-      <w:bookmarkStart w:id="54" w:name="_Toc243933315"/>
+      <w:bookmarkStart w:id="54" w:name="_Toc243935292"/>
       <w:r>
         <w:rPr>
           <w:rFonts w:ascii="Times New Roman" w:eastAsia="黑体" w:hAnsi="Times New Roman"/>
@@ -42845,7 +42845,7 @@
       <w:pPr>
         <w:pStyle w:val="31"/>
       </w:pPr>
-      <w:bookmarkStart w:id="55" w:name="_Toc243933316"/>
+      <w:bookmarkStart w:id="55" w:name="_Toc243935293"/>
       <w:r>
         <w:rPr>
           <w:rFonts w:ascii="Times New Roman" w:eastAsia="黑体" w:hAnsi="Times New Roman"/>
@@ -42887,7 +42887,7 @@
           <w:noProof/>
         </w:rPr>
         <w:drawing>
-          <wp:inline distT="0" distB="0" distL="0" distR="0" wp14:anchorId="59A73784" wp14:editId="7F09B6F1">
+          <wp:inline distT="0" distB="0" distL="0" distR="0" wp14:anchorId="7F886605" wp14:editId="2EBED6F0">
             <wp:extent cx="5092200" cy="7380000"/>
             <wp:effectExtent l="0" t="0" r="0" b="0"/>
             <wp:docPr id="4" name="Picture 4"/>
@@ -42954,7 +42954,7 @@
       <w:pPr>
         <w:pStyle w:val="31"/>
       </w:pPr>
-      <w:bookmarkStart w:id="56" w:name="_Toc243933317"/>
+      <w:bookmarkStart w:id="56" w:name="_Toc243935294"/>
       <w:r>
         <w:rPr>
           <w:rFonts w:ascii="Times New Roman" w:eastAsia="黑体" w:hAnsi="Times New Roman"/>
@@ -43002,7 +43002,7 @@
           <w:noProof/>
         </w:rPr>
         <w:drawing>
-          <wp:inline distT="0" distB="0" distL="0" distR="0" wp14:anchorId="32BC334A" wp14:editId="79085B8C">
+          <wp:inline distT="0" distB="0" distL="0" distR="0" wp14:anchorId="6A48783F" wp14:editId="7939F887">
             <wp:extent cx="5580000" cy="5387083"/>
             <wp:effectExtent l="0" t="0" r="0" b="0"/>
             <wp:docPr id="5" name="Picture 5"/>
@@ -43083,7 +43083,7 @@
       <w:pPr>
         <w:pStyle w:val="31"/>
       </w:pPr>
-      <w:bookmarkStart w:id="57" w:name="_Toc243933318"/>
+      <w:bookmarkStart w:id="57" w:name="_Toc243935295"/>
       <w:r>
         <w:rPr>
           <w:rFonts w:ascii="Times New Roman" w:eastAsia="黑体" w:hAnsi="Times New Roman"/>
@@ -43811,7 +43811,7 @@
       <w:pPr>
         <w:pStyle w:val="31"/>
       </w:pPr>
-      <w:bookmarkStart w:id="58" w:name="_Toc243933319"/>
+      <w:bookmarkStart w:id="58" w:name="_Toc243935296"/>
       <w:r>
         <w:rPr>
           <w:rFonts w:ascii="Times New Roman" w:eastAsia="黑体" w:hAnsi="Times New Roman"/>
@@ -44500,7 +44500,7 @@
       <w:pPr>
         <w:pStyle w:val="21"/>
       </w:pPr>
-      <w:bookmarkStart w:id="59" w:name="_Toc243933320"/>
+      <w:bookmarkStart w:id="59" w:name="_Toc243935297"/>
       <w:r>
         <w:rPr>
           <w:rFonts w:ascii="Times New Roman" w:eastAsia="黑体" w:hAnsi="Times New Roman"/>
@@ -44531,7 +44531,7 @@
       <w:pPr>
         <w:pStyle w:val="31"/>
       </w:pPr>
-      <w:bookmarkStart w:id="60" w:name="_Toc243933321"/>
+      <w:bookmarkStart w:id="60" w:name="_Toc243935298"/>
       <w:r>
         <w:rPr>
           <w:rFonts w:ascii="Times New Roman" w:eastAsia="黑体" w:hAnsi="Times New Roman"/>
@@ -44698,7 +44698,7 @@
       <w:pPr>
         <w:pStyle w:val="31"/>
       </w:pPr>
-      <w:bookmarkStart w:id="61" w:name="_Toc243933322"/>
+      <w:bookmarkStart w:id="61" w:name="_Toc243935299"/>
       <w:r>
         <w:rPr>
           <w:rFonts w:ascii="Times New Roman" w:eastAsia="黑体" w:hAnsi="Times New Roman"/>
@@ -44740,7 +44740,7 @@
           <w:noProof/>
         </w:rPr>
         <w:drawing>
-          <wp:inline distT="0" distB="0" distL="0" distR="0" wp14:anchorId="50ACF681" wp14:editId="16799B64">
+          <wp:inline distT="0" distB="0" distL="0" distR="0" wp14:anchorId="4000459C" wp14:editId="657B412B">
             <wp:extent cx="5580000" cy="7204557"/>
             <wp:effectExtent l="0" t="0" r="0" b="0"/>
             <wp:docPr id="6" name="Picture 6"/>
@@ -44807,7 +44807,7 @@
       <w:pPr>
         <w:pStyle w:val="31"/>
       </w:pPr>
-      <w:bookmarkStart w:id="62" w:name="_Toc243933323"/>
+      <w:bookmarkStart w:id="62" w:name="_Toc243935300"/>
       <w:r>
         <w:rPr>
           <w:rFonts w:ascii="Times New Roman" w:eastAsia="黑体" w:hAnsi="Times New Roman"/>
@@ -44855,7 +44855,7 @@
           <w:noProof/>
         </w:rPr>
         <w:drawing>
-          <wp:inline distT="0" distB="0" distL="0" distR="0" wp14:anchorId="524B0DB7" wp14:editId="2459FCC6">
+          <wp:inline distT="0" distB="0" distL="0" distR="0" wp14:anchorId="4480041C" wp14:editId="7E2A78D0">
             <wp:extent cx="5580000" cy="5740156"/>
             <wp:effectExtent l="0" t="0" r="0" b="0"/>
             <wp:docPr id="7" name="Picture 7"/>
@@ -44936,7 +44936,7 @@
       <w:pPr>
         <w:pStyle w:val="31"/>
       </w:pPr>
-      <w:bookmarkStart w:id="63" w:name="_Toc243933324"/>
+      <w:bookmarkStart w:id="63" w:name="_Toc243935301"/>
       <w:r>
         <w:rPr>
           <w:rFonts w:ascii="Times New Roman" w:eastAsia="黑体" w:hAnsi="Times New Roman"/>
@@ -45538,7 +45538,7 @@
       <w:pPr>
         <w:pStyle w:val="31"/>
       </w:pPr>
-      <w:bookmarkStart w:id="64" w:name="_Toc243933325"/>
+      <w:bookmarkStart w:id="64" w:name="_Toc243935302"/>
       <w:r>
         <w:rPr>
           <w:rFonts w:ascii="Times New Roman" w:eastAsia="黑体" w:hAnsi="Times New Roman"/>
@@ -46235,7 +46235,7 @@
       <w:pPr>
         <w:pStyle w:val="21"/>
       </w:pPr>
-      <w:bookmarkStart w:id="65" w:name="_Toc243933326"/>
+      <w:bookmarkStart w:id="65" w:name="_Toc243935303"/>
       <w:r>
         <w:rPr>
           <w:rFonts w:ascii="Times New Roman" w:eastAsia="黑体" w:hAnsi="Times New Roman"/>
@@ -47236,7 +47236,7 @@
       <w:pPr>
         <w:pStyle w:val="1"/>
       </w:pPr>
-      <w:bookmarkStart w:id="66" w:name="_Toc243933327"/>
+      <w:bookmarkStart w:id="66" w:name="_Toc243935304"/>
       <w:r>
         <w:rPr>
           <w:rFonts w:ascii="Times New Roman" w:eastAsia="黑体" w:hAnsi="Times New Roman"/>
@@ -47256,7 +47256,7 @@
       <w:pPr>
         <w:pStyle w:val="21"/>
       </w:pPr>
-      <w:bookmarkStart w:id="67" w:name="_Toc243933328"/>
+      <w:bookmarkStart w:id="67" w:name="_Toc243935305"/>
       <w:r>
         <w:rPr>
           <w:rFonts w:ascii="Times New Roman" w:eastAsia="黑体" w:hAnsi="Times New Roman"/>
@@ -48706,7 +48706,7 @@
       <w:pPr>
         <w:pStyle w:val="21"/>
       </w:pPr>
-      <w:bookmarkStart w:id="68" w:name="_Toc243933329"/>
+      <w:bookmarkStart w:id="68" w:name="_Toc243935306"/>
       <w:r>
         <w:rPr>
           <w:rFonts w:ascii="Times New Roman" w:eastAsia="黑体" w:hAnsi="Times New Roman"/>
@@ -48857,7 +48857,7 @@
       <w:pPr>
         <w:pStyle w:val="21"/>
       </w:pPr>
-      <w:bookmarkStart w:id="69" w:name="_Toc243933330"/>
+      <w:bookmarkStart w:id="69" w:name="_Toc243935307"/>
       <w:r>
         <w:rPr>
           <w:rFonts w:ascii="Times New Roman" w:eastAsia="黑体" w:hAnsi="Times New Roman"/>
@@ -49014,7 +49014,7 @@
       <w:pPr>
         <w:pStyle w:val="1"/>
       </w:pPr>
-      <w:bookmarkStart w:id="70" w:name="_Toc243933331"/>
+      <w:bookmarkStart w:id="70" w:name="_Toc243935308"/>
       <w:r>
         <w:rPr>
           <w:rFonts w:ascii="Times New Roman" w:eastAsia="黑体" w:hAnsi="Times New Roman"/>
@@ -49034,7 +49034,7 @@
       <w:pPr>
         <w:pStyle w:val="21"/>
       </w:pPr>
-      <w:bookmarkStart w:id="71" w:name="_Toc243933332"/>
+      <w:bookmarkStart w:id="71" w:name="_Toc243935309"/>
       <w:r>
         <w:rPr>
           <w:rFonts w:ascii="Times New Roman" w:eastAsia="黑体" w:hAnsi="Times New Roman"/>
@@ -49081,7 +49081,7 @@
           <w:noProof/>
         </w:rPr>
         <w:drawing>
-          <wp:inline distT="0" distB="0" distL="0" distR="0" wp14:anchorId="2B4302DC" wp14:editId="44D17DF9">
+          <wp:inline distT="0" distB="0" distL="0" distR="0" wp14:anchorId="3E69D12D" wp14:editId="7C8A90DF">
             <wp:extent cx="5580000" cy="4135765"/>
             <wp:effectExtent l="0" t="0" r="0" b="0"/>
             <wp:docPr id="8" name="Picture 8"/>
@@ -49148,7 +49148,7 @@
       <w:pPr>
         <w:pStyle w:val="21"/>
       </w:pPr>
-      <w:bookmarkStart w:id="72" w:name="_Toc243933333"/>
+      <w:bookmarkStart w:id="72" w:name="_Toc243935310"/>
       <w:r>
         <w:rPr>
           <w:rFonts w:ascii="Times New Roman" w:eastAsia="黑体" w:hAnsi="Times New Roman"/>
@@ -50292,7 +50292,7 @@
       <w:pPr>
         <w:pStyle w:val="21"/>
       </w:pPr>
-      <w:bookmarkStart w:id="73" w:name="_Toc243933334"/>
+      <w:bookmarkStart w:id="73" w:name="_Toc243935311"/>
       <w:r>
         <w:rPr>
           <w:rFonts w:ascii="Times New Roman" w:eastAsia="黑体" w:hAnsi="Times New Roman"/>
@@ -50624,7 +50624,7 @@
       <w:pPr>
         <w:pStyle w:val="21"/>
       </w:pPr>
-      <w:bookmarkStart w:id="74" w:name="_Toc243933335"/>
+      <w:bookmarkStart w:id="74" w:name="_Toc243935312"/>
       <w:r>
         <w:rPr>
           <w:rFonts w:ascii="Times New Roman" w:eastAsia="黑体" w:hAnsi="Times New Roman"/>
@@ -51478,7 +51478,7 @@
       <w:pPr>
         <w:pStyle w:val="21"/>
       </w:pPr>
-      <w:bookmarkStart w:id="75" w:name="_Toc243933336"/>
+      <w:bookmarkStart w:id="75" w:name="_Toc243935313"/>
       <w:r>
         <w:rPr>
           <w:rFonts w:ascii="Times New Roman" w:eastAsia="黑体" w:hAnsi="Times New Roman"/>
@@ -51675,7 +51675,7 @@
       <w:pPr>
         <w:pStyle w:val="1"/>
       </w:pPr>
-      <w:bookmarkStart w:id="76" w:name="_Toc243933337"/>
+      <w:bookmarkStart w:id="76" w:name="_Toc243935314"/>
       <w:r>
         <w:rPr>
           <w:rFonts w:ascii="Times New Roman" w:eastAsia="黑体" w:hAnsi="Times New Roman"/>
@@ -51695,7 +51695,7 @@
       <w:pPr>
         <w:pStyle w:val="21"/>
       </w:pPr>
-      <w:bookmarkStart w:id="77" w:name="_Toc243933338"/>
+      <w:bookmarkStart w:id="77" w:name="_Toc243935315"/>
       <w:r>
         <w:rPr>
           <w:rFonts w:ascii="Times New Roman" w:eastAsia="黑体" w:hAnsi="Times New Roman"/>
@@ -51904,7 +51904,7 @@
       <w:pPr>
         <w:pStyle w:val="21"/>
       </w:pPr>
-      <w:bookmarkStart w:id="78" w:name="_Toc243933339"/>
+      <w:bookmarkStart w:id="78" w:name="_Toc243935316"/>
       <w:r>
         <w:rPr>
           <w:rFonts w:ascii="Times New Roman" w:eastAsia="黑体" w:hAnsi="Times New Roman"/>
@@ -52460,7 +52460,7 @@
       <w:pPr>
         <w:pStyle w:val="21"/>
       </w:pPr>
-      <w:bookmarkStart w:id="79" w:name="_Toc243933340"/>
+      <w:bookmarkStart w:id="79" w:name="_Toc243935317"/>
       <w:r>
         <w:rPr>
           <w:rFonts w:ascii="Times New Roman" w:eastAsia="黑体" w:hAnsi="Times New Roman"/>
@@ -52603,7 +52603,7 @@
       <w:pPr>
         <w:pStyle w:val="21"/>
       </w:pPr>
-      <w:bookmarkStart w:id="80" w:name="_Toc243933341"/>
+      <w:bookmarkStart w:id="80" w:name="_Toc243935318"/>
       <w:r>
         <w:rPr>
           <w:rFonts w:ascii="Times New Roman" w:eastAsia="黑体" w:hAnsi="Times New Roman"/>
@@ -52701,7 +52701,7 @@
       <w:pPr>
         <w:pStyle w:val="21"/>
       </w:pPr>
-      <w:bookmarkStart w:id="81" w:name="_Toc243933342"/>
+      <w:bookmarkStart w:id="81" w:name="_Toc243935319"/>
       <w:r>
         <w:rPr>
           <w:rFonts w:ascii="Times New Roman" w:eastAsia="黑体" w:hAnsi="Times New Roman"/>
@@ -52810,7 +52810,7 @@
       <w:pPr>
         <w:pStyle w:val="1"/>
       </w:pPr>
-      <w:bookmarkStart w:id="82" w:name="_Toc243933343"/>
+      <w:bookmarkStart w:id="82" w:name="_Toc243935320"/>
       <w:r>
         <w:rPr>
           <w:rFonts w:ascii="Times New Roman" w:eastAsia="黑体" w:hAnsi="Times New Roman"/>
@@ -52830,7 +52830,7 @@
       <w:pPr>
         <w:pStyle w:val="21"/>
       </w:pPr>
-      <w:bookmarkStart w:id="83" w:name="_Toc243933344"/>
+      <w:bookmarkStart w:id="83" w:name="_Toc243935321"/>
       <w:r>
         <w:rPr>
           <w:rFonts w:ascii="Times New Roman" w:eastAsia="黑体" w:hAnsi="Times New Roman"/>
@@ -52895,10 +52895,10 @@
         <w:tblLook w:val="04A0" w:firstRow="1" w:lastRow="0" w:firstColumn="1" w:lastColumn="0" w:noHBand="0" w:noVBand="1"/>
       </w:tblPr>
       <w:tblGrid>
-        <w:gridCol w:w="887"/>
-        <w:gridCol w:w="2863"/>
-        <w:gridCol w:w="2603"/>
-        <w:gridCol w:w="2603"/>
+        <w:gridCol w:w="885"/>
+        <w:gridCol w:w="2746"/>
+        <w:gridCol w:w="2496"/>
+        <w:gridCol w:w="2829"/>
       </w:tblGrid>
       <w:tr>
         <w:trPr>
@@ -52908,7 +52908,7 @@
         </w:trPr>
         <w:tc>
           <w:tcPr>
-            <w:tcW w:w="887" w:type="dxa"/>
+            <w:tcW w:w="885" w:type="dxa"/>
             <w:shd w:val="clear" w:color="auto" w:fill="D9E2F3"/>
             <w:vAlign w:val="center"/>
           </w:tcPr>
@@ -52928,7 +52928,7 @@
         </w:tc>
         <w:tc>
           <w:tcPr>
-            <w:tcW w:w="2863" w:type="dxa"/>
+            <w:tcW w:w="2746" w:type="dxa"/>
             <w:shd w:val="clear" w:color="auto" w:fill="D9E2F3"/>
             <w:vAlign w:val="center"/>
           </w:tcPr>
@@ -52948,7 +52948,7 @@
         </w:tc>
         <w:tc>
           <w:tcPr>
-            <w:tcW w:w="2603" w:type="dxa"/>
+            <w:tcW w:w="2496" w:type="dxa"/>
             <w:shd w:val="clear" w:color="auto" w:fill="D9E2F3"/>
             <w:vAlign w:val="center"/>
           </w:tcPr>
@@ -52968,7 +52968,7 @@
         </w:tc>
         <w:tc>
           <w:tcPr>
-            <w:tcW w:w="2603" w:type="dxa"/>
+            <w:tcW w:w="2829" w:type="dxa"/>
             <w:shd w:val="clear" w:color="auto" w:fill="D9E2F3"/>
             <w:vAlign w:val="center"/>
           </w:tcPr>
@@ -52994,7 +52994,7 @@
         </w:trPr>
         <w:tc>
           <w:tcPr>
-            <w:tcW w:w="887" w:type="dxa"/>
+            <w:tcW w:w="885" w:type="dxa"/>
             <w:vAlign w:val="center"/>
           </w:tcPr>
           <w:p>
@@ -53011,7 +53011,7 @@
         </w:tc>
         <w:tc>
           <w:tcPr>
-            <w:tcW w:w="2863" w:type="dxa"/>
+            <w:tcW w:w="2746" w:type="dxa"/>
             <w:vAlign w:val="center"/>
           </w:tcPr>
           <w:p>
@@ -53028,7 +53028,7 @@
         </w:tc>
         <w:tc>
           <w:tcPr>
-            <w:tcW w:w="2603" w:type="dxa"/>
+            <w:tcW w:w="2496" w:type="dxa"/>
             <w:vAlign w:val="center"/>
           </w:tcPr>
           <w:p>
@@ -53051,30 +53051,42 @@
         </w:tc>
         <w:tc>
           <w:tcPr>
-            <w:tcW w:w="2603" w:type="dxa"/>
-            <w:vAlign w:val="center"/>
-          </w:tcPr>
-          <w:p>
-            <w:pPr>
-              <w:spacing w:before="20" w:after="20" w:line="240" w:lineRule="auto"/>
-            </w:pPr>
-            <w:r>
-              <w:rPr>
-                <w:sz w:val="17"/>
-              </w:rPr>
-              <w:t>业务流程图（</w:t>
-            </w:r>
-            <w:r>
-              <w:rPr>
-                <w:sz w:val="17"/>
-              </w:rPr>
-              <w:t>docx</w:t>
-            </w:r>
-            <w:r>
-              <w:rPr>
-                <w:sz w:val="17"/>
-              </w:rPr>
-              <w:t>，后续提交）</w:t>
+            <w:tcW w:w="2829" w:type="dxa"/>
+            <w:vAlign w:val="center"/>
+          </w:tcPr>
+          <w:p>
+            <w:pPr>
+              <w:spacing w:before="20" w:after="20" w:line="240" w:lineRule="auto"/>
+            </w:pPr>
+            <w:r>
+              <w:rPr>
+                <w:sz w:val="17"/>
+              </w:rPr>
+              <w:t>docs/</w:t>
+            </w:r>
+            <w:r>
+              <w:rPr>
+                <w:sz w:val="17"/>
+              </w:rPr>
+              <w:t>交付物</w:t>
+            </w:r>
+            <w:r>
+              <w:rPr>
+                <w:sz w:val="17"/>
+              </w:rPr>
+              <w:t>/</w:t>
+            </w:r>
+            <w:r>
+              <w:rPr>
+                <w:sz w:val="17"/>
+              </w:rPr>
+              <w:t>业务流程图</w:t>
+            </w:r>
+            <w:r>
+              <w:rPr>
+                <w:sz w:val="17"/>
+              </w:rPr>
+              <w:t>.docx</w:t>
             </w:r>
           </w:p>
         </w:tc>
@@ -53086,7 +53098,7 @@
         </w:trPr>
         <w:tc>
           <w:tcPr>
-            <w:tcW w:w="887" w:type="dxa"/>
+            <w:tcW w:w="885" w:type="dxa"/>
             <w:vAlign w:val="center"/>
           </w:tcPr>
           <w:p>
@@ -53103,7 +53115,7 @@
         </w:tc>
         <w:tc>
           <w:tcPr>
-            <w:tcW w:w="2863" w:type="dxa"/>
+            <w:tcW w:w="2746" w:type="dxa"/>
             <w:vAlign w:val="center"/>
           </w:tcPr>
           <w:p>
@@ -53120,7 +53132,7 @@
         </w:tc>
         <w:tc>
           <w:tcPr>
-            <w:tcW w:w="2603" w:type="dxa"/>
+            <w:tcW w:w="2496" w:type="dxa"/>
             <w:vAlign w:val="center"/>
           </w:tcPr>
           <w:p>
@@ -53155,30 +53167,42 @@
         </w:tc>
         <w:tc>
           <w:tcPr>
-            <w:tcW w:w="2603" w:type="dxa"/>
-            <w:vAlign w:val="center"/>
-          </w:tcPr>
-          <w:p>
-            <w:pPr>
-              <w:spacing w:before="20" w:after="20" w:line="240" w:lineRule="auto"/>
-            </w:pPr>
-            <w:r>
-              <w:rPr>
-                <w:sz w:val="17"/>
-              </w:rPr>
-              <w:t>数据分析表（</w:t>
-            </w:r>
-            <w:r>
-              <w:rPr>
-                <w:sz w:val="17"/>
-              </w:rPr>
-              <w:t>xlsx</w:t>
-            </w:r>
-            <w:r>
-              <w:rPr>
-                <w:sz w:val="17"/>
-              </w:rPr>
-              <w:t>，按模板）</w:t>
+            <w:tcW w:w="2829" w:type="dxa"/>
+            <w:vAlign w:val="center"/>
+          </w:tcPr>
+          <w:p>
+            <w:pPr>
+              <w:spacing w:before="20" w:after="20" w:line="240" w:lineRule="auto"/>
+            </w:pPr>
+            <w:r>
+              <w:rPr>
+                <w:sz w:val="17"/>
+              </w:rPr>
+              <w:t>docs/</w:t>
+            </w:r>
+            <w:r>
+              <w:rPr>
+                <w:sz w:val="17"/>
+              </w:rPr>
+              <w:t>交付物</w:t>
+            </w:r>
+            <w:r>
+              <w:rPr>
+                <w:sz w:val="17"/>
+              </w:rPr>
+              <w:t>/</w:t>
+            </w:r>
+            <w:r>
+              <w:rPr>
+                <w:sz w:val="17"/>
+              </w:rPr>
+              <w:t>数据分析表</w:t>
+            </w:r>
+            <w:r>
+              <w:rPr>
+                <w:sz w:val="17"/>
+              </w:rPr>
+              <w:t>.xlsx</w:t>
             </w:r>
           </w:p>
         </w:tc>
@@ -53190,7 +53214,7 @@
         </w:trPr>
         <w:tc>
           <w:tcPr>
-            <w:tcW w:w="887" w:type="dxa"/>
+            <w:tcW w:w="885" w:type="dxa"/>
             <w:vAlign w:val="center"/>
           </w:tcPr>
           <w:p>
@@ -53207,7 +53231,7 @@
         </w:tc>
         <w:tc>
           <w:tcPr>
-            <w:tcW w:w="2863" w:type="dxa"/>
+            <w:tcW w:w="2746" w:type="dxa"/>
             <w:vAlign w:val="center"/>
           </w:tcPr>
           <w:p>
@@ -53224,7 +53248,7 @@
         </w:tc>
         <w:tc>
           <w:tcPr>
-            <w:tcW w:w="2603" w:type="dxa"/>
+            <w:tcW w:w="2496" w:type="dxa"/>
             <w:vAlign w:val="center"/>
           </w:tcPr>
           <w:p>
@@ -53247,30 +53271,42 @@
         </w:tc>
         <w:tc>
           <w:tcPr>
-            <w:tcW w:w="2603" w:type="dxa"/>
-            <w:vAlign w:val="center"/>
-          </w:tcPr>
-          <w:p>
-            <w:pPr>
-              <w:spacing w:before="20" w:after="20" w:line="240" w:lineRule="auto"/>
-            </w:pPr>
-            <w:r>
-              <w:rPr>
-                <w:sz w:val="17"/>
-              </w:rPr>
-              <w:t>功能分析表（</w:t>
-            </w:r>
-            <w:r>
-              <w:rPr>
-                <w:sz w:val="17"/>
-              </w:rPr>
-              <w:t>xlsx</w:t>
-            </w:r>
-            <w:r>
-              <w:rPr>
-                <w:sz w:val="17"/>
-              </w:rPr>
-              <w:t>，按模板）</w:t>
+            <w:tcW w:w="2829" w:type="dxa"/>
+            <w:vAlign w:val="center"/>
+          </w:tcPr>
+          <w:p>
+            <w:pPr>
+              <w:spacing w:before="20" w:after="20" w:line="240" w:lineRule="auto"/>
+            </w:pPr>
+            <w:r>
+              <w:rPr>
+                <w:sz w:val="17"/>
+              </w:rPr>
+              <w:t>docs/</w:t>
+            </w:r>
+            <w:r>
+              <w:rPr>
+                <w:sz w:val="17"/>
+              </w:rPr>
+              <w:t>交付物</w:t>
+            </w:r>
+            <w:r>
+              <w:rPr>
+                <w:sz w:val="17"/>
+              </w:rPr>
+              <w:t>/</w:t>
+            </w:r>
+            <w:r>
+              <w:rPr>
+                <w:sz w:val="17"/>
+              </w:rPr>
+              <w:t>功能分析表</w:t>
+            </w:r>
+            <w:r>
+              <w:rPr>
+                <w:sz w:val="17"/>
+              </w:rPr>
+              <w:t>.xlsx</w:t>
             </w:r>
           </w:p>
         </w:tc>
@@ -53282,7 +53318,7 @@
         </w:trPr>
         <w:tc>
           <w:tcPr>
-            <w:tcW w:w="887" w:type="dxa"/>
+            <w:tcW w:w="885" w:type="dxa"/>
             <w:vAlign w:val="center"/>
           </w:tcPr>
           <w:p>
@@ -53299,7 +53335,7 @@
         </w:tc>
         <w:tc>
           <w:tcPr>
-            <w:tcW w:w="2863" w:type="dxa"/>
+            <w:tcW w:w="2746" w:type="dxa"/>
             <w:vAlign w:val="center"/>
           </w:tcPr>
           <w:p>
@@ -53316,7 +53352,7 @@
         </w:tc>
         <w:tc>
           <w:tcPr>
-            <w:tcW w:w="2603" w:type="dxa"/>
+            <w:tcW w:w="2496" w:type="dxa"/>
             <w:vAlign w:val="center"/>
           </w:tcPr>
           <w:p>
@@ -53351,7 +53387,7 @@
         </w:tc>
         <w:tc>
           <w:tcPr>
-            <w:tcW w:w="2603" w:type="dxa"/>
+            <w:tcW w:w="2829" w:type="dxa"/>
             <w:vAlign w:val="center"/>
           </w:tcPr>
           <w:p>
@@ -53386,7 +53422,7 @@
         </w:trPr>
         <w:tc>
           <w:tcPr>
-            <w:tcW w:w="887" w:type="dxa"/>
+            <w:tcW w:w="885" w:type="dxa"/>
             <w:vAlign w:val="center"/>
           </w:tcPr>
           <w:p>
@@ -53403,7 +53439,7 @@
         </w:tc>
         <w:tc>
           <w:tcPr>
-            <w:tcW w:w="2863" w:type="dxa"/>
+            <w:tcW w:w="2746" w:type="dxa"/>
             <w:vAlign w:val="center"/>
           </w:tcPr>
           <w:p>
@@ -53420,7 +53456,7 @@
         </w:tc>
         <w:tc>
           <w:tcPr>
-            <w:tcW w:w="2603" w:type="dxa"/>
+            <w:tcW w:w="2496" w:type="dxa"/>
             <w:vAlign w:val="center"/>
           </w:tcPr>
           <w:p>
@@ -53443,7 +53479,7 @@
         </w:tc>
         <w:tc>
           <w:tcPr>
-            <w:tcW w:w="2603" w:type="dxa"/>
+            <w:tcW w:w="2829" w:type="dxa"/>
             <w:vAlign w:val="center"/>
           </w:tcPr>
           <w:p>
@@ -53472,7 +53508,7 @@
         </w:trPr>
         <w:tc>
           <w:tcPr>
-            <w:tcW w:w="887" w:type="dxa"/>
+            <w:tcW w:w="885" w:type="dxa"/>
             <w:vAlign w:val="center"/>
           </w:tcPr>
           <w:p>
@@ -53489,7 +53525,7 @@
         </w:tc>
         <w:tc>
           <w:tcPr>
-            <w:tcW w:w="2863" w:type="dxa"/>
+            <w:tcW w:w="2746" w:type="dxa"/>
             <w:vAlign w:val="center"/>
           </w:tcPr>
           <w:p>
@@ -53512,7 +53548,7 @@
         </w:tc>
         <w:tc>
           <w:tcPr>
-            <w:tcW w:w="2603" w:type="dxa"/>
+            <w:tcW w:w="2496" w:type="dxa"/>
             <w:vAlign w:val="center"/>
           </w:tcPr>
           <w:p>
@@ -53535,7 +53571,7 @@
         </w:tc>
         <w:tc>
           <w:tcPr>
-            <w:tcW w:w="2603" w:type="dxa"/>
+            <w:tcW w:w="2829" w:type="dxa"/>
             <w:vAlign w:val="center"/>
           </w:tcPr>
           <w:p>
@@ -53564,7 +53600,7 @@
         </w:trPr>
         <w:tc>
           <w:tcPr>
-            <w:tcW w:w="887" w:type="dxa"/>
+            <w:tcW w:w="885" w:type="dxa"/>
             <w:vAlign w:val="center"/>
           </w:tcPr>
           <w:p>
@@ -53581,7 +53617,7 @@
         </w:tc>
         <w:tc>
           <w:tcPr>
-            <w:tcW w:w="2863" w:type="dxa"/>
+            <w:tcW w:w="2746" w:type="dxa"/>
             <w:vAlign w:val="center"/>
           </w:tcPr>
           <w:p>
@@ -53598,7 +53634,7 @@
         </w:tc>
         <w:tc>
           <w:tcPr>
-            <w:tcW w:w="2603" w:type="dxa"/>
+            <w:tcW w:w="2496" w:type="dxa"/>
             <w:vAlign w:val="center"/>
           </w:tcPr>
           <w:p>
@@ -53621,7 +53657,7 @@
         </w:tc>
         <w:tc>
           <w:tcPr>
-            <w:tcW w:w="2603" w:type="dxa"/>
+            <w:tcW w:w="2829" w:type="dxa"/>
             <w:vAlign w:val="center"/>
           </w:tcPr>
           <w:p>
@@ -53650,13 +53686,31 @@
               <w:rPr>
                 <w:sz w:val="17"/>
               </w:rPr>
-              <w:t xml:space="preserve"> + xlsx</w:t>
-            </w:r>
-            <w:r>
-              <w:rPr>
-                <w:sz w:val="17"/>
-              </w:rPr>
-              <w:t>（按模板）</w:t>
+              <w:t xml:space="preserve"> + docs/</w:t>
+            </w:r>
+            <w:r>
+              <w:rPr>
+                <w:sz w:val="17"/>
+              </w:rPr>
+              <w:t>交付物</w:t>
+            </w:r>
+            <w:r>
+              <w:rPr>
+                <w:sz w:val="17"/>
+              </w:rPr>
+              <w:t>/</w:t>
+            </w:r>
+            <w:r>
+              <w:rPr>
+                <w:sz w:val="17"/>
+              </w:rPr>
+              <w:t>数据库表结构</w:t>
+            </w:r>
+            <w:r>
+              <w:rPr>
+                <w:sz w:val="17"/>
+              </w:rPr>
+              <w:t>.xlsx</w:t>
             </w:r>
           </w:p>
         </w:tc>
@@ -53668,7 +53722,7 @@
         </w:trPr>
         <w:tc>
           <w:tcPr>
-            <w:tcW w:w="887" w:type="dxa"/>
+            <w:tcW w:w="885" w:type="dxa"/>
             <w:vAlign w:val="center"/>
           </w:tcPr>
           <w:p>
@@ -53685,7 +53739,7 @@
         </w:tc>
         <w:tc>
           <w:tcPr>
-            <w:tcW w:w="2863" w:type="dxa"/>
+            <w:tcW w:w="2746" w:type="dxa"/>
             <w:vAlign w:val="center"/>
           </w:tcPr>
           <w:p>
@@ -53714,7 +53768,7 @@
         </w:tc>
         <w:tc>
           <w:tcPr>
-            <w:tcW w:w="2603" w:type="dxa"/>
+            <w:tcW w:w="2496" w:type="dxa"/>
             <w:vAlign w:val="center"/>
           </w:tcPr>
           <w:p>
@@ -53767,7 +53821,7 @@
         </w:tc>
         <w:tc>
           <w:tcPr>
-            <w:tcW w:w="2603" w:type="dxa"/>
+            <w:tcW w:w="2829" w:type="dxa"/>
             <w:vAlign w:val="center"/>
           </w:tcPr>
           <w:p>
@@ -53808,7 +53862,7 @@
         </w:trPr>
         <w:tc>
           <w:tcPr>
-            <w:tcW w:w="887" w:type="dxa"/>
+            <w:tcW w:w="885" w:type="dxa"/>
             <w:vAlign w:val="center"/>
           </w:tcPr>
           <w:p>
@@ -53825,7 +53879,7 @@
         </w:tc>
         <w:tc>
           <w:tcPr>
-            <w:tcW w:w="2863" w:type="dxa"/>
+            <w:tcW w:w="2746" w:type="dxa"/>
             <w:vAlign w:val="center"/>
           </w:tcPr>
           <w:p>
@@ -53842,7 +53896,7 @@
         </w:tc>
         <w:tc>
           <w:tcPr>
-            <w:tcW w:w="2603" w:type="dxa"/>
+            <w:tcW w:w="2496" w:type="dxa"/>
             <w:vAlign w:val="center"/>
           </w:tcPr>
           <w:p>
@@ -53877,7 +53931,7 @@
         </w:tc>
         <w:tc>
           <w:tcPr>
-            <w:tcW w:w="2603" w:type="dxa"/>
+            <w:tcW w:w="2829" w:type="dxa"/>
             <w:vAlign w:val="center"/>
           </w:tcPr>
           <w:p>
@@ -53912,7 +53966,7 @@
         </w:trPr>
         <w:tc>
           <w:tcPr>
-            <w:tcW w:w="887" w:type="dxa"/>
+            <w:tcW w:w="885" w:type="dxa"/>
             <w:vAlign w:val="center"/>
           </w:tcPr>
           <w:p>
@@ -53929,7 +53983,7 @@
         </w:tc>
         <w:tc>
           <w:tcPr>
-            <w:tcW w:w="2863" w:type="dxa"/>
+            <w:tcW w:w="2746" w:type="dxa"/>
             <w:vAlign w:val="center"/>
           </w:tcPr>
           <w:p>
@@ -53958,7 +54012,7 @@
         </w:tc>
         <w:tc>
           <w:tcPr>
-            <w:tcW w:w="2603" w:type="dxa"/>
+            <w:tcW w:w="2496" w:type="dxa"/>
             <w:vAlign w:val="center"/>
           </w:tcPr>
           <w:p>
@@ -53993,7 +54047,7 @@
         </w:tc>
         <w:tc>
           <w:tcPr>
-            <w:tcW w:w="2603" w:type="dxa"/>
+            <w:tcW w:w="2829" w:type="dxa"/>
             <w:vAlign w:val="center"/>
           </w:tcPr>
           <w:p>
@@ -54028,7 +54082,7 @@
         </w:trPr>
         <w:tc>
           <w:tcPr>
-            <w:tcW w:w="887" w:type="dxa"/>
+            <w:tcW w:w="885" w:type="dxa"/>
             <w:vAlign w:val="center"/>
           </w:tcPr>
           <w:p>
@@ -54045,7 +54099,7 @@
         </w:tc>
         <w:tc>
           <w:tcPr>
-            <w:tcW w:w="2863" w:type="dxa"/>
+            <w:tcW w:w="2746" w:type="dxa"/>
             <w:vAlign w:val="center"/>
           </w:tcPr>
           <w:p>
@@ -54062,7 +54116,7 @@
         </w:tc>
         <w:tc>
           <w:tcPr>
-            <w:tcW w:w="2603" w:type="dxa"/>
+            <w:tcW w:w="2496" w:type="dxa"/>
             <w:vAlign w:val="center"/>
           </w:tcPr>
           <w:p>
@@ -54079,7 +54133,7 @@
         </w:tc>
         <w:tc>
           <w:tcPr>
-            <w:tcW w:w="2603" w:type="dxa"/>
+            <w:tcW w:w="2829" w:type="dxa"/>
             <w:vAlign w:val="center"/>
           </w:tcPr>
           <w:p>
@@ -54108,7 +54162,7 @@
         </w:trPr>
         <w:tc>
           <w:tcPr>
-            <w:tcW w:w="887" w:type="dxa"/>
+            <w:tcW w:w="885" w:type="dxa"/>
             <w:vAlign w:val="center"/>
           </w:tcPr>
           <w:p>
@@ -54125,7 +54179,7 @@
         </w:tc>
         <w:tc>
           <w:tcPr>
-            <w:tcW w:w="2863" w:type="dxa"/>
+            <w:tcW w:w="2746" w:type="dxa"/>
             <w:vAlign w:val="center"/>
           </w:tcPr>
           <w:p>
@@ -54142,7 +54196,7 @@
         </w:tc>
         <w:tc>
           <w:tcPr>
-            <w:tcW w:w="2603" w:type="dxa"/>
+            <w:tcW w:w="2496" w:type="dxa"/>
             <w:vAlign w:val="center"/>
           </w:tcPr>
           <w:p>
@@ -54165,7 +54219,7 @@
         </w:tc>
         <w:tc>
           <w:tcPr>
-            <w:tcW w:w="2603" w:type="dxa"/>
+            <w:tcW w:w="2829" w:type="dxa"/>
             <w:vAlign w:val="center"/>
           </w:tcPr>
           <w:p>
@@ -54197,7 +54251,7 @@
       <w:pPr>
         <w:pStyle w:val="21"/>
       </w:pPr>
-      <w:bookmarkStart w:id="84" w:name="_Toc243933345"/>
+      <w:bookmarkStart w:id="84" w:name="_Toc243935322"/>
       <w:r>
         <w:rPr>
           <w:rFonts w:ascii="Times New Roman" w:eastAsia="黑体" w:hAnsi="Times New Roman"/>
@@ -54671,7 +54725,7 @@
       <w:pPr>
         <w:pStyle w:val="21"/>
       </w:pPr>
-      <w:bookmarkStart w:id="85" w:name="_Toc243933346"/>
+      <w:bookmarkStart w:id="85" w:name="_Toc243935323"/>
       <w:r>
         <w:rPr>
           <w:rFonts w:ascii="Times New Roman" w:eastAsia="黑体" w:hAnsi="Times New Roman"/>
@@ -55522,7 +55576,7 @@
       <w:pPr>
         <w:pStyle w:val="1"/>
       </w:pPr>
-      <w:bookmarkStart w:id="86" w:name="_Toc243933347"/>
+      <w:bookmarkStart w:id="86" w:name="_Toc243935324"/>
       <w:r>
         <w:rPr>
           <w:rFonts w:ascii="Times New Roman" w:eastAsia="黑体" w:hAnsi="Times New Roman"/>
@@ -56337,7 +56391,7 @@
       <w:pPr>
         <w:pStyle w:val="1"/>
       </w:pPr>
-      <w:bookmarkStart w:id="87" w:name="_Toc243933348"/>
+      <w:bookmarkStart w:id="87" w:name="_Toc243935325"/>
       <w:r>
         <w:rPr>
           <w:rFonts w:ascii="Times New Roman" w:eastAsia="黑体" w:hAnsi="Times New Roman"/>
@@ -57291,31 +57345,31 @@
       </w:rPr>
     </w:lvl>
   </w:abstractNum>
-  <w:num w:numId="1" w16cid:durableId="1907035674">
+  <w:num w:numId="1" w16cid:durableId="703017645">
     <w:abstractNumId w:val="8"/>
   </w:num>
-  <w:num w:numId="2" w16cid:durableId="1597833602">
+  <w:num w:numId="2" w16cid:durableId="1379672229">
     <w:abstractNumId w:val="6"/>
   </w:num>
-  <w:num w:numId="3" w16cid:durableId="1425346619">
+  <w:num w:numId="3" w16cid:durableId="184295945">
     <w:abstractNumId w:val="5"/>
   </w:num>
-  <w:num w:numId="4" w16cid:durableId="1906066180">
+  <w:num w:numId="4" w16cid:durableId="1849515018">
     <w:abstractNumId w:val="4"/>
   </w:num>
-  <w:num w:numId="5" w16cid:durableId="2106728645">
+  <w:num w:numId="5" w16cid:durableId="1597447519">
     <w:abstractNumId w:val="7"/>
   </w:num>
-  <w:num w:numId="6" w16cid:durableId="4940635">
+  <w:num w:numId="6" w16cid:durableId="641498967">
     <w:abstractNumId w:val="3"/>
   </w:num>
-  <w:num w:numId="7" w16cid:durableId="884757704">
+  <w:num w:numId="7" w16cid:durableId="1520199529">
     <w:abstractNumId w:val="2"/>
   </w:num>
-  <w:num w:numId="8" w16cid:durableId="901520718">
+  <w:num w:numId="8" w16cid:durableId="82995011">
     <w:abstractNumId w:val="1"/>
   </w:num>
-  <w:num w:numId="9" w16cid:durableId="618994726">
+  <w:num w:numId="9" w16cid:durableId="858544264">
     <w:abstractNumId w:val="0"/>
   </w:num>
 </w:numbering>
@@ -68711,7 +68765,7 @@
     <w:autoRedefine/>
     <w:uiPriority w:val="39"/>
     <w:unhideWhenUsed/>
-    <w:rsid w:val="009C68BE"/>
+    <w:rsid w:val="001F21F3"/>
   </w:style>
   <w:style w:type="paragraph" w:styleId="TOC2">
     <w:name w:val="toc 2"/>
@@ -68720,7 +68774,7 @@
     <w:autoRedefine/>
     <w:uiPriority w:val="39"/>
     <w:unhideWhenUsed/>
-    <w:rsid w:val="009C68BE"/>
+    <w:rsid w:val="001F21F3"/>
     <w:pPr>
       <w:ind w:leftChars="200" w:left="420"/>
     </w:pPr>
@@ -68732,7 +68786,7 @@
     <w:autoRedefine/>
     <w:uiPriority w:val="39"/>
     <w:unhideWhenUsed/>
-    <w:rsid w:val="009C68BE"/>
+    <w:rsid w:val="001F21F3"/>
     <w:pPr>
       <w:ind w:leftChars="400" w:left="840"/>
     </w:pPr>
@@ -68742,7 +68796,7 @@
     <w:basedOn w:val="a2"/>
     <w:uiPriority w:val="99"/>
     <w:unhideWhenUsed/>
-    <w:rsid w:val="009C68BE"/>
+    <w:rsid w:val="001F21F3"/>
     <w:rPr>
       <w:color w:val="0000FF" w:themeColor="hyperlink"/>
       <w:u w:val="single"/>

--- a/docs/系统设计文档.docx
+++ b/docs/系统设计文档.docx
@@ -884,7 +884,7 @@
       <w:r>
         <w:fldChar w:fldCharType="separate"/>
       </w:r>
-      <w:hyperlink w:anchor="_Toc243935238" w:history="1">
+      <w:hyperlink w:anchor="_Toc244029835" w:history="1">
         <w:r>
           <w:rPr>
             <w:rStyle w:val="aff9"/>
@@ -930,7 +930,7 @@
             <w:noProof/>
             <w:webHidden/>
           </w:rPr>
-          <w:instrText>PAGEREF _Toc243935238 \h</w:instrText>
+          <w:instrText>PAGEREF _Toc244029835 \h</w:instrText>
         </w:r>
         <w:r>
           <w:rPr>
@@ -990,7 +990,7 @@
           <w14:ligatures w14:val="standardContextual"/>
         </w:rPr>
       </w:pPr>
-      <w:hyperlink w:anchor="_Toc243935239" w:history="1">
+      <w:hyperlink w:anchor="_Toc244029836" w:history="1">
         <w:r>
           <w:rPr>
             <w:rStyle w:val="aff9"/>
@@ -1036,7 +1036,7 @@
             <w:noProof/>
             <w:webHidden/>
           </w:rPr>
-          <w:instrText>PAGEREF _Toc243935239 \h</w:instrText>
+          <w:instrText>PAGEREF _Toc244029836 \h</w:instrText>
         </w:r>
         <w:r>
           <w:rPr>
@@ -1096,7 +1096,7 @@
           <w14:ligatures w14:val="standardContextual"/>
         </w:rPr>
       </w:pPr>
-      <w:hyperlink w:anchor="_Toc243935240" w:history="1">
+      <w:hyperlink w:anchor="_Toc244029837" w:history="1">
         <w:r>
           <w:rPr>
             <w:rStyle w:val="aff9"/>
@@ -1142,7 +1142,7 @@
             <w:noProof/>
             <w:webHidden/>
           </w:rPr>
-          <w:instrText>PAGEREF _Toc243935240 \h</w:instrText>
+          <w:instrText>PAGEREF _Toc244029837 \h</w:instrText>
         </w:r>
         <w:r>
           <w:rPr>
@@ -1202,7 +1202,7 @@
           <w14:ligatures w14:val="standardContextual"/>
         </w:rPr>
       </w:pPr>
-      <w:hyperlink w:anchor="_Toc243935241" w:history="1">
+      <w:hyperlink w:anchor="_Toc244029838" w:history="1">
         <w:r>
           <w:rPr>
             <w:rStyle w:val="aff9"/>
@@ -1248,7 +1248,7 @@
             <w:noProof/>
             <w:webHidden/>
           </w:rPr>
-          <w:instrText>PAGEREF _Toc243935241 \h</w:instrText>
+          <w:instrText>PAGEREF _Toc244029838 \h</w:instrText>
         </w:r>
         <w:r>
           <w:rPr>
@@ -1308,7 +1308,7 @@
           <w14:ligatures w14:val="standardContextual"/>
         </w:rPr>
       </w:pPr>
-      <w:hyperlink w:anchor="_Toc243935242" w:history="1">
+      <w:hyperlink w:anchor="_Toc244029839" w:history="1">
         <w:r>
           <w:rPr>
             <w:rStyle w:val="aff9"/>
@@ -1354,7 +1354,7 @@
             <w:noProof/>
             <w:webHidden/>
           </w:rPr>
-          <w:instrText>PAGEREF _Toc243935242 \h</w:instrText>
+          <w:instrText>PAGEREF _Toc244029839 \h</w:instrText>
         </w:r>
         <w:r>
           <w:rPr>
@@ -1414,7 +1414,7 @@
           <w14:ligatures w14:val="standardContextual"/>
         </w:rPr>
       </w:pPr>
-      <w:hyperlink w:anchor="_Toc243935243" w:history="1">
+      <w:hyperlink w:anchor="_Toc244029840" w:history="1">
         <w:r>
           <w:rPr>
             <w:rStyle w:val="aff9"/>
@@ -1460,7 +1460,7 @@
             <w:noProof/>
             <w:webHidden/>
           </w:rPr>
-          <w:instrText>PAGEREF _Toc243935243 \h</w:instrText>
+          <w:instrText>PAGEREF _Toc244029840 \h</w:instrText>
         </w:r>
         <w:r>
           <w:rPr>
@@ -1519,7 +1519,7 @@
           <w14:ligatures w14:val="standardContextual"/>
         </w:rPr>
       </w:pPr>
-      <w:hyperlink w:anchor="_Toc243935244" w:history="1">
+      <w:hyperlink w:anchor="_Toc244029841" w:history="1">
         <w:r>
           <w:rPr>
             <w:rStyle w:val="aff9"/>
@@ -1565,7 +1565,7 @@
             <w:noProof/>
             <w:webHidden/>
           </w:rPr>
-          <w:instrText>PAGEREF _Toc243935244 \h</w:instrText>
+          <w:instrText>PAGEREF _Toc244029841 \h</w:instrText>
         </w:r>
         <w:r>
           <w:rPr>
@@ -1625,7 +1625,7 @@
           <w14:ligatures w14:val="standardContextual"/>
         </w:rPr>
       </w:pPr>
-      <w:hyperlink w:anchor="_Toc243935245" w:history="1">
+      <w:hyperlink w:anchor="_Toc244029842" w:history="1">
         <w:r>
           <w:rPr>
             <w:rStyle w:val="aff9"/>
@@ -1671,7 +1671,7 @@
             <w:noProof/>
             <w:webHidden/>
           </w:rPr>
-          <w:instrText>PAGEREF _Toc243935245 \h</w:instrText>
+          <w:instrText>PAGEREF _Toc244029842 \h</w:instrText>
         </w:r>
         <w:r>
           <w:rPr>
@@ -1731,7 +1731,7 @@
           <w14:ligatures w14:val="standardContextual"/>
         </w:rPr>
       </w:pPr>
-      <w:hyperlink w:anchor="_Toc243935246" w:history="1">
+      <w:hyperlink w:anchor="_Toc244029843" w:history="1">
         <w:r>
           <w:rPr>
             <w:rStyle w:val="aff9"/>
@@ -1777,7 +1777,7 @@
             <w:noProof/>
             <w:webHidden/>
           </w:rPr>
-          <w:instrText>PAGEREF _Toc243935246 \h</w:instrText>
+          <w:instrText>PAGEREF _Toc244029843 \h</w:instrText>
         </w:r>
         <w:r>
           <w:rPr>
@@ -1837,7 +1837,7 @@
           <w14:ligatures w14:val="standardContextual"/>
         </w:rPr>
       </w:pPr>
-      <w:hyperlink w:anchor="_Toc243935247" w:history="1">
+      <w:hyperlink w:anchor="_Toc244029844" w:history="1">
         <w:r>
           <w:rPr>
             <w:rStyle w:val="aff9"/>
@@ -1883,7 +1883,7 @@
             <w:noProof/>
             <w:webHidden/>
           </w:rPr>
-          <w:instrText>PAGEREF _Toc243935247 \h</w:instrText>
+          <w:instrText>PAGEREF _Toc244029844 \h</w:instrText>
         </w:r>
         <w:r>
           <w:rPr>
@@ -1943,7 +1943,7 @@
           <w14:ligatures w14:val="standardContextual"/>
         </w:rPr>
       </w:pPr>
-      <w:hyperlink w:anchor="_Toc243935248" w:history="1">
+      <w:hyperlink w:anchor="_Toc244029845" w:history="1">
         <w:r>
           <w:rPr>
             <w:rStyle w:val="aff9"/>
@@ -1989,7 +1989,7 @@
             <w:noProof/>
             <w:webHidden/>
           </w:rPr>
-          <w:instrText>PAGEREF _Toc243935248 \h</w:instrText>
+          <w:instrText>PAGEREF _Toc244029845 \h</w:instrText>
         </w:r>
         <w:r>
           <w:rPr>
@@ -2049,7 +2049,7 @@
           <w14:ligatures w14:val="standardContextual"/>
         </w:rPr>
       </w:pPr>
-      <w:hyperlink w:anchor="_Toc243935249" w:history="1">
+      <w:hyperlink w:anchor="_Toc244029846" w:history="1">
         <w:r>
           <w:rPr>
             <w:rStyle w:val="aff9"/>
@@ -2095,7 +2095,7 @@
             <w:noProof/>
             <w:webHidden/>
           </w:rPr>
-          <w:instrText>PAGEREF _Toc243935249 \h</w:instrText>
+          <w:instrText>PAGEREF _Toc244029846 \h</w:instrText>
         </w:r>
         <w:r>
           <w:rPr>
@@ -2154,7 +2154,7 @@
           <w14:ligatures w14:val="standardContextual"/>
         </w:rPr>
       </w:pPr>
-      <w:hyperlink w:anchor="_Toc243935250" w:history="1">
+      <w:hyperlink w:anchor="_Toc244029847" w:history="1">
         <w:r>
           <w:rPr>
             <w:rStyle w:val="aff9"/>
@@ -2200,7 +2200,7 @@
             <w:noProof/>
             <w:webHidden/>
           </w:rPr>
-          <w:instrText>PAGEREF _Toc243935250 \h</w:instrText>
+          <w:instrText>PAGEREF _Toc244029847 \h</w:instrText>
         </w:r>
         <w:r>
           <w:rPr>
@@ -2260,7 +2260,7 @@
           <w14:ligatures w14:val="standardContextual"/>
         </w:rPr>
       </w:pPr>
-      <w:hyperlink w:anchor="_Toc243935251" w:history="1">
+      <w:hyperlink w:anchor="_Toc244029848" w:history="1">
         <w:r>
           <w:rPr>
             <w:rStyle w:val="aff9"/>
@@ -2306,7 +2306,7 @@
             <w:noProof/>
             <w:webHidden/>
           </w:rPr>
-          <w:instrText>PAGEREF _Toc243935251 \h</w:instrText>
+          <w:instrText>PAGEREF _Toc244029848 \h</w:instrText>
         </w:r>
         <w:r>
           <w:rPr>
@@ -2366,7 +2366,7 @@
           <w14:ligatures w14:val="standardContextual"/>
         </w:rPr>
       </w:pPr>
-      <w:hyperlink w:anchor="_Toc243935252" w:history="1">
+      <w:hyperlink w:anchor="_Toc244029849" w:history="1">
         <w:r>
           <w:rPr>
             <w:rStyle w:val="aff9"/>
@@ -2412,7 +2412,7 @@
             <w:noProof/>
             <w:webHidden/>
           </w:rPr>
-          <w:instrText>PAGEREF _Toc243935252 \h</w:instrText>
+          <w:instrText>PAGEREF _Toc244029849 \h</w:instrText>
         </w:r>
         <w:r>
           <w:rPr>
@@ -2472,7 +2472,7 @@
           <w14:ligatures w14:val="standardContextual"/>
         </w:rPr>
       </w:pPr>
-      <w:hyperlink w:anchor="_Toc243935253" w:history="1">
+      <w:hyperlink w:anchor="_Toc244029850" w:history="1">
         <w:r>
           <w:rPr>
             <w:rStyle w:val="aff9"/>
@@ -2518,7 +2518,7 @@
             <w:noProof/>
             <w:webHidden/>
           </w:rPr>
-          <w:instrText>PAGEREF _Toc243935253 \h</w:instrText>
+          <w:instrText>PAGEREF _Toc244029850 \h</w:instrText>
         </w:r>
         <w:r>
           <w:rPr>
@@ -2578,7 +2578,7 @@
           <w14:ligatures w14:val="standardContextual"/>
         </w:rPr>
       </w:pPr>
-      <w:hyperlink w:anchor="_Toc243935254" w:history="1">
+      <w:hyperlink w:anchor="_Toc244029851" w:history="1">
         <w:r>
           <w:rPr>
             <w:rStyle w:val="aff9"/>
@@ -2624,7 +2624,7 @@
             <w:noProof/>
             <w:webHidden/>
           </w:rPr>
-          <w:instrText>PAGEREF _Toc243935254 \h</w:instrText>
+          <w:instrText>PAGEREF _Toc244029851 \h</w:instrText>
         </w:r>
         <w:r>
           <w:rPr>
@@ -2684,7 +2684,7 @@
           <w14:ligatures w14:val="standardContextual"/>
         </w:rPr>
       </w:pPr>
-      <w:hyperlink w:anchor="_Toc243935255" w:history="1">
+      <w:hyperlink w:anchor="_Toc244029852" w:history="1">
         <w:r>
           <w:rPr>
             <w:rStyle w:val="aff9"/>
@@ -2730,7 +2730,7 @@
             <w:noProof/>
             <w:webHidden/>
           </w:rPr>
-          <w:instrText>PAGEREF _Toc243935255 \h</w:instrText>
+          <w:instrText>PAGEREF _Toc244029852 \h</w:instrText>
         </w:r>
         <w:r>
           <w:rPr>
@@ -2790,7 +2790,7 @@
           <w14:ligatures w14:val="standardContextual"/>
         </w:rPr>
       </w:pPr>
-      <w:hyperlink w:anchor="_Toc243935256" w:history="1">
+      <w:hyperlink w:anchor="_Toc244029853" w:history="1">
         <w:r>
           <w:rPr>
             <w:rStyle w:val="aff9"/>
@@ -2836,7 +2836,7 @@
             <w:noProof/>
             <w:webHidden/>
           </w:rPr>
-          <w:instrText>PAGEREF _Toc243935256 \h</w:instrText>
+          <w:instrText>PAGEREF _Toc244029853 \h</w:instrText>
         </w:r>
         <w:r>
           <w:rPr>
@@ -2895,7 +2895,7 @@
           <w14:ligatures w14:val="standardContextual"/>
         </w:rPr>
       </w:pPr>
-      <w:hyperlink w:anchor="_Toc243935257" w:history="1">
+      <w:hyperlink w:anchor="_Toc244029854" w:history="1">
         <w:r>
           <w:rPr>
             <w:rStyle w:val="aff9"/>
@@ -2941,7 +2941,7 @@
             <w:noProof/>
             <w:webHidden/>
           </w:rPr>
-          <w:instrText>PAGEREF _Toc243935257 \h</w:instrText>
+          <w:instrText>PAGEREF _Toc244029854 \h</w:instrText>
         </w:r>
         <w:r>
           <w:rPr>
@@ -3001,7 +3001,7 @@
           <w14:ligatures w14:val="standardContextual"/>
         </w:rPr>
       </w:pPr>
-      <w:hyperlink w:anchor="_Toc243935258" w:history="1">
+      <w:hyperlink w:anchor="_Toc244029855" w:history="1">
         <w:r>
           <w:rPr>
             <w:rStyle w:val="aff9"/>
@@ -3047,7 +3047,7 @@
             <w:noProof/>
             <w:webHidden/>
           </w:rPr>
-          <w:instrText>PAGEREF _Toc243935258 \h</w:instrText>
+          <w:instrText>PAGEREF _Toc244029855 \h</w:instrText>
         </w:r>
         <w:r>
           <w:rPr>
@@ -3107,7 +3107,7 @@
           <w14:ligatures w14:val="standardContextual"/>
         </w:rPr>
       </w:pPr>
-      <w:hyperlink w:anchor="_Toc243935259" w:history="1">
+      <w:hyperlink w:anchor="_Toc244029856" w:history="1">
         <w:r>
           <w:rPr>
             <w:rStyle w:val="aff9"/>
@@ -3153,7 +3153,7 @@
             <w:noProof/>
             <w:webHidden/>
           </w:rPr>
-          <w:instrText>PAGEREF _Toc243935259 \h</w:instrText>
+          <w:instrText>PAGEREF _Toc244029856 \h</w:instrText>
         </w:r>
         <w:r>
           <w:rPr>
@@ -3213,7 +3213,7 @@
           <w14:ligatures w14:val="standardContextual"/>
         </w:rPr>
       </w:pPr>
-      <w:hyperlink w:anchor="_Toc243935260" w:history="1">
+      <w:hyperlink w:anchor="_Toc244029857" w:history="1">
         <w:r>
           <w:rPr>
             <w:rStyle w:val="aff9"/>
@@ -3275,7 +3275,7 @@
             <w:noProof/>
             <w:webHidden/>
           </w:rPr>
-          <w:instrText>PAGEREF _Toc243935260 \h</w:instrText>
+          <w:instrText>PAGEREF _Toc244029857 \h</w:instrText>
         </w:r>
         <w:r>
           <w:rPr>
@@ -3335,7 +3335,7 @@
           <w14:ligatures w14:val="standardContextual"/>
         </w:rPr>
       </w:pPr>
-      <w:hyperlink w:anchor="_Toc243935261" w:history="1">
+      <w:hyperlink w:anchor="_Toc244029858" w:history="1">
         <w:r>
           <w:rPr>
             <w:rStyle w:val="aff9"/>
@@ -3397,7 +3397,7 @@
             <w:noProof/>
             <w:webHidden/>
           </w:rPr>
-          <w:instrText>PAGEREF _Toc243935261 \h</w:instrText>
+          <w:instrText>PAGEREF _Toc244029858 \h</w:instrText>
         </w:r>
         <w:r>
           <w:rPr>
@@ -3457,7 +3457,7 @@
           <w14:ligatures w14:val="standardContextual"/>
         </w:rPr>
       </w:pPr>
-      <w:hyperlink w:anchor="_Toc243935262" w:history="1">
+      <w:hyperlink w:anchor="_Toc244029859" w:history="1">
         <w:r>
           <w:rPr>
             <w:rStyle w:val="aff9"/>
@@ -3535,7 +3535,7 @@
             <w:noProof/>
             <w:webHidden/>
           </w:rPr>
-          <w:instrText>PAGEREF _Toc243935262 \h</w:instrText>
+          <w:instrText>PAGEREF _Toc244029859 \h</w:instrText>
         </w:r>
         <w:r>
           <w:rPr>
@@ -3595,7 +3595,7 @@
           <w14:ligatures w14:val="standardContextual"/>
         </w:rPr>
       </w:pPr>
-      <w:hyperlink w:anchor="_Toc243935263" w:history="1">
+      <w:hyperlink w:anchor="_Toc244029860" w:history="1">
         <w:r>
           <w:rPr>
             <w:rStyle w:val="aff9"/>
@@ -3657,7 +3657,7 @@
             <w:noProof/>
             <w:webHidden/>
           </w:rPr>
-          <w:instrText>PAGEREF _Toc243935263 \h</w:instrText>
+          <w:instrText>PAGEREF _Toc244029860 \h</w:instrText>
         </w:r>
         <w:r>
           <w:rPr>
@@ -3717,7 +3717,7 @@
           <w14:ligatures w14:val="standardContextual"/>
         </w:rPr>
       </w:pPr>
-      <w:hyperlink w:anchor="_Toc243935264" w:history="1">
+      <w:hyperlink w:anchor="_Toc244029861" w:history="1">
         <w:r>
           <w:rPr>
             <w:rStyle w:val="aff9"/>
@@ -3779,7 +3779,7 @@
             <w:noProof/>
             <w:webHidden/>
           </w:rPr>
-          <w:instrText>PAGEREF _Toc243935264 \h</w:instrText>
+          <w:instrText>PAGEREF _Toc244029861 \h</w:instrText>
         </w:r>
         <w:r>
           <w:rPr>
@@ -3839,7 +3839,7 @@
           <w14:ligatures w14:val="standardContextual"/>
         </w:rPr>
       </w:pPr>
-      <w:hyperlink w:anchor="_Toc243935265" w:history="1">
+      <w:hyperlink w:anchor="_Toc244029862" w:history="1">
         <w:r>
           <w:rPr>
             <w:rStyle w:val="aff9"/>
@@ -3885,7 +3885,7 @@
             <w:noProof/>
             <w:webHidden/>
           </w:rPr>
-          <w:instrText>PAGEREF _Toc243935265 \h</w:instrText>
+          <w:instrText>PAGEREF _Toc244029862 \h</w:instrText>
         </w:r>
         <w:r>
           <w:rPr>
@@ -3945,7 +3945,7 @@
           <w14:ligatures w14:val="standardContextual"/>
         </w:rPr>
       </w:pPr>
-      <w:hyperlink w:anchor="_Toc243935266" w:history="1">
+      <w:hyperlink w:anchor="_Toc244029863" w:history="1">
         <w:r>
           <w:rPr>
             <w:rStyle w:val="aff9"/>
@@ -3991,7 +3991,7 @@
             <w:noProof/>
             <w:webHidden/>
           </w:rPr>
-          <w:instrText>PAGEREF _Toc243935266 \h</w:instrText>
+          <w:instrText>PAGEREF _Toc244029863 \h</w:instrText>
         </w:r>
         <w:r>
           <w:rPr>
@@ -4051,7 +4051,7 @@
           <w14:ligatures w14:val="standardContextual"/>
         </w:rPr>
       </w:pPr>
-      <w:hyperlink w:anchor="_Toc243935267" w:history="1">
+      <w:hyperlink w:anchor="_Toc244029864" w:history="1">
         <w:r>
           <w:rPr>
             <w:rStyle w:val="aff9"/>
@@ -4097,7 +4097,7 @@
             <w:noProof/>
             <w:webHidden/>
           </w:rPr>
-          <w:instrText>PAGEREF _Toc243935267 \h</w:instrText>
+          <w:instrText>PAGEREF _Toc244029864 \h</w:instrText>
         </w:r>
         <w:r>
           <w:rPr>
@@ -4157,7 +4157,7 @@
           <w14:ligatures w14:val="standardContextual"/>
         </w:rPr>
       </w:pPr>
-      <w:hyperlink w:anchor="_Toc243935268" w:history="1">
+      <w:hyperlink w:anchor="_Toc244029865" w:history="1">
         <w:r>
           <w:rPr>
             <w:rStyle w:val="aff9"/>
@@ -4203,7 +4203,7 @@
             <w:noProof/>
             <w:webHidden/>
           </w:rPr>
-          <w:instrText>PAGEREF _Toc243935268 \h</w:instrText>
+          <w:instrText>PAGEREF _Toc244029865 \h</w:instrText>
         </w:r>
         <w:r>
           <w:rPr>
@@ -4263,7 +4263,7 @@
           <w14:ligatures w14:val="standardContextual"/>
         </w:rPr>
       </w:pPr>
-      <w:hyperlink w:anchor="_Toc243935269" w:history="1">
+      <w:hyperlink w:anchor="_Toc244029866" w:history="1">
         <w:r>
           <w:rPr>
             <w:rStyle w:val="aff9"/>
@@ -4309,7 +4309,7 @@
             <w:noProof/>
             <w:webHidden/>
           </w:rPr>
-          <w:instrText>PAGEREF _Toc243935269 \h</w:instrText>
+          <w:instrText>PAGEREF _Toc244029866 \h</w:instrText>
         </w:r>
         <w:r>
           <w:rPr>
@@ -4369,7 +4369,7 @@
           <w14:ligatures w14:val="standardContextual"/>
         </w:rPr>
       </w:pPr>
-      <w:hyperlink w:anchor="_Toc243935270" w:history="1">
+      <w:hyperlink w:anchor="_Toc244029867" w:history="1">
         <w:r>
           <w:rPr>
             <w:rStyle w:val="aff9"/>
@@ -4415,7 +4415,7 @@
             <w:noProof/>
             <w:webHidden/>
           </w:rPr>
-          <w:instrText>PAGEREF _Toc243935270 \h</w:instrText>
+          <w:instrText>PAGEREF _Toc244029867 \h</w:instrText>
         </w:r>
         <w:r>
           <w:rPr>
@@ -4475,7 +4475,7 @@
           <w14:ligatures w14:val="standardContextual"/>
         </w:rPr>
       </w:pPr>
-      <w:hyperlink w:anchor="_Toc243935271" w:history="1">
+      <w:hyperlink w:anchor="_Toc244029868" w:history="1">
         <w:r>
           <w:rPr>
             <w:rStyle w:val="aff9"/>
@@ -4521,7 +4521,7 @@
             <w:noProof/>
             <w:webHidden/>
           </w:rPr>
-          <w:instrText>PAGEREF _Toc243935271 \h</w:instrText>
+          <w:instrText>PAGEREF _Toc244029868 \h</w:instrText>
         </w:r>
         <w:r>
           <w:rPr>
@@ -4580,7 +4580,7 @@
           <w14:ligatures w14:val="standardContextual"/>
         </w:rPr>
       </w:pPr>
-      <w:hyperlink w:anchor="_Toc243935272" w:history="1">
+      <w:hyperlink w:anchor="_Toc244029869" w:history="1">
         <w:r>
           <w:rPr>
             <w:rStyle w:val="aff9"/>
@@ -4626,7 +4626,7 @@
             <w:noProof/>
             <w:webHidden/>
           </w:rPr>
-          <w:instrText>PAGEREF _Toc243935272 \h</w:instrText>
+          <w:instrText>PAGEREF _Toc244029869 \h</w:instrText>
         </w:r>
         <w:r>
           <w:rPr>
@@ -4686,7 +4686,7 @@
           <w14:ligatures w14:val="standardContextual"/>
         </w:rPr>
       </w:pPr>
-      <w:hyperlink w:anchor="_Toc243935273" w:history="1">
+      <w:hyperlink w:anchor="_Toc244029870" w:history="1">
         <w:r>
           <w:rPr>
             <w:rStyle w:val="aff9"/>
@@ -4732,7 +4732,7 @@
             <w:noProof/>
             <w:webHidden/>
           </w:rPr>
-          <w:instrText>PAGEREF _Toc243935273 \h</w:instrText>
+          <w:instrText>PAGEREF _Toc244029870 \h</w:instrText>
         </w:r>
         <w:r>
           <w:rPr>
@@ -4792,7 +4792,7 @@
           <w14:ligatures w14:val="standardContextual"/>
         </w:rPr>
       </w:pPr>
-      <w:hyperlink w:anchor="_Toc243935274" w:history="1">
+      <w:hyperlink w:anchor="_Toc244029871" w:history="1">
         <w:r>
           <w:rPr>
             <w:rStyle w:val="aff9"/>
@@ -4838,7 +4838,7 @@
             <w:noProof/>
             <w:webHidden/>
           </w:rPr>
-          <w:instrText>PAGEREF _Toc243935274 \h</w:instrText>
+          <w:instrText>PAGEREF _Toc244029871 \h</w:instrText>
         </w:r>
         <w:r>
           <w:rPr>
@@ -4898,7 +4898,7 @@
           <w14:ligatures w14:val="standardContextual"/>
         </w:rPr>
       </w:pPr>
-      <w:hyperlink w:anchor="_Toc243935275" w:history="1">
+      <w:hyperlink w:anchor="_Toc244029872" w:history="1">
         <w:r>
           <w:rPr>
             <w:rStyle w:val="aff9"/>
@@ -4944,7 +4944,7 @@
             <w:noProof/>
             <w:webHidden/>
           </w:rPr>
-          <w:instrText>PAGEREF _Toc243935275 \h</w:instrText>
+          <w:instrText>PAGEREF _Toc244029872 \h</w:instrText>
         </w:r>
         <w:r>
           <w:rPr>
@@ -5004,7 +5004,7 @@
           <w14:ligatures w14:val="standardContextual"/>
         </w:rPr>
       </w:pPr>
-      <w:hyperlink w:anchor="_Toc243935276" w:history="1">
+      <w:hyperlink w:anchor="_Toc244029873" w:history="1">
         <w:r>
           <w:rPr>
             <w:rStyle w:val="aff9"/>
@@ -5050,7 +5050,7 @@
             <w:noProof/>
             <w:webHidden/>
           </w:rPr>
-          <w:instrText>PAGEREF _Toc243935276 \h</w:instrText>
+          <w:instrText>PAGEREF _Toc244029873 \h</w:instrText>
         </w:r>
         <w:r>
           <w:rPr>
@@ -5110,7 +5110,7 @@
           <w14:ligatures w14:val="standardContextual"/>
         </w:rPr>
       </w:pPr>
-      <w:hyperlink w:anchor="_Toc243935277" w:history="1">
+      <w:hyperlink w:anchor="_Toc244029874" w:history="1">
         <w:r>
           <w:rPr>
             <w:rStyle w:val="aff9"/>
@@ -5156,7 +5156,7 @@
             <w:noProof/>
             <w:webHidden/>
           </w:rPr>
-          <w:instrText>PAGEREF _Toc243935277 \h</w:instrText>
+          <w:instrText>PAGEREF _Toc244029874 \h</w:instrText>
         </w:r>
         <w:r>
           <w:rPr>
@@ -5216,7 +5216,7 @@
           <w14:ligatures w14:val="standardContextual"/>
         </w:rPr>
       </w:pPr>
-      <w:hyperlink w:anchor="_Toc243935278" w:history="1">
+      <w:hyperlink w:anchor="_Toc244029875" w:history="1">
         <w:r>
           <w:rPr>
             <w:rStyle w:val="aff9"/>
@@ -5262,7 +5262,7 @@
             <w:noProof/>
             <w:webHidden/>
           </w:rPr>
-          <w:instrText>PAGEREF _Toc243935278 \h</w:instrText>
+          <w:instrText>PAGEREF _Toc244029875 \h</w:instrText>
         </w:r>
         <w:r>
           <w:rPr>
@@ -5322,7 +5322,7 @@
           <w14:ligatures w14:val="standardContextual"/>
         </w:rPr>
       </w:pPr>
-      <w:hyperlink w:anchor="_Toc243935279" w:history="1">
+      <w:hyperlink w:anchor="_Toc244029876" w:history="1">
         <w:r>
           <w:rPr>
             <w:rStyle w:val="aff9"/>
@@ -5368,7 +5368,7 @@
             <w:noProof/>
             <w:webHidden/>
           </w:rPr>
-          <w:instrText>PAGEREF _Toc243935279 \h</w:instrText>
+          <w:instrText>PAGEREF _Toc244029876 \h</w:instrText>
         </w:r>
         <w:r>
           <w:rPr>
@@ -5428,7 +5428,7 @@
           <w14:ligatures w14:val="standardContextual"/>
         </w:rPr>
       </w:pPr>
-      <w:hyperlink w:anchor="_Toc243935280" w:history="1">
+      <w:hyperlink w:anchor="_Toc244029877" w:history="1">
         <w:r>
           <w:rPr>
             <w:rStyle w:val="aff9"/>
@@ -5474,7 +5474,7 @@
             <w:noProof/>
             <w:webHidden/>
           </w:rPr>
-          <w:instrText>PAGEREF _Toc243935280 \h</w:instrText>
+          <w:instrText>PAGEREF _Toc244029877 \h</w:instrText>
         </w:r>
         <w:r>
           <w:rPr>
@@ -5534,7 +5534,7 @@
           <w14:ligatures w14:val="standardContextual"/>
         </w:rPr>
       </w:pPr>
-      <w:hyperlink w:anchor="_Toc243935281" w:history="1">
+      <w:hyperlink w:anchor="_Toc244029878" w:history="1">
         <w:r>
           <w:rPr>
             <w:rStyle w:val="aff9"/>
@@ -5580,7 +5580,7 @@
             <w:noProof/>
             <w:webHidden/>
           </w:rPr>
-          <w:instrText>PAGEREF _Toc243935281 \h</w:instrText>
+          <w:instrText>PAGEREF _Toc244029878 \h</w:instrText>
         </w:r>
         <w:r>
           <w:rPr>
@@ -5640,7 +5640,7 @@
           <w14:ligatures w14:val="standardContextual"/>
         </w:rPr>
       </w:pPr>
-      <w:hyperlink w:anchor="_Toc243935282" w:history="1">
+      <w:hyperlink w:anchor="_Toc244029879" w:history="1">
         <w:r>
           <w:rPr>
             <w:rStyle w:val="aff9"/>
@@ -5686,7 +5686,7 @@
             <w:noProof/>
             <w:webHidden/>
           </w:rPr>
-          <w:instrText>PAGEREF _Toc243935282 \h</w:instrText>
+          <w:instrText>PAGEREF _Toc244029879 \h</w:instrText>
         </w:r>
         <w:r>
           <w:rPr>
@@ -5746,7 +5746,7 @@
           <w14:ligatures w14:val="standardContextual"/>
         </w:rPr>
       </w:pPr>
-      <w:hyperlink w:anchor="_Toc243935283" w:history="1">
+      <w:hyperlink w:anchor="_Toc244029880" w:history="1">
         <w:r>
           <w:rPr>
             <w:rStyle w:val="aff9"/>
@@ -5792,7 +5792,7 @@
             <w:noProof/>
             <w:webHidden/>
           </w:rPr>
-          <w:instrText>PAGEREF _Toc243935283 \h</w:instrText>
+          <w:instrText>PAGEREF _Toc244029880 \h</w:instrText>
         </w:r>
         <w:r>
           <w:rPr>
@@ -5852,7 +5852,7 @@
           <w14:ligatures w14:val="standardContextual"/>
         </w:rPr>
       </w:pPr>
-      <w:hyperlink w:anchor="_Toc243935284" w:history="1">
+      <w:hyperlink w:anchor="_Toc244029881" w:history="1">
         <w:r>
           <w:rPr>
             <w:rStyle w:val="aff9"/>
@@ -5898,7 +5898,7 @@
             <w:noProof/>
             <w:webHidden/>
           </w:rPr>
-          <w:instrText>PAGEREF _Toc243935284 \h</w:instrText>
+          <w:instrText>PAGEREF _Toc244029881 \h</w:instrText>
         </w:r>
         <w:r>
           <w:rPr>
@@ -5958,7 +5958,7 @@
           <w14:ligatures w14:val="standardContextual"/>
         </w:rPr>
       </w:pPr>
-      <w:hyperlink w:anchor="_Toc243935285" w:history="1">
+      <w:hyperlink w:anchor="_Toc244029882" w:history="1">
         <w:r>
           <w:rPr>
             <w:rStyle w:val="aff9"/>
@@ -6004,7 +6004,7 @@
             <w:noProof/>
             <w:webHidden/>
           </w:rPr>
-          <w:instrText>PAGEREF _Toc243935285 \h</w:instrText>
+          <w:instrText>PAGEREF _Toc244029882 \h</w:instrText>
         </w:r>
         <w:r>
           <w:rPr>
@@ -6064,7 +6064,7 @@
           <w14:ligatures w14:val="standardContextual"/>
         </w:rPr>
       </w:pPr>
-      <w:hyperlink w:anchor="_Toc243935286" w:history="1">
+      <w:hyperlink w:anchor="_Toc244029883" w:history="1">
         <w:r>
           <w:rPr>
             <w:rStyle w:val="aff9"/>
@@ -6110,7 +6110,7 @@
             <w:noProof/>
             <w:webHidden/>
           </w:rPr>
-          <w:instrText>PAGEREF _Toc243935286 \h</w:instrText>
+          <w:instrText>PAGEREF _Toc244029883 \h</w:instrText>
         </w:r>
         <w:r>
           <w:rPr>
@@ -6170,7 +6170,7 @@
           <w14:ligatures w14:val="standardContextual"/>
         </w:rPr>
       </w:pPr>
-      <w:hyperlink w:anchor="_Toc243935287" w:history="1">
+      <w:hyperlink w:anchor="_Toc244029884" w:history="1">
         <w:r>
           <w:rPr>
             <w:rStyle w:val="aff9"/>
@@ -6216,7 +6216,7 @@
             <w:noProof/>
             <w:webHidden/>
           </w:rPr>
-          <w:instrText>PAGEREF _Toc243935287 \h</w:instrText>
+          <w:instrText>PAGEREF _Toc244029884 \h</w:instrText>
         </w:r>
         <w:r>
           <w:rPr>
@@ -6276,7 +6276,7 @@
           <w14:ligatures w14:val="standardContextual"/>
         </w:rPr>
       </w:pPr>
-      <w:hyperlink w:anchor="_Toc243935288" w:history="1">
+      <w:hyperlink w:anchor="_Toc244029885" w:history="1">
         <w:r>
           <w:rPr>
             <w:rStyle w:val="aff9"/>
@@ -6322,7 +6322,7 @@
             <w:noProof/>
             <w:webHidden/>
           </w:rPr>
-          <w:instrText>PAGEREF _Toc243935288 \h</w:instrText>
+          <w:instrText>PAGEREF _Toc244029885 \h</w:instrText>
         </w:r>
         <w:r>
           <w:rPr>
@@ -6382,7 +6382,7 @@
           <w14:ligatures w14:val="standardContextual"/>
         </w:rPr>
       </w:pPr>
-      <w:hyperlink w:anchor="_Toc243935289" w:history="1">
+      <w:hyperlink w:anchor="_Toc244029886" w:history="1">
         <w:r>
           <w:rPr>
             <w:rStyle w:val="aff9"/>
@@ -6428,7 +6428,7 @@
             <w:noProof/>
             <w:webHidden/>
           </w:rPr>
-          <w:instrText>PAGEREF _Toc243935289 \h</w:instrText>
+          <w:instrText>PAGEREF _Toc244029886 \h</w:instrText>
         </w:r>
         <w:r>
           <w:rPr>
@@ -6487,7 +6487,7 @@
           <w14:ligatures w14:val="standardContextual"/>
         </w:rPr>
       </w:pPr>
-      <w:hyperlink w:anchor="_Toc243935290" w:history="1">
+      <w:hyperlink w:anchor="_Toc244029887" w:history="1">
         <w:r>
           <w:rPr>
             <w:rStyle w:val="aff9"/>
@@ -6533,7 +6533,7 @@
             <w:noProof/>
             <w:webHidden/>
           </w:rPr>
-          <w:instrText>PAGEREF _Toc243935290 \h</w:instrText>
+          <w:instrText>PAGEREF _Toc244029887 \h</w:instrText>
         </w:r>
         <w:r>
           <w:rPr>
@@ -6593,7 +6593,7 @@
           <w14:ligatures w14:val="standardContextual"/>
         </w:rPr>
       </w:pPr>
-      <w:hyperlink w:anchor="_Toc243935291" w:history="1">
+      <w:hyperlink w:anchor="_Toc244029888" w:history="1">
         <w:r>
           <w:rPr>
             <w:rStyle w:val="aff9"/>
@@ -6655,7 +6655,7 @@
             <w:noProof/>
             <w:webHidden/>
           </w:rPr>
-          <w:instrText>PAGEREF _Toc243935291 \h</w:instrText>
+          <w:instrText>PAGEREF _Toc244029888 \h</w:instrText>
         </w:r>
         <w:r>
           <w:rPr>
@@ -6715,7 +6715,7 @@
           <w14:ligatures w14:val="standardContextual"/>
         </w:rPr>
       </w:pPr>
-      <w:hyperlink w:anchor="_Toc243935292" w:history="1">
+      <w:hyperlink w:anchor="_Toc244029889" w:history="1">
         <w:r>
           <w:rPr>
             <w:rStyle w:val="aff9"/>
@@ -6761,7 +6761,7 @@
             <w:noProof/>
             <w:webHidden/>
           </w:rPr>
-          <w:instrText>PAGEREF _Toc243935292 \h</w:instrText>
+          <w:instrText>PAGEREF _Toc244029889 \h</w:instrText>
         </w:r>
         <w:r>
           <w:rPr>
@@ -6821,7 +6821,7 @@
           <w14:ligatures w14:val="standardContextual"/>
         </w:rPr>
       </w:pPr>
-      <w:hyperlink w:anchor="_Toc243935293" w:history="1">
+      <w:hyperlink w:anchor="_Toc244029890" w:history="1">
         <w:r>
           <w:rPr>
             <w:rStyle w:val="aff9"/>
@@ -6867,7 +6867,7 @@
             <w:noProof/>
             <w:webHidden/>
           </w:rPr>
-          <w:instrText>PAGEREF _Toc243935293 \h</w:instrText>
+          <w:instrText>PAGEREF _Toc244029890 \h</w:instrText>
         </w:r>
         <w:r>
           <w:rPr>
@@ -6927,7 +6927,7 @@
           <w14:ligatures w14:val="standardContextual"/>
         </w:rPr>
       </w:pPr>
-      <w:hyperlink w:anchor="_Toc243935294" w:history="1">
+      <w:hyperlink w:anchor="_Toc244029891" w:history="1">
         <w:r>
           <w:rPr>
             <w:rStyle w:val="aff9"/>
@@ -6973,7 +6973,7 @@
             <w:noProof/>
             <w:webHidden/>
           </w:rPr>
-          <w:instrText>PAGEREF _Toc243935294 \h</w:instrText>
+          <w:instrText>PAGEREF _Toc244029891 \h</w:instrText>
         </w:r>
         <w:r>
           <w:rPr>
@@ -7033,7 +7033,7 @@
           <w14:ligatures w14:val="standardContextual"/>
         </w:rPr>
       </w:pPr>
-      <w:hyperlink w:anchor="_Toc243935295" w:history="1">
+      <w:hyperlink w:anchor="_Toc244029892" w:history="1">
         <w:r>
           <w:rPr>
             <w:rStyle w:val="aff9"/>
@@ -7079,7 +7079,7 @@
             <w:noProof/>
             <w:webHidden/>
           </w:rPr>
-          <w:instrText>PAGEREF _Toc243935295 \h</w:instrText>
+          <w:instrText>PAGEREF _Toc244029892 \h</w:instrText>
         </w:r>
         <w:r>
           <w:rPr>
@@ -7139,7 +7139,7 @@
           <w14:ligatures w14:val="standardContextual"/>
         </w:rPr>
       </w:pPr>
-      <w:hyperlink w:anchor="_Toc243935296" w:history="1">
+      <w:hyperlink w:anchor="_Toc244029893" w:history="1">
         <w:r>
           <w:rPr>
             <w:rStyle w:val="aff9"/>
@@ -7185,7 +7185,7 @@
             <w:noProof/>
             <w:webHidden/>
           </w:rPr>
-          <w:instrText>PAGEREF _Toc243935296 \h</w:instrText>
+          <w:instrText>PAGEREF _Toc244029893 \h</w:instrText>
         </w:r>
         <w:r>
           <w:rPr>
@@ -7245,7 +7245,7 @@
           <w14:ligatures w14:val="standardContextual"/>
         </w:rPr>
       </w:pPr>
-      <w:hyperlink w:anchor="_Toc243935297" w:history="1">
+      <w:hyperlink w:anchor="_Toc244029894" w:history="1">
         <w:r>
           <w:rPr>
             <w:rStyle w:val="aff9"/>
@@ -7307,7 +7307,7 @@
             <w:noProof/>
             <w:webHidden/>
           </w:rPr>
-          <w:instrText>PAGEREF _Toc243935297 \h</w:instrText>
+          <w:instrText>PAGEREF _Toc244029894 \h</w:instrText>
         </w:r>
         <w:r>
           <w:rPr>
@@ -7367,7 +7367,7 @@
           <w14:ligatures w14:val="standardContextual"/>
         </w:rPr>
       </w:pPr>
-      <w:hyperlink w:anchor="_Toc243935298" w:history="1">
+      <w:hyperlink w:anchor="_Toc244029895" w:history="1">
         <w:r>
           <w:rPr>
             <w:rStyle w:val="aff9"/>
@@ -7413,7 +7413,7 @@
             <w:noProof/>
             <w:webHidden/>
           </w:rPr>
-          <w:instrText>PAGEREF _Toc243935298 \h</w:instrText>
+          <w:instrText>PAGEREF _Toc244029895 \h</w:instrText>
         </w:r>
         <w:r>
           <w:rPr>
@@ -7473,7 +7473,7 @@
           <w14:ligatures w14:val="standardContextual"/>
         </w:rPr>
       </w:pPr>
-      <w:hyperlink w:anchor="_Toc243935299" w:history="1">
+      <w:hyperlink w:anchor="_Toc244029896" w:history="1">
         <w:r>
           <w:rPr>
             <w:rStyle w:val="aff9"/>
@@ -7519,7 +7519,7 @@
             <w:noProof/>
             <w:webHidden/>
           </w:rPr>
-          <w:instrText>PAGEREF _Toc243935299 \h</w:instrText>
+          <w:instrText>PAGEREF _Toc244029896 \h</w:instrText>
         </w:r>
         <w:r>
           <w:rPr>
@@ -7579,7 +7579,7 @@
           <w14:ligatures w14:val="standardContextual"/>
         </w:rPr>
       </w:pPr>
-      <w:hyperlink w:anchor="_Toc243935300" w:history="1">
+      <w:hyperlink w:anchor="_Toc244029897" w:history="1">
         <w:r>
           <w:rPr>
             <w:rStyle w:val="aff9"/>
@@ -7625,7 +7625,7 @@
             <w:noProof/>
             <w:webHidden/>
           </w:rPr>
-          <w:instrText>PAGEREF _Toc243935300 \h</w:instrText>
+          <w:instrText>PAGEREF _Toc244029897 \h</w:instrText>
         </w:r>
         <w:r>
           <w:rPr>
@@ -7685,7 +7685,7 @@
           <w14:ligatures w14:val="standardContextual"/>
         </w:rPr>
       </w:pPr>
-      <w:hyperlink w:anchor="_Toc243935301" w:history="1">
+      <w:hyperlink w:anchor="_Toc244029898" w:history="1">
         <w:r>
           <w:rPr>
             <w:rStyle w:val="aff9"/>
@@ -7731,7 +7731,7 @@
             <w:noProof/>
             <w:webHidden/>
           </w:rPr>
-          <w:instrText>PAGEREF _Toc243935301 \h</w:instrText>
+          <w:instrText>PAGEREF _Toc244029898 \h</w:instrText>
         </w:r>
         <w:r>
           <w:rPr>
@@ -7791,7 +7791,7 @@
           <w14:ligatures w14:val="standardContextual"/>
         </w:rPr>
       </w:pPr>
-      <w:hyperlink w:anchor="_Toc243935302" w:history="1">
+      <w:hyperlink w:anchor="_Toc244029899" w:history="1">
         <w:r>
           <w:rPr>
             <w:rStyle w:val="aff9"/>
@@ -7837,7 +7837,7 @@
             <w:noProof/>
             <w:webHidden/>
           </w:rPr>
-          <w:instrText>PAGEREF _Toc243935302 \h</w:instrText>
+          <w:instrText>PAGEREF _Toc244029899 \h</w:instrText>
         </w:r>
         <w:r>
           <w:rPr>
@@ -7897,7 +7897,7 @@
           <w14:ligatures w14:val="standardContextual"/>
         </w:rPr>
       </w:pPr>
-      <w:hyperlink w:anchor="_Toc243935303" w:history="1">
+      <w:hyperlink w:anchor="_Toc244029900" w:history="1">
         <w:r>
           <w:rPr>
             <w:rStyle w:val="aff9"/>
@@ -7943,7 +7943,7 @@
             <w:noProof/>
             <w:webHidden/>
           </w:rPr>
-          <w:instrText>PAGEREF _Toc243935303 \h</w:instrText>
+          <w:instrText>PAGEREF _Toc244029900 \h</w:instrText>
         </w:r>
         <w:r>
           <w:rPr>
@@ -8002,7 +8002,7 @@
           <w14:ligatures w14:val="standardContextual"/>
         </w:rPr>
       </w:pPr>
-      <w:hyperlink w:anchor="_Toc243935304" w:history="1">
+      <w:hyperlink w:anchor="_Toc244029901" w:history="1">
         <w:r>
           <w:rPr>
             <w:rStyle w:val="aff9"/>
@@ -8048,7 +8048,7 @@
             <w:noProof/>
             <w:webHidden/>
           </w:rPr>
-          <w:instrText>PAGEREF _Toc243935304 \h</w:instrText>
+          <w:instrText>PAGEREF _Toc244029901 \h</w:instrText>
         </w:r>
         <w:r>
           <w:rPr>
@@ -8108,7 +8108,7 @@
           <w14:ligatures w14:val="standardContextual"/>
         </w:rPr>
       </w:pPr>
-      <w:hyperlink w:anchor="_Toc243935305" w:history="1">
+      <w:hyperlink w:anchor="_Toc244029902" w:history="1">
         <w:r>
           <w:rPr>
             <w:rStyle w:val="aff9"/>
@@ -8154,7 +8154,7 @@
             <w:noProof/>
             <w:webHidden/>
           </w:rPr>
-          <w:instrText>PAGEREF _Toc243935305 \h</w:instrText>
+          <w:instrText>PAGEREF _Toc244029902 \h</w:instrText>
         </w:r>
         <w:r>
           <w:rPr>
@@ -8214,7 +8214,7 @@
           <w14:ligatures w14:val="standardContextual"/>
         </w:rPr>
       </w:pPr>
-      <w:hyperlink w:anchor="_Toc243935306" w:history="1">
+      <w:hyperlink w:anchor="_Toc244029903" w:history="1">
         <w:r>
           <w:rPr>
             <w:rStyle w:val="aff9"/>
@@ -8260,7 +8260,7 @@
             <w:noProof/>
             <w:webHidden/>
           </w:rPr>
-          <w:instrText>PAGEREF _Toc243935306 \h</w:instrText>
+          <w:instrText>PAGEREF _Toc244029903 \h</w:instrText>
         </w:r>
         <w:r>
           <w:rPr>
@@ -8320,7 +8320,7 @@
           <w14:ligatures w14:val="standardContextual"/>
         </w:rPr>
       </w:pPr>
-      <w:hyperlink w:anchor="_Toc243935307" w:history="1">
+      <w:hyperlink w:anchor="_Toc244029904" w:history="1">
         <w:r>
           <w:rPr>
             <w:rStyle w:val="aff9"/>
@@ -8366,7 +8366,7 @@
             <w:noProof/>
             <w:webHidden/>
           </w:rPr>
-          <w:instrText>PAGEREF _Toc243935307 \h</w:instrText>
+          <w:instrText>PAGEREF _Toc244029904 \h</w:instrText>
         </w:r>
         <w:r>
           <w:rPr>
@@ -8425,7 +8425,7 @@
           <w14:ligatures w14:val="standardContextual"/>
         </w:rPr>
       </w:pPr>
-      <w:hyperlink w:anchor="_Toc243935308" w:history="1">
+      <w:hyperlink w:anchor="_Toc244029905" w:history="1">
         <w:r>
           <w:rPr>
             <w:rStyle w:val="aff9"/>
@@ -8471,7 +8471,7 @@
             <w:noProof/>
             <w:webHidden/>
           </w:rPr>
-          <w:instrText>PAGEREF _Toc243935308 \h</w:instrText>
+          <w:instrText>PAGEREF _Toc244029905 \h</w:instrText>
         </w:r>
         <w:r>
           <w:rPr>
@@ -8531,7 +8531,7 @@
           <w14:ligatures w14:val="standardContextual"/>
         </w:rPr>
       </w:pPr>
-      <w:hyperlink w:anchor="_Toc243935309" w:history="1">
+      <w:hyperlink w:anchor="_Toc244029906" w:history="1">
         <w:r>
           <w:rPr>
             <w:rStyle w:val="aff9"/>
@@ -8577,7 +8577,7 @@
             <w:noProof/>
             <w:webHidden/>
           </w:rPr>
-          <w:instrText>PAGEREF _Toc243935309 \h</w:instrText>
+          <w:instrText>PAGEREF _Toc244029906 \h</w:instrText>
         </w:r>
         <w:r>
           <w:rPr>
@@ -8637,7 +8637,7 @@
           <w14:ligatures w14:val="standardContextual"/>
         </w:rPr>
       </w:pPr>
-      <w:hyperlink w:anchor="_Toc243935310" w:history="1">
+      <w:hyperlink w:anchor="_Toc244029907" w:history="1">
         <w:r>
           <w:rPr>
             <w:rStyle w:val="aff9"/>
@@ -8683,7 +8683,7 @@
             <w:noProof/>
             <w:webHidden/>
           </w:rPr>
-          <w:instrText>PAGEREF _Toc243935310 \h</w:instrText>
+          <w:instrText>PAGEREF _Toc244029907 \h</w:instrText>
         </w:r>
         <w:r>
           <w:rPr>
@@ -8743,7 +8743,7 @@
           <w14:ligatures w14:val="standardContextual"/>
         </w:rPr>
       </w:pPr>
-      <w:hyperlink w:anchor="_Toc243935311" w:history="1">
+      <w:hyperlink w:anchor="_Toc244029908" w:history="1">
         <w:r>
           <w:rPr>
             <w:rStyle w:val="aff9"/>
@@ -8789,7 +8789,7 @@
             <w:noProof/>
             <w:webHidden/>
           </w:rPr>
-          <w:instrText>PAGEREF _Toc243935311 \h</w:instrText>
+          <w:instrText>PAGEREF _Toc244029908 \h</w:instrText>
         </w:r>
         <w:r>
           <w:rPr>
@@ -8849,7 +8849,7 @@
           <w14:ligatures w14:val="standardContextual"/>
         </w:rPr>
       </w:pPr>
-      <w:hyperlink w:anchor="_Toc243935312" w:history="1">
+      <w:hyperlink w:anchor="_Toc244029909" w:history="1">
         <w:r>
           <w:rPr>
             <w:rStyle w:val="aff9"/>
@@ -8895,7 +8895,7 @@
             <w:noProof/>
             <w:webHidden/>
           </w:rPr>
-          <w:instrText>PAGEREF _Toc243935312 \h</w:instrText>
+          <w:instrText>PAGEREF _Toc244029909 \h</w:instrText>
         </w:r>
         <w:r>
           <w:rPr>
@@ -8955,7 +8955,7 @@
           <w14:ligatures w14:val="standardContextual"/>
         </w:rPr>
       </w:pPr>
-      <w:hyperlink w:anchor="_Toc243935313" w:history="1">
+      <w:hyperlink w:anchor="_Toc244029910" w:history="1">
         <w:r>
           <w:rPr>
             <w:rStyle w:val="aff9"/>
@@ -9001,7 +9001,7 @@
             <w:noProof/>
             <w:webHidden/>
           </w:rPr>
-          <w:instrText>PAGEREF _Toc243935313 \h</w:instrText>
+          <w:instrText>PAGEREF _Toc244029910 \h</w:instrText>
         </w:r>
         <w:r>
           <w:rPr>
@@ -9060,7 +9060,7 @@
           <w14:ligatures w14:val="standardContextual"/>
         </w:rPr>
       </w:pPr>
-      <w:hyperlink w:anchor="_Toc243935314" w:history="1">
+      <w:hyperlink w:anchor="_Toc244029911" w:history="1">
         <w:r>
           <w:rPr>
             <w:rStyle w:val="aff9"/>
@@ -9106,7 +9106,7 @@
             <w:noProof/>
             <w:webHidden/>
           </w:rPr>
-          <w:instrText>PAGEREF _Toc243935314 \h</w:instrText>
+          <w:instrText>PAGEREF _Toc244029911 \h</w:instrText>
         </w:r>
         <w:r>
           <w:rPr>
@@ -9166,7 +9166,7 @@
           <w14:ligatures w14:val="standardContextual"/>
         </w:rPr>
       </w:pPr>
-      <w:hyperlink w:anchor="_Toc243935315" w:history="1">
+      <w:hyperlink w:anchor="_Toc244029912" w:history="1">
         <w:r>
           <w:rPr>
             <w:rStyle w:val="aff9"/>
@@ -9212,7 +9212,7 @@
             <w:noProof/>
             <w:webHidden/>
           </w:rPr>
-          <w:instrText>PAGEREF _Toc243935315 \h</w:instrText>
+          <w:instrText>PAGEREF _Toc244029912 \h</w:instrText>
         </w:r>
         <w:r>
           <w:rPr>
@@ -9272,7 +9272,7 @@
           <w14:ligatures w14:val="standardContextual"/>
         </w:rPr>
       </w:pPr>
-      <w:hyperlink w:anchor="_Toc243935316" w:history="1">
+      <w:hyperlink w:anchor="_Toc244029913" w:history="1">
         <w:r>
           <w:rPr>
             <w:rStyle w:val="aff9"/>
@@ -9318,7 +9318,7 @@
             <w:noProof/>
             <w:webHidden/>
           </w:rPr>
-          <w:instrText>PAGEREF _Toc243935316 \h</w:instrText>
+          <w:instrText>PAGEREF _Toc244029913 \h</w:instrText>
         </w:r>
         <w:r>
           <w:rPr>
@@ -9378,7 +9378,7 @@
           <w14:ligatures w14:val="standardContextual"/>
         </w:rPr>
       </w:pPr>
-      <w:hyperlink w:anchor="_Toc243935317" w:history="1">
+      <w:hyperlink w:anchor="_Toc244029914" w:history="1">
         <w:r>
           <w:rPr>
             <w:rStyle w:val="aff9"/>
@@ -9424,7 +9424,7 @@
             <w:noProof/>
             <w:webHidden/>
           </w:rPr>
-          <w:instrText>PAGEREF _Toc243935317 \h</w:instrText>
+          <w:instrText>PAGEREF _Toc244029914 \h</w:instrText>
         </w:r>
         <w:r>
           <w:rPr>
@@ -9484,7 +9484,7 @@
           <w14:ligatures w14:val="standardContextual"/>
         </w:rPr>
       </w:pPr>
-      <w:hyperlink w:anchor="_Toc243935318" w:history="1">
+      <w:hyperlink w:anchor="_Toc244029915" w:history="1">
         <w:r>
           <w:rPr>
             <w:rStyle w:val="aff9"/>
@@ -9530,7 +9530,7 @@
             <w:noProof/>
             <w:webHidden/>
           </w:rPr>
-          <w:instrText>PAGEREF _Toc243935318 \h</w:instrText>
+          <w:instrText>PAGEREF _Toc244029915 \h</w:instrText>
         </w:r>
         <w:r>
           <w:rPr>
@@ -9590,7 +9590,7 @@
           <w14:ligatures w14:val="standardContextual"/>
         </w:rPr>
       </w:pPr>
-      <w:hyperlink w:anchor="_Toc243935319" w:history="1">
+      <w:hyperlink w:anchor="_Toc244029916" w:history="1">
         <w:r>
           <w:rPr>
             <w:rStyle w:val="aff9"/>
@@ -9636,7 +9636,7 @@
             <w:noProof/>
             <w:webHidden/>
           </w:rPr>
-          <w:instrText>PAGEREF _Toc243935319 \h</w:instrText>
+          <w:instrText>PAGEREF _Toc244029916 \h</w:instrText>
         </w:r>
         <w:r>
           <w:rPr>
@@ -9695,7 +9695,7 @@
           <w14:ligatures w14:val="standardContextual"/>
         </w:rPr>
       </w:pPr>
-      <w:hyperlink w:anchor="_Toc243935320" w:history="1">
+      <w:hyperlink w:anchor="_Toc244029917" w:history="1">
         <w:r>
           <w:rPr>
             <w:rStyle w:val="aff9"/>
@@ -9741,7 +9741,7 @@
             <w:noProof/>
             <w:webHidden/>
           </w:rPr>
-          <w:instrText>PAGEREF _Toc243935320 \h</w:instrText>
+          <w:instrText>PAGEREF _Toc244029917 \h</w:instrText>
         </w:r>
         <w:r>
           <w:rPr>
@@ -9801,7 +9801,7 @@
           <w14:ligatures w14:val="standardContextual"/>
         </w:rPr>
       </w:pPr>
-      <w:hyperlink w:anchor="_Toc243935321" w:history="1">
+      <w:hyperlink w:anchor="_Toc244029918" w:history="1">
         <w:r>
           <w:rPr>
             <w:rStyle w:val="aff9"/>
@@ -9847,7 +9847,7 @@
             <w:noProof/>
             <w:webHidden/>
           </w:rPr>
-          <w:instrText>PAGEREF _Toc243935321 \h</w:instrText>
+          <w:instrText>PAGEREF _Toc244029918 \h</w:instrText>
         </w:r>
         <w:r>
           <w:rPr>
@@ -9907,7 +9907,7 @@
           <w14:ligatures w14:val="standardContextual"/>
         </w:rPr>
       </w:pPr>
-      <w:hyperlink w:anchor="_Toc243935322" w:history="1">
+      <w:hyperlink w:anchor="_Toc244029919" w:history="1">
         <w:r>
           <w:rPr>
             <w:rStyle w:val="aff9"/>
@@ -9953,7 +9953,7 @@
             <w:noProof/>
             <w:webHidden/>
           </w:rPr>
-          <w:instrText>PAGEREF _Toc243935322 \h</w:instrText>
+          <w:instrText>PAGEREF _Toc244029919 \h</w:instrText>
         </w:r>
         <w:r>
           <w:rPr>
@@ -10013,7 +10013,7 @@
           <w14:ligatures w14:val="standardContextual"/>
         </w:rPr>
       </w:pPr>
-      <w:hyperlink w:anchor="_Toc243935323" w:history="1">
+      <w:hyperlink w:anchor="_Toc244029920" w:history="1">
         <w:r>
           <w:rPr>
             <w:rStyle w:val="aff9"/>
@@ -10059,7 +10059,7 @@
             <w:noProof/>
             <w:webHidden/>
           </w:rPr>
-          <w:instrText>PAGEREF _Toc243935323 \h</w:instrText>
+          <w:instrText>PAGEREF _Toc244029920 \h</w:instrText>
         </w:r>
         <w:r>
           <w:rPr>
@@ -10118,7 +10118,7 @@
           <w14:ligatures w14:val="standardContextual"/>
         </w:rPr>
       </w:pPr>
-      <w:hyperlink w:anchor="_Toc243935324" w:history="1">
+      <w:hyperlink w:anchor="_Toc244029921" w:history="1">
         <w:r>
           <w:rPr>
             <w:rStyle w:val="aff9"/>
@@ -10172,7 +10172,7 @@
             <w:noProof/>
             <w:webHidden/>
           </w:rPr>
-          <w:instrText>PAGEREF _Toc243935324 \h</w:instrText>
+          <w:instrText>PAGEREF _Toc244029921 \h</w:instrText>
         </w:r>
         <w:r>
           <w:rPr>
@@ -10231,7 +10231,7 @@
           <w14:ligatures w14:val="standardContextual"/>
         </w:rPr>
       </w:pPr>
-      <w:hyperlink w:anchor="_Toc243935325" w:history="1">
+      <w:hyperlink w:anchor="_Toc244029922" w:history="1">
         <w:r>
           <w:rPr>
             <w:rStyle w:val="aff9"/>
@@ -10285,7 +10285,7 @@
             <w:noProof/>
             <w:webHidden/>
           </w:rPr>
-          <w:instrText>PAGEREF _Toc243935325 \h</w:instrText>
+          <w:instrText>PAGEREF _Toc244029922 \h</w:instrText>
         </w:r>
         <w:r>
           <w:rPr>
@@ -10423,7 +10423,7 @@
       <w:pPr>
         <w:pStyle w:val="1"/>
       </w:pPr>
-      <w:bookmarkStart w:id="0" w:name="_Toc243935238"/>
+      <w:bookmarkStart w:id="0" w:name="_Toc244029835"/>
       <w:r>
         <w:rPr>
           <w:rFonts w:ascii="Times New Roman" w:eastAsia="黑体" w:hAnsi="Times New Roman"/>
@@ -10443,7 +10443,7 @@
       <w:pPr>
         <w:pStyle w:val="21"/>
       </w:pPr>
-      <w:bookmarkStart w:id="1" w:name="_Toc243935239"/>
+      <w:bookmarkStart w:id="1" w:name="_Toc244029836"/>
       <w:r>
         <w:rPr>
           <w:rFonts w:ascii="Times New Roman" w:eastAsia="黑体" w:hAnsi="Times New Roman"/>
@@ -10502,7 +10502,7 @@
       <w:pPr>
         <w:pStyle w:val="21"/>
       </w:pPr>
-      <w:bookmarkStart w:id="2" w:name="_Toc243935240"/>
+      <w:bookmarkStart w:id="2" w:name="_Toc244029837"/>
       <w:r>
         <w:rPr>
           <w:rFonts w:ascii="Times New Roman" w:eastAsia="黑体" w:hAnsi="Times New Roman"/>
@@ -10633,7 +10633,7 @@
       <w:pPr>
         <w:pStyle w:val="21"/>
       </w:pPr>
-      <w:bookmarkStart w:id="3" w:name="_Toc243935241"/>
+      <w:bookmarkStart w:id="3" w:name="_Toc244029838"/>
       <w:r>
         <w:rPr>
           <w:rFonts w:ascii="Times New Roman" w:eastAsia="黑体" w:hAnsi="Times New Roman"/>
@@ -11283,7 +11283,7 @@
       <w:pPr>
         <w:pStyle w:val="21"/>
       </w:pPr>
-      <w:bookmarkStart w:id="4" w:name="_Toc243935242"/>
+      <w:bookmarkStart w:id="4" w:name="_Toc244029839"/>
       <w:r>
         <w:rPr>
           <w:rFonts w:ascii="Times New Roman" w:eastAsia="黑体" w:hAnsi="Times New Roman"/>
@@ -11398,7 +11398,7 @@
       <w:pPr>
         <w:pStyle w:val="21"/>
       </w:pPr>
-      <w:bookmarkStart w:id="5" w:name="_Toc243935243"/>
+      <w:bookmarkStart w:id="5" w:name="_Toc244029840"/>
       <w:r>
         <w:rPr>
           <w:rFonts w:ascii="Times New Roman" w:eastAsia="黑体" w:hAnsi="Times New Roman"/>
@@ -11514,7 +11514,7 @@
       <w:pPr>
         <w:pStyle w:val="1"/>
       </w:pPr>
-      <w:bookmarkStart w:id="6" w:name="_Toc243935244"/>
+      <w:bookmarkStart w:id="6" w:name="_Toc244029841"/>
       <w:r>
         <w:rPr>
           <w:rFonts w:ascii="Times New Roman" w:eastAsia="黑体" w:hAnsi="Times New Roman"/>
@@ -11534,7 +11534,7 @@
       <w:pPr>
         <w:pStyle w:val="21"/>
       </w:pPr>
-      <w:bookmarkStart w:id="7" w:name="_Toc243935245"/>
+      <w:bookmarkStart w:id="7" w:name="_Toc244029842"/>
       <w:r>
         <w:rPr>
           <w:rFonts w:ascii="Times New Roman" w:eastAsia="黑体" w:hAnsi="Times New Roman"/>
@@ -11705,7 +11705,7 @@
       <w:pPr>
         <w:pStyle w:val="21"/>
       </w:pPr>
-      <w:bookmarkStart w:id="8" w:name="_Toc243935246"/>
+      <w:bookmarkStart w:id="8" w:name="_Toc244029843"/>
       <w:r>
         <w:rPr>
           <w:rFonts w:ascii="Times New Roman" w:eastAsia="黑体" w:hAnsi="Times New Roman"/>
@@ -12162,7 +12162,7 @@
       <w:pPr>
         <w:pStyle w:val="21"/>
       </w:pPr>
-      <w:bookmarkStart w:id="9" w:name="_Toc243935247"/>
+      <w:bookmarkStart w:id="9" w:name="_Toc244029844"/>
       <w:r>
         <w:rPr>
           <w:rFonts w:ascii="Times New Roman" w:eastAsia="黑体" w:hAnsi="Times New Roman"/>
@@ -12306,7 +12306,7 @@
       <w:pPr>
         <w:pStyle w:val="21"/>
       </w:pPr>
-      <w:bookmarkStart w:id="10" w:name="_Toc243935248"/>
+      <w:bookmarkStart w:id="10" w:name="_Toc244029845"/>
       <w:r>
         <w:rPr>
           <w:rFonts w:ascii="Times New Roman" w:eastAsia="黑体" w:hAnsi="Times New Roman"/>
@@ -12809,7 +12809,7 @@
       <w:pPr>
         <w:pStyle w:val="21"/>
       </w:pPr>
-      <w:bookmarkStart w:id="11" w:name="_Toc243935249"/>
+      <w:bookmarkStart w:id="11" w:name="_Toc244029846"/>
       <w:r>
         <w:rPr>
           <w:rFonts w:ascii="Times New Roman" w:eastAsia="黑体" w:hAnsi="Times New Roman"/>
@@ -13458,7 +13458,7 @@
       <w:pPr>
         <w:pStyle w:val="1"/>
       </w:pPr>
-      <w:bookmarkStart w:id="12" w:name="_Toc243935250"/>
+      <w:bookmarkStart w:id="12" w:name="_Toc244029847"/>
       <w:r>
         <w:rPr>
           <w:rFonts w:ascii="Times New Roman" w:eastAsia="黑体" w:hAnsi="Times New Roman"/>
@@ -13478,7 +13478,7 @@
       <w:pPr>
         <w:pStyle w:val="21"/>
       </w:pPr>
-      <w:bookmarkStart w:id="13" w:name="_Toc243935251"/>
+      <w:bookmarkStart w:id="13" w:name="_Toc244029848"/>
       <w:r>
         <w:rPr>
           <w:rFonts w:ascii="Times New Roman" w:eastAsia="黑体" w:hAnsi="Times New Roman"/>
@@ -13696,7 +13696,7 @@
       <w:pPr>
         <w:pStyle w:val="21"/>
       </w:pPr>
-      <w:bookmarkStart w:id="14" w:name="_Toc243935252"/>
+      <w:bookmarkStart w:id="14" w:name="_Toc244029849"/>
       <w:r>
         <w:rPr>
           <w:rFonts w:ascii="Times New Roman" w:eastAsia="黑体" w:hAnsi="Times New Roman"/>
@@ -13738,7 +13738,7 @@
           <w:noProof/>
         </w:rPr>
         <w:drawing>
-          <wp:inline distT="0" distB="0" distL="0" distR="0" wp14:anchorId="30E2D3E1" wp14:editId="08E73CB4">
+          <wp:inline distT="0" distB="0" distL="0" distR="0" wp14:anchorId="7768838D" wp14:editId="7F8BA577">
             <wp:extent cx="5580000" cy="5054824"/>
             <wp:effectExtent l="0" t="0" r="0" b="0"/>
             <wp:docPr id="1" name="Picture 1"/>
@@ -14411,7 +14411,7 @@
       <w:pPr>
         <w:pStyle w:val="21"/>
       </w:pPr>
-      <w:bookmarkStart w:id="15" w:name="_Toc243935253"/>
+      <w:bookmarkStart w:id="15" w:name="_Toc244029850"/>
       <w:r>
         <w:rPr>
           <w:rFonts w:ascii="Times New Roman" w:eastAsia="黑体" w:hAnsi="Times New Roman"/>
@@ -14483,7 +14483,7 @@
           <w:noProof/>
         </w:rPr>
         <w:drawing>
-          <wp:inline distT="0" distB="0" distL="0" distR="0" wp14:anchorId="2A107054" wp14:editId="53B1FD10">
+          <wp:inline distT="0" distB="0" distL="0" distR="0" wp14:anchorId="2B57C024" wp14:editId="6072ECEF">
             <wp:extent cx="5580000" cy="6547200"/>
             <wp:effectExtent l="0" t="0" r="0" b="0"/>
             <wp:docPr id="2" name="Picture 2"/>
@@ -14550,7 +14550,7 @@
       <w:pPr>
         <w:pStyle w:val="21"/>
       </w:pPr>
-      <w:bookmarkStart w:id="16" w:name="_Toc243935254"/>
+      <w:bookmarkStart w:id="16" w:name="_Toc244029851"/>
       <w:r>
         <w:rPr>
           <w:rFonts w:ascii="Times New Roman" w:eastAsia="黑体" w:hAnsi="Times New Roman"/>
@@ -15641,7 +15641,7 @@
       <w:pPr>
         <w:pStyle w:val="21"/>
       </w:pPr>
-      <w:bookmarkStart w:id="17" w:name="_Toc243935255"/>
+      <w:bookmarkStart w:id="17" w:name="_Toc244029852"/>
       <w:r>
         <w:rPr>
           <w:rFonts w:ascii="Times New Roman" w:eastAsia="黑体" w:hAnsi="Times New Roman"/>
@@ -15935,7 +15935,7 @@
       <w:pPr>
         <w:pStyle w:val="21"/>
       </w:pPr>
-      <w:bookmarkStart w:id="18" w:name="_Toc243935256"/>
+      <w:bookmarkStart w:id="18" w:name="_Toc244029853"/>
       <w:r>
         <w:rPr>
           <w:rFonts w:ascii="Times New Roman" w:eastAsia="黑体" w:hAnsi="Times New Roman"/>
@@ -17027,7 +17027,7 @@
       <w:pPr>
         <w:pStyle w:val="1"/>
       </w:pPr>
-      <w:bookmarkStart w:id="19" w:name="_Toc243935257"/>
+      <w:bookmarkStart w:id="19" w:name="_Toc244029854"/>
       <w:r>
         <w:rPr>
           <w:rFonts w:ascii="Times New Roman" w:eastAsia="黑体" w:hAnsi="Times New Roman"/>
@@ -17047,7 +17047,7 @@
       <w:pPr>
         <w:pStyle w:val="21"/>
       </w:pPr>
-      <w:bookmarkStart w:id="20" w:name="_Toc243935258"/>
+      <w:bookmarkStart w:id="20" w:name="_Toc244029855"/>
       <w:r>
         <w:rPr>
           <w:rFonts w:ascii="Times New Roman" w:eastAsia="黑体" w:hAnsi="Times New Roman"/>
@@ -17984,7 +17984,7 @@
       <w:pPr>
         <w:pStyle w:val="21"/>
       </w:pPr>
-      <w:bookmarkStart w:id="21" w:name="_Toc243935259"/>
+      <w:bookmarkStart w:id="21" w:name="_Toc244029856"/>
       <w:r>
         <w:rPr>
           <w:rFonts w:ascii="Times New Roman" w:eastAsia="黑体" w:hAnsi="Times New Roman"/>
@@ -18003,7 +18003,7 @@
       <w:pPr>
         <w:pStyle w:val="31"/>
       </w:pPr>
-      <w:bookmarkStart w:id="22" w:name="_Toc243935260"/>
+      <w:bookmarkStart w:id="22" w:name="_Toc244029857"/>
       <w:r>
         <w:rPr>
           <w:rFonts w:ascii="Times New Roman" w:eastAsia="黑体" w:hAnsi="Times New Roman"/>
@@ -19022,7 +19022,7 @@
       <w:pPr>
         <w:pStyle w:val="31"/>
       </w:pPr>
-      <w:bookmarkStart w:id="23" w:name="_Toc243935261"/>
+      <w:bookmarkStart w:id="23" w:name="_Toc244029858"/>
       <w:r>
         <w:rPr>
           <w:rFonts w:ascii="Times New Roman" w:eastAsia="黑体" w:hAnsi="Times New Roman"/>
@@ -19926,7 +19926,7 @@
       <w:pPr>
         <w:pStyle w:val="31"/>
       </w:pPr>
-      <w:bookmarkStart w:id="24" w:name="_Toc243935262"/>
+      <w:bookmarkStart w:id="24" w:name="_Toc244029859"/>
       <w:r>
         <w:rPr>
           <w:rFonts w:ascii="Times New Roman" w:eastAsia="黑体" w:hAnsi="Times New Roman"/>
@@ -20970,7 +20970,7 @@
       <w:pPr>
         <w:pStyle w:val="31"/>
       </w:pPr>
-      <w:bookmarkStart w:id="25" w:name="_Toc243935263"/>
+      <w:bookmarkStart w:id="25" w:name="_Toc244029860"/>
       <w:r>
         <w:rPr>
           <w:rFonts w:ascii="Times New Roman" w:eastAsia="黑体" w:hAnsi="Times New Roman"/>
@@ -21796,7 +21796,7 @@
       <w:pPr>
         <w:pStyle w:val="31"/>
       </w:pPr>
-      <w:bookmarkStart w:id="26" w:name="_Toc243935264"/>
+      <w:bookmarkStart w:id="26" w:name="_Toc244029861"/>
       <w:r>
         <w:rPr>
           <w:rFonts w:ascii="Times New Roman" w:eastAsia="黑体" w:hAnsi="Times New Roman"/>
@@ -23189,7 +23189,7 @@
       <w:pPr>
         <w:pStyle w:val="21"/>
       </w:pPr>
-      <w:bookmarkStart w:id="27" w:name="_Toc243935265"/>
+      <w:bookmarkStart w:id="27" w:name="_Toc244029862"/>
       <w:r>
         <w:rPr>
           <w:rFonts w:ascii="Times New Roman" w:eastAsia="黑体" w:hAnsi="Times New Roman"/>
@@ -23208,7 +23208,7 @@
       <w:pPr>
         <w:pStyle w:val="31"/>
       </w:pPr>
-      <w:bookmarkStart w:id="28" w:name="_Toc243935266"/>
+      <w:bookmarkStart w:id="28" w:name="_Toc244029863"/>
       <w:r>
         <w:rPr>
           <w:rFonts w:ascii="Times New Roman" w:eastAsia="黑体" w:hAnsi="Times New Roman"/>
@@ -23552,7 +23552,7 @@
       <w:pPr>
         <w:pStyle w:val="31"/>
       </w:pPr>
-      <w:bookmarkStart w:id="29" w:name="_Toc243935267"/>
+      <w:bookmarkStart w:id="29" w:name="_Toc244029864"/>
       <w:r>
         <w:rPr>
           <w:rFonts w:ascii="Times New Roman" w:eastAsia="黑体" w:hAnsi="Times New Roman"/>
@@ -23946,7 +23946,7 @@
       <w:pPr>
         <w:pStyle w:val="31"/>
       </w:pPr>
-      <w:bookmarkStart w:id="30" w:name="_Toc243935268"/>
+      <w:bookmarkStart w:id="30" w:name="_Toc244029865"/>
       <w:r>
         <w:rPr>
           <w:rFonts w:ascii="Times New Roman" w:eastAsia="黑体" w:hAnsi="Times New Roman"/>
@@ -24219,7 +24219,7 @@
       <w:pPr>
         <w:pStyle w:val="31"/>
       </w:pPr>
-      <w:bookmarkStart w:id="31" w:name="_Toc243935269"/>
+      <w:bookmarkStart w:id="31" w:name="_Toc244029866"/>
       <w:r>
         <w:rPr>
           <w:rFonts w:ascii="Times New Roman" w:eastAsia="黑体" w:hAnsi="Times New Roman"/>
@@ -24606,7 +24606,7 @@
       <w:pPr>
         <w:pStyle w:val="21"/>
       </w:pPr>
-      <w:bookmarkStart w:id="32" w:name="_Toc243935270"/>
+      <w:bookmarkStart w:id="32" w:name="_Toc244029867"/>
       <w:r>
         <w:rPr>
           <w:rFonts w:ascii="Times New Roman" w:eastAsia="黑体" w:hAnsi="Times New Roman"/>
@@ -25754,7 +25754,7 @@
       <w:pPr>
         <w:pStyle w:val="21"/>
       </w:pPr>
-      <w:bookmarkStart w:id="33" w:name="_Toc243935271"/>
+      <w:bookmarkStart w:id="33" w:name="_Toc244029868"/>
       <w:r>
         <w:rPr>
           <w:rFonts w:ascii="Times New Roman" w:eastAsia="黑体" w:hAnsi="Times New Roman"/>
@@ -26016,7 +26016,7 @@
       <w:pPr>
         <w:pStyle w:val="1"/>
       </w:pPr>
-      <w:bookmarkStart w:id="34" w:name="_Toc243935272"/>
+      <w:bookmarkStart w:id="34" w:name="_Toc244029869"/>
       <w:r>
         <w:rPr>
           <w:rFonts w:ascii="Times New Roman" w:eastAsia="黑体" w:hAnsi="Times New Roman"/>
@@ -26036,7 +26036,7 @@
       <w:pPr>
         <w:pStyle w:val="21"/>
       </w:pPr>
-      <w:bookmarkStart w:id="35" w:name="_Toc243935273"/>
+      <w:bookmarkStart w:id="35" w:name="_Toc244029870"/>
       <w:r>
         <w:rPr>
           <w:rFonts w:ascii="Times New Roman" w:eastAsia="黑体" w:hAnsi="Times New Roman"/>
@@ -26332,7 +26332,7 @@
       <w:pPr>
         <w:pStyle w:val="21"/>
       </w:pPr>
-      <w:bookmarkStart w:id="36" w:name="_Toc243935274"/>
+      <w:bookmarkStart w:id="36" w:name="_Toc244029871"/>
       <w:r>
         <w:rPr>
           <w:rFonts w:ascii="Times New Roman" w:eastAsia="黑体" w:hAnsi="Times New Roman"/>
@@ -26380,7 +26380,7 @@
           <w:noProof/>
         </w:rPr>
         <w:drawing>
-          <wp:inline distT="0" distB="0" distL="0" distR="0" wp14:anchorId="6E4631A4" wp14:editId="15EB50D3">
+          <wp:inline distT="0" distB="0" distL="0" distR="0" wp14:anchorId="33F86E15" wp14:editId="5CA3ECA0">
             <wp:extent cx="5580000" cy="6413794"/>
             <wp:effectExtent l="0" t="0" r="0" b="0"/>
             <wp:docPr id="3" name="Picture 3"/>
@@ -26491,7 +26491,7 @@
       <w:pPr>
         <w:pStyle w:val="21"/>
       </w:pPr>
-      <w:bookmarkStart w:id="37" w:name="_Toc243935275"/>
+      <w:bookmarkStart w:id="37" w:name="_Toc244029872"/>
       <w:r>
         <w:rPr>
           <w:rFonts w:ascii="Times New Roman" w:eastAsia="黑体" w:hAnsi="Times New Roman"/>
@@ -27464,7 +27464,7 @@
       <w:pPr>
         <w:pStyle w:val="21"/>
       </w:pPr>
-      <w:bookmarkStart w:id="38" w:name="_Toc243935276"/>
+      <w:bookmarkStart w:id="38" w:name="_Toc244029873"/>
       <w:r>
         <w:rPr>
           <w:rFonts w:ascii="Times New Roman" w:eastAsia="黑体" w:hAnsi="Times New Roman"/>
@@ -27483,7 +27483,7 @@
       <w:pPr>
         <w:pStyle w:val="31"/>
       </w:pPr>
-      <w:bookmarkStart w:id="39" w:name="_Toc243935277"/>
+      <w:bookmarkStart w:id="39" w:name="_Toc244029874"/>
       <w:r>
         <w:rPr>
           <w:rFonts w:ascii="Times New Roman" w:eastAsia="黑体" w:hAnsi="Times New Roman"/>
@@ -28837,7 +28837,7 @@
       <w:pPr>
         <w:pStyle w:val="31"/>
       </w:pPr>
-      <w:bookmarkStart w:id="40" w:name="_Toc243935278"/>
+      <w:bookmarkStart w:id="40" w:name="_Toc244029875"/>
       <w:r>
         <w:rPr>
           <w:rFonts w:ascii="Times New Roman" w:eastAsia="黑体" w:hAnsi="Times New Roman"/>
@@ -30182,7 +30182,7 @@
       <w:pPr>
         <w:pStyle w:val="31"/>
       </w:pPr>
-      <w:bookmarkStart w:id="41" w:name="_Toc243935279"/>
+      <w:bookmarkStart w:id="41" w:name="_Toc244029876"/>
       <w:r>
         <w:rPr>
           <w:rFonts w:ascii="Times New Roman" w:eastAsia="黑体" w:hAnsi="Times New Roman"/>
@@ -31310,7 +31310,7 @@
       <w:pPr>
         <w:pStyle w:val="31"/>
       </w:pPr>
-      <w:bookmarkStart w:id="42" w:name="_Toc243935280"/>
+      <w:bookmarkStart w:id="42" w:name="_Toc244029877"/>
       <w:r>
         <w:rPr>
           <w:rFonts w:ascii="Times New Roman" w:eastAsia="黑体" w:hAnsi="Times New Roman"/>
@@ -33413,7 +33413,7 @@
       <w:pPr>
         <w:pStyle w:val="31"/>
       </w:pPr>
-      <w:bookmarkStart w:id="43" w:name="_Toc243935281"/>
+      <w:bookmarkStart w:id="43" w:name="_Toc244029878"/>
       <w:r>
         <w:rPr>
           <w:rFonts w:ascii="Times New Roman" w:eastAsia="黑体" w:hAnsi="Times New Roman"/>
@@ -34511,7 +34511,7 @@
       <w:pPr>
         <w:pStyle w:val="31"/>
       </w:pPr>
-      <w:bookmarkStart w:id="44" w:name="_Toc243935282"/>
+      <w:bookmarkStart w:id="44" w:name="_Toc244029879"/>
       <w:r>
         <w:rPr>
           <w:rFonts w:ascii="Times New Roman" w:eastAsia="黑体" w:hAnsi="Times New Roman"/>
@@ -36133,7 +36133,7 @@
       <w:pPr>
         <w:pStyle w:val="31"/>
       </w:pPr>
-      <w:bookmarkStart w:id="45" w:name="_Toc243935283"/>
+      <w:bookmarkStart w:id="45" w:name="_Toc244029880"/>
       <w:r>
         <w:rPr>
           <w:rFonts w:ascii="Times New Roman" w:eastAsia="黑体" w:hAnsi="Times New Roman"/>
@@ -37131,7 +37131,7 @@
       <w:pPr>
         <w:pStyle w:val="31"/>
       </w:pPr>
-      <w:bookmarkStart w:id="46" w:name="_Toc243935284"/>
+      <w:bookmarkStart w:id="46" w:name="_Toc244029881"/>
       <w:r>
         <w:rPr>
           <w:rFonts w:ascii="Times New Roman" w:eastAsia="黑体" w:hAnsi="Times New Roman"/>
@@ -38373,7 +38373,7 @@
       <w:pPr>
         <w:pStyle w:val="31"/>
       </w:pPr>
-      <w:bookmarkStart w:id="47" w:name="_Toc243935285"/>
+      <w:bookmarkStart w:id="47" w:name="_Toc244029882"/>
       <w:r>
         <w:rPr>
           <w:rFonts w:ascii="Times New Roman" w:eastAsia="黑体" w:hAnsi="Times New Roman"/>
@@ -39371,7 +39371,7 @@
       <w:pPr>
         <w:pStyle w:val="31"/>
       </w:pPr>
-      <w:bookmarkStart w:id="48" w:name="_Toc243935286"/>
+      <w:bookmarkStart w:id="48" w:name="_Toc244029883"/>
       <w:r>
         <w:rPr>
           <w:rFonts w:ascii="Times New Roman" w:eastAsia="黑体" w:hAnsi="Times New Roman"/>
@@ -40458,7 +40458,7 @@
       <w:pPr>
         <w:pStyle w:val="31"/>
       </w:pPr>
-      <w:bookmarkStart w:id="49" w:name="_Toc243935287"/>
+      <w:bookmarkStart w:id="49" w:name="_Toc244029884"/>
       <w:r>
         <w:rPr>
           <w:rFonts w:ascii="Times New Roman" w:eastAsia="黑体" w:hAnsi="Times New Roman"/>
@@ -41586,7 +41586,7 @@
       <w:pPr>
         <w:pStyle w:val="21"/>
       </w:pPr>
-      <w:bookmarkStart w:id="50" w:name="_Toc243935288"/>
+      <w:bookmarkStart w:id="50" w:name="_Toc244029885"/>
       <w:r>
         <w:rPr>
           <w:rFonts w:ascii="Times New Roman" w:eastAsia="黑体" w:hAnsi="Times New Roman"/>
@@ -42339,7 +42339,7 @@
       <w:pPr>
         <w:pStyle w:val="21"/>
       </w:pPr>
-      <w:bookmarkStart w:id="51" w:name="_Toc243935289"/>
+      <w:bookmarkStart w:id="51" w:name="_Toc244029886"/>
       <w:r>
         <w:rPr>
           <w:rFonts w:ascii="Times New Roman" w:eastAsia="黑体" w:hAnsi="Times New Roman"/>
@@ -42618,7 +42618,7 @@
       <w:pPr>
         <w:pStyle w:val="1"/>
       </w:pPr>
-      <w:bookmarkStart w:id="52" w:name="_Toc243935290"/>
+      <w:bookmarkStart w:id="52" w:name="_Toc244029887"/>
       <w:r>
         <w:rPr>
           <w:rFonts w:ascii="Times New Roman" w:eastAsia="黑体" w:hAnsi="Times New Roman"/>
@@ -42682,7 +42682,7 @@
       <w:pPr>
         <w:pStyle w:val="21"/>
       </w:pPr>
-      <w:bookmarkStart w:id="53" w:name="_Toc243935291"/>
+      <w:bookmarkStart w:id="53" w:name="_Toc244029888"/>
       <w:r>
         <w:rPr>
           <w:rFonts w:ascii="Times New Roman" w:eastAsia="黑体" w:hAnsi="Times New Roman"/>
@@ -42713,7 +42713,7 @@
       <w:pPr>
         <w:pStyle w:val="31"/>
       </w:pPr>
-      <w:bookmarkStart w:id="54" w:name="_Toc243935292"/>
+      <w:bookmarkStart w:id="54" w:name="_Toc244029889"/>
       <w:r>
         <w:rPr>
           <w:rFonts w:ascii="Times New Roman" w:eastAsia="黑体" w:hAnsi="Times New Roman"/>
@@ -42845,7 +42845,7 @@
       <w:pPr>
         <w:pStyle w:val="31"/>
       </w:pPr>
-      <w:bookmarkStart w:id="55" w:name="_Toc243935293"/>
+      <w:bookmarkStart w:id="55" w:name="_Toc244029890"/>
       <w:r>
         <w:rPr>
           <w:rFonts w:ascii="Times New Roman" w:eastAsia="黑体" w:hAnsi="Times New Roman"/>
@@ -42887,7 +42887,7 @@
           <w:noProof/>
         </w:rPr>
         <w:drawing>
-          <wp:inline distT="0" distB="0" distL="0" distR="0" wp14:anchorId="7F886605" wp14:editId="2EBED6F0">
+          <wp:inline distT="0" distB="0" distL="0" distR="0" wp14:anchorId="17B99D87" wp14:editId="46DD10FF">
             <wp:extent cx="5092200" cy="7380000"/>
             <wp:effectExtent l="0" t="0" r="0" b="0"/>
             <wp:docPr id="4" name="Picture 4"/>
@@ -42954,7 +42954,7 @@
       <w:pPr>
         <w:pStyle w:val="31"/>
       </w:pPr>
-      <w:bookmarkStart w:id="56" w:name="_Toc243935294"/>
+      <w:bookmarkStart w:id="56" w:name="_Toc244029891"/>
       <w:r>
         <w:rPr>
           <w:rFonts w:ascii="Times New Roman" w:eastAsia="黑体" w:hAnsi="Times New Roman"/>
@@ -43002,7 +43002,7 @@
           <w:noProof/>
         </w:rPr>
         <w:drawing>
-          <wp:inline distT="0" distB="0" distL="0" distR="0" wp14:anchorId="6A48783F" wp14:editId="7939F887">
+          <wp:inline distT="0" distB="0" distL="0" distR="0" wp14:anchorId="29E1CF05" wp14:editId="56CFB820">
             <wp:extent cx="5580000" cy="5387083"/>
             <wp:effectExtent l="0" t="0" r="0" b="0"/>
             <wp:docPr id="5" name="Picture 5"/>
@@ -43083,7 +43083,7 @@
       <w:pPr>
         <w:pStyle w:val="31"/>
       </w:pPr>
-      <w:bookmarkStart w:id="57" w:name="_Toc243935295"/>
+      <w:bookmarkStart w:id="57" w:name="_Toc244029892"/>
       <w:r>
         <w:rPr>
           <w:rFonts w:ascii="Times New Roman" w:eastAsia="黑体" w:hAnsi="Times New Roman"/>
@@ -43811,7 +43811,7 @@
       <w:pPr>
         <w:pStyle w:val="31"/>
       </w:pPr>
-      <w:bookmarkStart w:id="58" w:name="_Toc243935296"/>
+      <w:bookmarkStart w:id="58" w:name="_Toc244029893"/>
       <w:r>
         <w:rPr>
           <w:rFonts w:ascii="Times New Roman" w:eastAsia="黑体" w:hAnsi="Times New Roman"/>
@@ -44500,7 +44500,7 @@
       <w:pPr>
         <w:pStyle w:val="21"/>
       </w:pPr>
-      <w:bookmarkStart w:id="59" w:name="_Toc243935297"/>
+      <w:bookmarkStart w:id="59" w:name="_Toc244029894"/>
       <w:r>
         <w:rPr>
           <w:rFonts w:ascii="Times New Roman" w:eastAsia="黑体" w:hAnsi="Times New Roman"/>
@@ -44531,7 +44531,7 @@
       <w:pPr>
         <w:pStyle w:val="31"/>
       </w:pPr>
-      <w:bookmarkStart w:id="60" w:name="_Toc243935298"/>
+      <w:bookmarkStart w:id="60" w:name="_Toc244029895"/>
       <w:r>
         <w:rPr>
           <w:rFonts w:ascii="Times New Roman" w:eastAsia="黑体" w:hAnsi="Times New Roman"/>
@@ -44698,7 +44698,7 @@
       <w:pPr>
         <w:pStyle w:val="31"/>
       </w:pPr>
-      <w:bookmarkStart w:id="61" w:name="_Toc243935299"/>
+      <w:bookmarkStart w:id="61" w:name="_Toc244029896"/>
       <w:r>
         <w:rPr>
           <w:rFonts w:ascii="Times New Roman" w:eastAsia="黑体" w:hAnsi="Times New Roman"/>
@@ -44740,7 +44740,7 @@
           <w:noProof/>
         </w:rPr>
         <w:drawing>
-          <wp:inline distT="0" distB="0" distL="0" distR="0" wp14:anchorId="4000459C" wp14:editId="657B412B">
+          <wp:inline distT="0" distB="0" distL="0" distR="0" wp14:anchorId="79D77E23" wp14:editId="5B0EEEBD">
             <wp:extent cx="5580000" cy="7204557"/>
             <wp:effectExtent l="0" t="0" r="0" b="0"/>
             <wp:docPr id="6" name="Picture 6"/>
@@ -44807,7 +44807,7 @@
       <w:pPr>
         <w:pStyle w:val="31"/>
       </w:pPr>
-      <w:bookmarkStart w:id="62" w:name="_Toc243935300"/>
+      <w:bookmarkStart w:id="62" w:name="_Toc244029897"/>
       <w:r>
         <w:rPr>
           <w:rFonts w:ascii="Times New Roman" w:eastAsia="黑体" w:hAnsi="Times New Roman"/>
@@ -44855,7 +44855,7 @@
           <w:noProof/>
         </w:rPr>
         <w:drawing>
-          <wp:inline distT="0" distB="0" distL="0" distR="0" wp14:anchorId="4480041C" wp14:editId="7E2A78D0">
+          <wp:inline distT="0" distB="0" distL="0" distR="0" wp14:anchorId="66E9A365" wp14:editId="2C2E589F">
             <wp:extent cx="5580000" cy="5740156"/>
             <wp:effectExtent l="0" t="0" r="0" b="0"/>
             <wp:docPr id="7" name="Picture 7"/>
@@ -44936,7 +44936,7 @@
       <w:pPr>
         <w:pStyle w:val="31"/>
       </w:pPr>
-      <w:bookmarkStart w:id="63" w:name="_Toc243935301"/>
+      <w:bookmarkStart w:id="63" w:name="_Toc244029898"/>
       <w:r>
         <w:rPr>
           <w:rFonts w:ascii="Times New Roman" w:eastAsia="黑体" w:hAnsi="Times New Roman"/>
@@ -45538,7 +45538,7 @@
       <w:pPr>
         <w:pStyle w:val="31"/>
       </w:pPr>
-      <w:bookmarkStart w:id="64" w:name="_Toc243935302"/>
+      <w:bookmarkStart w:id="64" w:name="_Toc244029899"/>
       <w:r>
         <w:rPr>
           <w:rFonts w:ascii="Times New Roman" w:eastAsia="黑体" w:hAnsi="Times New Roman"/>
@@ -46235,7 +46235,7 @@
       <w:pPr>
         <w:pStyle w:val="21"/>
       </w:pPr>
-      <w:bookmarkStart w:id="65" w:name="_Toc243935303"/>
+      <w:bookmarkStart w:id="65" w:name="_Toc244029900"/>
       <w:r>
         <w:rPr>
           <w:rFonts w:ascii="Times New Roman" w:eastAsia="黑体" w:hAnsi="Times New Roman"/>
@@ -47236,7 +47236,7 @@
       <w:pPr>
         <w:pStyle w:val="1"/>
       </w:pPr>
-      <w:bookmarkStart w:id="66" w:name="_Toc243935304"/>
+      <w:bookmarkStart w:id="66" w:name="_Toc244029901"/>
       <w:r>
         <w:rPr>
           <w:rFonts w:ascii="Times New Roman" w:eastAsia="黑体" w:hAnsi="Times New Roman"/>
@@ -47256,7 +47256,7 @@
       <w:pPr>
         <w:pStyle w:val="21"/>
       </w:pPr>
-      <w:bookmarkStart w:id="67" w:name="_Toc243935305"/>
+      <w:bookmarkStart w:id="67" w:name="_Toc244029902"/>
       <w:r>
         <w:rPr>
           <w:rFonts w:ascii="Times New Roman" w:eastAsia="黑体" w:hAnsi="Times New Roman"/>
@@ -48706,7 +48706,7 @@
       <w:pPr>
         <w:pStyle w:val="21"/>
       </w:pPr>
-      <w:bookmarkStart w:id="68" w:name="_Toc243935306"/>
+      <w:bookmarkStart w:id="68" w:name="_Toc244029903"/>
       <w:r>
         <w:rPr>
           <w:rFonts w:ascii="Times New Roman" w:eastAsia="黑体" w:hAnsi="Times New Roman"/>
@@ -48857,7 +48857,7 @@
       <w:pPr>
         <w:pStyle w:val="21"/>
       </w:pPr>
-      <w:bookmarkStart w:id="69" w:name="_Toc243935307"/>
+      <w:bookmarkStart w:id="69" w:name="_Toc244029904"/>
       <w:r>
         <w:rPr>
           <w:rFonts w:ascii="Times New Roman" w:eastAsia="黑体" w:hAnsi="Times New Roman"/>
@@ -49014,7 +49014,7 @@
       <w:pPr>
         <w:pStyle w:val="1"/>
       </w:pPr>
-      <w:bookmarkStart w:id="70" w:name="_Toc243935308"/>
+      <w:bookmarkStart w:id="70" w:name="_Toc244029905"/>
       <w:r>
         <w:rPr>
           <w:rFonts w:ascii="Times New Roman" w:eastAsia="黑体" w:hAnsi="Times New Roman"/>
@@ -49034,7 +49034,7 @@
       <w:pPr>
         <w:pStyle w:val="21"/>
       </w:pPr>
-      <w:bookmarkStart w:id="71" w:name="_Toc243935309"/>
+      <w:bookmarkStart w:id="71" w:name="_Toc244029906"/>
       <w:r>
         <w:rPr>
           <w:rFonts w:ascii="Times New Roman" w:eastAsia="黑体" w:hAnsi="Times New Roman"/>
@@ -49081,7 +49081,7 @@
           <w:noProof/>
         </w:rPr>
         <w:drawing>
-          <wp:inline distT="0" distB="0" distL="0" distR="0" wp14:anchorId="3E69D12D" wp14:editId="7C8A90DF">
+          <wp:inline distT="0" distB="0" distL="0" distR="0" wp14:anchorId="090A9A11" wp14:editId="76C52A88">
             <wp:extent cx="5580000" cy="4135765"/>
             <wp:effectExtent l="0" t="0" r="0" b="0"/>
             <wp:docPr id="8" name="Picture 8"/>
@@ -49148,7 +49148,7 @@
       <w:pPr>
         <w:pStyle w:val="21"/>
       </w:pPr>
-      <w:bookmarkStart w:id="72" w:name="_Toc243935310"/>
+      <w:bookmarkStart w:id="72" w:name="_Toc244029907"/>
       <w:r>
         <w:rPr>
           <w:rFonts w:ascii="Times New Roman" w:eastAsia="黑体" w:hAnsi="Times New Roman"/>
@@ -50292,7 +50292,7 @@
       <w:pPr>
         <w:pStyle w:val="21"/>
       </w:pPr>
-      <w:bookmarkStart w:id="73" w:name="_Toc243935311"/>
+      <w:bookmarkStart w:id="73" w:name="_Toc244029908"/>
       <w:r>
         <w:rPr>
           <w:rFonts w:ascii="Times New Roman" w:eastAsia="黑体" w:hAnsi="Times New Roman"/>
@@ -50624,7 +50624,7 @@
       <w:pPr>
         <w:pStyle w:val="21"/>
       </w:pPr>
-      <w:bookmarkStart w:id="74" w:name="_Toc243935312"/>
+      <w:bookmarkStart w:id="74" w:name="_Toc244029909"/>
       <w:r>
         <w:rPr>
           <w:rFonts w:ascii="Times New Roman" w:eastAsia="黑体" w:hAnsi="Times New Roman"/>
@@ -51478,7 +51478,7 @@
       <w:pPr>
         <w:pStyle w:val="21"/>
       </w:pPr>
-      <w:bookmarkStart w:id="75" w:name="_Toc243935313"/>
+      <w:bookmarkStart w:id="75" w:name="_Toc244029910"/>
       <w:r>
         <w:rPr>
           <w:rFonts w:ascii="Times New Roman" w:eastAsia="黑体" w:hAnsi="Times New Roman"/>
@@ -51675,7 +51675,7 @@
       <w:pPr>
         <w:pStyle w:val="1"/>
       </w:pPr>
-      <w:bookmarkStart w:id="76" w:name="_Toc243935314"/>
+      <w:bookmarkStart w:id="76" w:name="_Toc244029911"/>
       <w:r>
         <w:rPr>
           <w:rFonts w:ascii="Times New Roman" w:eastAsia="黑体" w:hAnsi="Times New Roman"/>
@@ -51695,7 +51695,7 @@
       <w:pPr>
         <w:pStyle w:val="21"/>
       </w:pPr>
-      <w:bookmarkStart w:id="77" w:name="_Toc243935315"/>
+      <w:bookmarkStart w:id="77" w:name="_Toc244029912"/>
       <w:r>
         <w:rPr>
           <w:rFonts w:ascii="Times New Roman" w:eastAsia="黑体" w:hAnsi="Times New Roman"/>
@@ -51904,7 +51904,7 @@
       <w:pPr>
         <w:pStyle w:val="21"/>
       </w:pPr>
-      <w:bookmarkStart w:id="78" w:name="_Toc243935316"/>
+      <w:bookmarkStart w:id="78" w:name="_Toc244029913"/>
       <w:r>
         <w:rPr>
           <w:rFonts w:ascii="Times New Roman" w:eastAsia="黑体" w:hAnsi="Times New Roman"/>
@@ -52460,7 +52460,7 @@
       <w:pPr>
         <w:pStyle w:val="21"/>
       </w:pPr>
-      <w:bookmarkStart w:id="79" w:name="_Toc243935317"/>
+      <w:bookmarkStart w:id="79" w:name="_Toc244029914"/>
       <w:r>
         <w:rPr>
           <w:rFonts w:ascii="Times New Roman" w:eastAsia="黑体" w:hAnsi="Times New Roman"/>
@@ -52603,7 +52603,7 @@
       <w:pPr>
         <w:pStyle w:val="21"/>
       </w:pPr>
-      <w:bookmarkStart w:id="80" w:name="_Toc243935318"/>
+      <w:bookmarkStart w:id="80" w:name="_Toc244029915"/>
       <w:r>
         <w:rPr>
           <w:rFonts w:ascii="Times New Roman" w:eastAsia="黑体" w:hAnsi="Times New Roman"/>
@@ -52701,7 +52701,7 @@
       <w:pPr>
         <w:pStyle w:val="21"/>
       </w:pPr>
-      <w:bookmarkStart w:id="81" w:name="_Toc243935319"/>
+      <w:bookmarkStart w:id="81" w:name="_Toc244029916"/>
       <w:r>
         <w:rPr>
           <w:rFonts w:ascii="Times New Roman" w:eastAsia="黑体" w:hAnsi="Times New Roman"/>
@@ -52810,7 +52810,7 @@
       <w:pPr>
         <w:pStyle w:val="1"/>
       </w:pPr>
-      <w:bookmarkStart w:id="82" w:name="_Toc243935320"/>
+      <w:bookmarkStart w:id="82" w:name="_Toc244029917"/>
       <w:r>
         <w:rPr>
           <w:rFonts w:ascii="Times New Roman" w:eastAsia="黑体" w:hAnsi="Times New Roman"/>
@@ -52830,7 +52830,7 @@
       <w:pPr>
         <w:pStyle w:val="21"/>
       </w:pPr>
-      <w:bookmarkStart w:id="83" w:name="_Toc243935321"/>
+      <w:bookmarkStart w:id="83" w:name="_Toc244029918"/>
       <w:r>
         <w:rPr>
           <w:rFonts w:ascii="Times New Roman" w:eastAsia="黑体" w:hAnsi="Times New Roman"/>
@@ -54058,19 +54058,43 @@
               <w:rPr>
                 <w:sz w:val="17"/>
               </w:rPr>
-              <w:t>测试用例</w:t>
-            </w:r>
-            <w:r>
-              <w:rPr>
-                <w:sz w:val="17"/>
-              </w:rPr>
-              <w:t xml:space="preserve"> xlsx</w:t>
-            </w:r>
-            <w:r>
-              <w:rPr>
-                <w:sz w:val="17"/>
-              </w:rPr>
-              <w:t>（后续提交）</w:t>
+              <w:t>docs/</w:t>
+            </w:r>
+            <w:r>
+              <w:rPr>
+                <w:sz w:val="17"/>
+              </w:rPr>
+              <w:t>交付物</w:t>
+            </w:r>
+            <w:r>
+              <w:rPr>
+                <w:sz w:val="17"/>
+              </w:rPr>
+              <w:t>/</w:t>
+            </w:r>
+            <w:r>
+              <w:rPr>
+                <w:sz w:val="17"/>
+              </w:rPr>
+              <w:t>测试用例与</w:t>
+            </w:r>
+            <w:r>
+              <w:rPr>
+                <w:sz w:val="17"/>
+              </w:rPr>
+              <w:t>BUG</w:t>
+            </w:r>
+            <w:r>
+              <w:rPr>
+                <w:sz w:val="17"/>
+              </w:rPr>
+              <w:t>清单</w:t>
+            </w:r>
+            <w:r>
+              <w:rPr>
+                <w:sz w:val="17"/>
+              </w:rPr>
+              <w:t>.xlsx</w:t>
             </w:r>
           </w:p>
         </w:tc>
@@ -54251,7 +54275,7 @@
       <w:pPr>
         <w:pStyle w:val="21"/>
       </w:pPr>
-      <w:bookmarkStart w:id="84" w:name="_Toc243935322"/>
+      <w:bookmarkStart w:id="84" w:name="_Toc244029919"/>
       <w:r>
         <w:rPr>
           <w:rFonts w:ascii="Times New Roman" w:eastAsia="黑体" w:hAnsi="Times New Roman"/>
@@ -54725,7 +54749,7 @@
       <w:pPr>
         <w:pStyle w:val="21"/>
       </w:pPr>
-      <w:bookmarkStart w:id="85" w:name="_Toc243935323"/>
+      <w:bookmarkStart w:id="85" w:name="_Toc244029920"/>
       <w:r>
         <w:rPr>
           <w:rFonts w:ascii="Times New Roman" w:eastAsia="黑体" w:hAnsi="Times New Roman"/>
@@ -55576,7 +55600,7 @@
       <w:pPr>
         <w:pStyle w:val="1"/>
       </w:pPr>
-      <w:bookmarkStart w:id="86" w:name="_Toc243935324"/>
+      <w:bookmarkStart w:id="86" w:name="_Toc244029921"/>
       <w:r>
         <w:rPr>
           <w:rFonts w:ascii="Times New Roman" w:eastAsia="黑体" w:hAnsi="Times New Roman"/>
@@ -56391,7 +56415,7 @@
       <w:pPr>
         <w:pStyle w:val="1"/>
       </w:pPr>
-      <w:bookmarkStart w:id="87" w:name="_Toc243935325"/>
+      <w:bookmarkStart w:id="87" w:name="_Toc244029922"/>
       <w:r>
         <w:rPr>
           <w:rFonts w:ascii="Times New Roman" w:eastAsia="黑体" w:hAnsi="Times New Roman"/>
@@ -57345,31 +57369,31 @@
       </w:rPr>
     </w:lvl>
   </w:abstractNum>
-  <w:num w:numId="1" w16cid:durableId="703017645">
+  <w:num w:numId="1" w16cid:durableId="1630435486">
     <w:abstractNumId w:val="8"/>
   </w:num>
-  <w:num w:numId="2" w16cid:durableId="1379672229">
+  <w:num w:numId="2" w16cid:durableId="1069307035">
     <w:abstractNumId w:val="6"/>
   </w:num>
-  <w:num w:numId="3" w16cid:durableId="184295945">
+  <w:num w:numId="3" w16cid:durableId="88625589">
     <w:abstractNumId w:val="5"/>
   </w:num>
-  <w:num w:numId="4" w16cid:durableId="1849515018">
+  <w:num w:numId="4" w16cid:durableId="1380940075">
     <w:abstractNumId w:val="4"/>
   </w:num>
-  <w:num w:numId="5" w16cid:durableId="1597447519">
+  <w:num w:numId="5" w16cid:durableId="528686247">
     <w:abstractNumId w:val="7"/>
   </w:num>
-  <w:num w:numId="6" w16cid:durableId="641498967">
+  <w:num w:numId="6" w16cid:durableId="962268391">
     <w:abstractNumId w:val="3"/>
   </w:num>
-  <w:num w:numId="7" w16cid:durableId="1520199529">
+  <w:num w:numId="7" w16cid:durableId="847864401">
     <w:abstractNumId w:val="2"/>
   </w:num>
-  <w:num w:numId="8" w16cid:durableId="82995011">
+  <w:num w:numId="8" w16cid:durableId="1265841518">
     <w:abstractNumId w:val="1"/>
   </w:num>
-  <w:num w:numId="9" w16cid:durableId="858544264">
+  <w:num w:numId="9" w16cid:durableId="2052458810">
     <w:abstractNumId w:val="0"/>
   </w:num>
 </w:numbering>
@@ -68765,7 +68789,7 @@
     <w:autoRedefine/>
     <w:uiPriority w:val="39"/>
     <w:unhideWhenUsed/>
-    <w:rsid w:val="001F21F3"/>
+    <w:rsid w:val="00F173FA"/>
   </w:style>
   <w:style w:type="paragraph" w:styleId="TOC2">
     <w:name w:val="toc 2"/>
@@ -68774,7 +68798,7 @@
     <w:autoRedefine/>
     <w:uiPriority w:val="39"/>
     <w:unhideWhenUsed/>
-    <w:rsid w:val="001F21F3"/>
+    <w:rsid w:val="00F173FA"/>
     <w:pPr>
       <w:ind w:leftChars="200" w:left="420"/>
     </w:pPr>
@@ -68786,7 +68810,7 @@
     <w:autoRedefine/>
     <w:uiPriority w:val="39"/>
     <w:unhideWhenUsed/>
-    <w:rsid w:val="001F21F3"/>
+    <w:rsid w:val="00F173FA"/>
     <w:pPr>
       <w:ind w:leftChars="400" w:left="840"/>
     </w:pPr>
@@ -68796,7 +68820,7 @@
     <w:basedOn w:val="a2"/>
     <w:uiPriority w:val="99"/>
     <w:unhideWhenUsed/>
-    <w:rsid w:val="001F21F3"/>
+    <w:rsid w:val="00F173FA"/>
     <w:rPr>
       <w:color w:val="0000FF" w:themeColor="hyperlink"/>
       <w:u w:val="single"/>
